--- a/Finalised Templates/Word/CQC_LLD_Template.docx
+++ b/Finalised Templates/Word/CQC_LLD_Template.docx
@@ -707,19 +707,29 @@
       <w:pPr>
         <w:pStyle w:val="Heading1"/>
       </w:pPr>
+      <w:bookmarkStart w:id="0" w:name="_Toc235607337"/>
       <w:r>
         <w:lastRenderedPageBreak/>
         <w:t>Table of Contents</w:t>
       </w:r>
+      <w:bookmarkEnd w:id="0"/>
     </w:p>
     <w:sdt>
       <w:sdtPr>
         <w:alias w:val="Table of Contents"/>
         <w:id w:val="908199895"/>
       </w:sdtPr>
-      <w:sdtEndPr/>
       <w:sdtContent>
         <w:p>
+          <w:pPr>
+            <w:pStyle w:val="TOC1"/>
+            <w:tabs>
+              <w:tab w:val="right" w:leader="dot" w:pos="9350"/>
+            </w:tabs>
+            <w:rPr>
+              <w:noProof/>
+            </w:rPr>
+          </w:pPr>
           <w:r>
             <w:fldChar w:fldCharType="begin"/>
           </w:r>
@@ -729,6 +739,3777 @@
           <w:r>
             <w:fldChar w:fldCharType="separate"/>
           </w:r>
+          <w:hyperlink w:anchor="_Toc235607337" w:history="1">
+            <w:r>
+              <w:rPr>
+                <w:rStyle w:val="Hyperlink"/>
+                <w:noProof/>
+              </w:rPr>
+              <w:t>Table of Contents</w:t>
+            </w:r>
+            <w:r>
+              <w:rPr>
+                <w:noProof/>
+              </w:rPr>
+              <w:tab/>
+            </w:r>
+            <w:r>
+              <w:rPr>
+                <w:noProof/>
+              </w:rPr>
+              <w:fldChar w:fldCharType="begin"/>
+            </w:r>
+            <w:r>
+              <w:rPr>
+                <w:noProof/>
+              </w:rPr>
+              <w:instrText xml:space="preserve"> PAGEREF _Toc235607337 \h </w:instrText>
+            </w:r>
+            <w:r>
+              <w:rPr>
+                <w:noProof/>
+              </w:rPr>
+            </w:r>
+            <w:r>
+              <w:rPr>
+                <w:noProof/>
+              </w:rPr>
+              <w:fldChar w:fldCharType="separate"/>
+            </w:r>
+            <w:r>
+              <w:rPr>
+                <w:noProof/>
+              </w:rPr>
+              <w:t>2</w:t>
+            </w:r>
+            <w:r>
+              <w:rPr>
+                <w:noProof/>
+              </w:rPr>
+              <w:fldChar w:fldCharType="end"/>
+            </w:r>
+          </w:hyperlink>
+        </w:p>
+        <w:p>
+          <w:pPr>
+            <w:pStyle w:val="TOC1"/>
+            <w:tabs>
+              <w:tab w:val="right" w:leader="dot" w:pos="9350"/>
+            </w:tabs>
+            <w:rPr>
+              <w:noProof/>
+            </w:rPr>
+          </w:pPr>
+          <w:hyperlink w:anchor="_Toc235607338" w:history="1">
+            <w:r>
+              <w:rPr>
+                <w:rStyle w:val="Hyperlink"/>
+                <w:noProof/>
+              </w:rPr>
+              <w:t>1. Introduction</w:t>
+            </w:r>
+            <w:r>
+              <w:rPr>
+                <w:noProof/>
+              </w:rPr>
+              <w:tab/>
+            </w:r>
+            <w:r>
+              <w:rPr>
+                <w:noProof/>
+              </w:rPr>
+              <w:fldChar w:fldCharType="begin"/>
+            </w:r>
+            <w:r>
+              <w:rPr>
+                <w:noProof/>
+              </w:rPr>
+              <w:instrText xml:space="preserve"> PAGEREF _Toc235607338 \h </w:instrText>
+            </w:r>
+            <w:r>
+              <w:rPr>
+                <w:noProof/>
+              </w:rPr>
+            </w:r>
+            <w:r>
+              <w:rPr>
+                <w:noProof/>
+              </w:rPr>
+              <w:fldChar w:fldCharType="separate"/>
+            </w:r>
+            <w:r>
+              <w:rPr>
+                <w:noProof/>
+              </w:rPr>
+              <w:t>4</w:t>
+            </w:r>
+            <w:r>
+              <w:rPr>
+                <w:noProof/>
+              </w:rPr>
+              <w:fldChar w:fldCharType="end"/>
+            </w:r>
+          </w:hyperlink>
+        </w:p>
+        <w:p>
+          <w:pPr>
+            <w:pStyle w:val="TOC2"/>
+            <w:tabs>
+              <w:tab w:val="right" w:leader="dot" w:pos="9350"/>
+            </w:tabs>
+            <w:rPr>
+              <w:noProof/>
+            </w:rPr>
+          </w:pPr>
+          <w:hyperlink w:anchor="_Toc235607339" w:history="1">
+            <w:r>
+              <w:rPr>
+                <w:rStyle w:val="Hyperlink"/>
+                <w:noProof/>
+              </w:rPr>
+              <w:t>1.1 Document Purpose</w:t>
+            </w:r>
+            <w:r>
+              <w:rPr>
+                <w:noProof/>
+              </w:rPr>
+              <w:tab/>
+            </w:r>
+            <w:r>
+              <w:rPr>
+                <w:noProof/>
+              </w:rPr>
+              <w:fldChar w:fldCharType="begin"/>
+            </w:r>
+            <w:r>
+              <w:rPr>
+                <w:noProof/>
+              </w:rPr>
+              <w:instrText xml:space="preserve"> PAGEREF _Toc235607339 \h </w:instrText>
+            </w:r>
+            <w:r>
+              <w:rPr>
+                <w:noProof/>
+              </w:rPr>
+            </w:r>
+            <w:r>
+              <w:rPr>
+                <w:noProof/>
+              </w:rPr>
+              <w:fldChar w:fldCharType="separate"/>
+            </w:r>
+            <w:r>
+              <w:rPr>
+                <w:noProof/>
+              </w:rPr>
+              <w:t>4</w:t>
+            </w:r>
+            <w:r>
+              <w:rPr>
+                <w:noProof/>
+              </w:rPr>
+              <w:fldChar w:fldCharType="end"/>
+            </w:r>
+          </w:hyperlink>
+        </w:p>
+        <w:p>
+          <w:pPr>
+            <w:pStyle w:val="TOC2"/>
+            <w:tabs>
+              <w:tab w:val="right" w:leader="dot" w:pos="9350"/>
+            </w:tabs>
+            <w:rPr>
+              <w:noProof/>
+            </w:rPr>
+          </w:pPr>
+          <w:hyperlink w:anchor="_Toc235607340" w:history="1">
+            <w:r>
+              <w:rPr>
+                <w:rStyle w:val="Hyperlink"/>
+                <w:noProof/>
+              </w:rPr>
+              <w:t>1.2 Document Scope</w:t>
+            </w:r>
+            <w:r>
+              <w:rPr>
+                <w:noProof/>
+              </w:rPr>
+              <w:tab/>
+            </w:r>
+            <w:r>
+              <w:rPr>
+                <w:noProof/>
+              </w:rPr>
+              <w:fldChar w:fldCharType="begin"/>
+            </w:r>
+            <w:r>
+              <w:rPr>
+                <w:noProof/>
+              </w:rPr>
+              <w:instrText xml:space="preserve"> PAGEREF _Toc235607340 \h </w:instrText>
+            </w:r>
+            <w:r>
+              <w:rPr>
+                <w:noProof/>
+              </w:rPr>
+            </w:r>
+            <w:r>
+              <w:rPr>
+                <w:noProof/>
+              </w:rPr>
+              <w:fldChar w:fldCharType="separate"/>
+            </w:r>
+            <w:r>
+              <w:rPr>
+                <w:noProof/>
+              </w:rPr>
+              <w:t>4</w:t>
+            </w:r>
+            <w:r>
+              <w:rPr>
+                <w:noProof/>
+              </w:rPr>
+              <w:fldChar w:fldCharType="end"/>
+            </w:r>
+          </w:hyperlink>
+        </w:p>
+        <w:p>
+          <w:pPr>
+            <w:pStyle w:val="TOC2"/>
+            <w:tabs>
+              <w:tab w:val="right" w:leader="dot" w:pos="9350"/>
+            </w:tabs>
+            <w:rPr>
+              <w:noProof/>
+            </w:rPr>
+          </w:pPr>
+          <w:hyperlink w:anchor="_Toc235607341" w:history="1">
+            <w:r>
+              <w:rPr>
+                <w:rStyle w:val="Hyperlink"/>
+                <w:noProof/>
+              </w:rPr>
+              <w:t>1.3 Relationship to High Level Design</w:t>
+            </w:r>
+            <w:r>
+              <w:rPr>
+                <w:noProof/>
+              </w:rPr>
+              <w:tab/>
+            </w:r>
+            <w:r>
+              <w:rPr>
+                <w:noProof/>
+              </w:rPr>
+              <w:fldChar w:fldCharType="begin"/>
+            </w:r>
+            <w:r>
+              <w:rPr>
+                <w:noProof/>
+              </w:rPr>
+              <w:instrText xml:space="preserve"> PAGEREF _Toc235607341 \h </w:instrText>
+            </w:r>
+            <w:r>
+              <w:rPr>
+                <w:noProof/>
+              </w:rPr>
+            </w:r>
+            <w:r>
+              <w:rPr>
+                <w:noProof/>
+              </w:rPr>
+              <w:fldChar w:fldCharType="separate"/>
+            </w:r>
+            <w:r>
+              <w:rPr>
+                <w:noProof/>
+              </w:rPr>
+              <w:t>4</w:t>
+            </w:r>
+            <w:r>
+              <w:rPr>
+                <w:noProof/>
+              </w:rPr>
+              <w:fldChar w:fldCharType="end"/>
+            </w:r>
+          </w:hyperlink>
+        </w:p>
+        <w:p>
+          <w:pPr>
+            <w:pStyle w:val="TOC2"/>
+            <w:tabs>
+              <w:tab w:val="right" w:leader="dot" w:pos="9350"/>
+            </w:tabs>
+            <w:rPr>
+              <w:noProof/>
+            </w:rPr>
+          </w:pPr>
+          <w:hyperlink w:anchor="_Toc235607342" w:history="1">
+            <w:r>
+              <w:rPr>
+                <w:rStyle w:val="Hyperlink"/>
+                <w:noProof/>
+              </w:rPr>
+              <w:t>1.4 Assumptions, Dependencies and Constraints</w:t>
+            </w:r>
+            <w:r>
+              <w:rPr>
+                <w:noProof/>
+              </w:rPr>
+              <w:tab/>
+            </w:r>
+            <w:r>
+              <w:rPr>
+                <w:noProof/>
+              </w:rPr>
+              <w:fldChar w:fldCharType="begin"/>
+            </w:r>
+            <w:r>
+              <w:rPr>
+                <w:noProof/>
+              </w:rPr>
+              <w:instrText xml:space="preserve"> PAGEREF _Toc235607342 \h </w:instrText>
+            </w:r>
+            <w:r>
+              <w:rPr>
+                <w:noProof/>
+              </w:rPr>
+            </w:r>
+            <w:r>
+              <w:rPr>
+                <w:noProof/>
+              </w:rPr>
+              <w:fldChar w:fldCharType="separate"/>
+            </w:r>
+            <w:r>
+              <w:rPr>
+                <w:noProof/>
+              </w:rPr>
+              <w:t>4</w:t>
+            </w:r>
+            <w:r>
+              <w:rPr>
+                <w:noProof/>
+              </w:rPr>
+              <w:fldChar w:fldCharType="end"/>
+            </w:r>
+          </w:hyperlink>
+        </w:p>
+        <w:p>
+          <w:pPr>
+            <w:pStyle w:val="TOC1"/>
+            <w:tabs>
+              <w:tab w:val="right" w:leader="dot" w:pos="9350"/>
+            </w:tabs>
+            <w:rPr>
+              <w:noProof/>
+            </w:rPr>
+          </w:pPr>
+          <w:hyperlink w:anchor="_Toc235607343" w:history="1">
+            <w:r>
+              <w:rPr>
+                <w:rStyle w:val="Hyperlink"/>
+                <w:noProof/>
+              </w:rPr>
+              <w:t>2. Document Information</w:t>
+            </w:r>
+            <w:r>
+              <w:rPr>
+                <w:noProof/>
+              </w:rPr>
+              <w:tab/>
+            </w:r>
+            <w:r>
+              <w:rPr>
+                <w:noProof/>
+              </w:rPr>
+              <w:fldChar w:fldCharType="begin"/>
+            </w:r>
+            <w:r>
+              <w:rPr>
+                <w:noProof/>
+              </w:rPr>
+              <w:instrText xml:space="preserve"> PAGEREF _Toc235607343 \h </w:instrText>
+            </w:r>
+            <w:r>
+              <w:rPr>
+                <w:noProof/>
+              </w:rPr>
+            </w:r>
+            <w:r>
+              <w:rPr>
+                <w:noProof/>
+              </w:rPr>
+              <w:fldChar w:fldCharType="separate"/>
+            </w:r>
+            <w:r>
+              <w:rPr>
+                <w:noProof/>
+              </w:rPr>
+              <w:t>5</w:t>
+            </w:r>
+            <w:r>
+              <w:rPr>
+                <w:noProof/>
+              </w:rPr>
+              <w:fldChar w:fldCharType="end"/>
+            </w:r>
+          </w:hyperlink>
+        </w:p>
+        <w:p>
+          <w:pPr>
+            <w:pStyle w:val="TOC2"/>
+            <w:tabs>
+              <w:tab w:val="right" w:leader="dot" w:pos="9350"/>
+            </w:tabs>
+            <w:rPr>
+              <w:noProof/>
+            </w:rPr>
+          </w:pPr>
+          <w:hyperlink w:anchor="_Toc235607344" w:history="1">
+            <w:r>
+              <w:rPr>
+                <w:rStyle w:val="Hyperlink"/>
+                <w:noProof/>
+              </w:rPr>
+              <w:t>2.1 Version History</w:t>
+            </w:r>
+            <w:r>
+              <w:rPr>
+                <w:noProof/>
+              </w:rPr>
+              <w:tab/>
+            </w:r>
+            <w:r>
+              <w:rPr>
+                <w:noProof/>
+              </w:rPr>
+              <w:fldChar w:fldCharType="begin"/>
+            </w:r>
+            <w:r>
+              <w:rPr>
+                <w:noProof/>
+              </w:rPr>
+              <w:instrText xml:space="preserve"> PAGEREF _Toc235607344 \h </w:instrText>
+            </w:r>
+            <w:r>
+              <w:rPr>
+                <w:noProof/>
+              </w:rPr>
+            </w:r>
+            <w:r>
+              <w:rPr>
+                <w:noProof/>
+              </w:rPr>
+              <w:fldChar w:fldCharType="separate"/>
+            </w:r>
+            <w:r>
+              <w:rPr>
+                <w:noProof/>
+              </w:rPr>
+              <w:t>5</w:t>
+            </w:r>
+            <w:r>
+              <w:rPr>
+                <w:noProof/>
+              </w:rPr>
+              <w:fldChar w:fldCharType="end"/>
+            </w:r>
+          </w:hyperlink>
+        </w:p>
+        <w:p>
+          <w:pPr>
+            <w:pStyle w:val="TOC2"/>
+            <w:tabs>
+              <w:tab w:val="right" w:leader="dot" w:pos="9350"/>
+            </w:tabs>
+            <w:rPr>
+              <w:noProof/>
+            </w:rPr>
+          </w:pPr>
+          <w:hyperlink w:anchor="_Toc235607345" w:history="1">
+            <w:r>
+              <w:rPr>
+                <w:rStyle w:val="Hyperlink"/>
+                <w:noProof/>
+              </w:rPr>
+              <w:t>2.2 Reviewers and Approvers</w:t>
+            </w:r>
+            <w:r>
+              <w:rPr>
+                <w:noProof/>
+              </w:rPr>
+              <w:tab/>
+            </w:r>
+            <w:r>
+              <w:rPr>
+                <w:noProof/>
+              </w:rPr>
+              <w:fldChar w:fldCharType="begin"/>
+            </w:r>
+            <w:r>
+              <w:rPr>
+                <w:noProof/>
+              </w:rPr>
+              <w:instrText xml:space="preserve"> PAGEREF _Toc235607345 \h </w:instrText>
+            </w:r>
+            <w:r>
+              <w:rPr>
+                <w:noProof/>
+              </w:rPr>
+            </w:r>
+            <w:r>
+              <w:rPr>
+                <w:noProof/>
+              </w:rPr>
+              <w:fldChar w:fldCharType="separate"/>
+            </w:r>
+            <w:r>
+              <w:rPr>
+                <w:noProof/>
+              </w:rPr>
+              <w:t>5</w:t>
+            </w:r>
+            <w:r>
+              <w:rPr>
+                <w:noProof/>
+              </w:rPr>
+              <w:fldChar w:fldCharType="end"/>
+            </w:r>
+          </w:hyperlink>
+        </w:p>
+        <w:p>
+          <w:pPr>
+            <w:pStyle w:val="TOC2"/>
+            <w:tabs>
+              <w:tab w:val="right" w:leader="dot" w:pos="9350"/>
+            </w:tabs>
+            <w:rPr>
+              <w:noProof/>
+            </w:rPr>
+          </w:pPr>
+          <w:hyperlink w:anchor="_Toc235607346" w:history="1">
+            <w:r>
+              <w:rPr>
+                <w:rStyle w:val="Hyperlink"/>
+                <w:noProof/>
+              </w:rPr>
+              <w:t>2.3 Related Documents</w:t>
+            </w:r>
+            <w:r>
+              <w:rPr>
+                <w:noProof/>
+              </w:rPr>
+              <w:tab/>
+            </w:r>
+            <w:r>
+              <w:rPr>
+                <w:noProof/>
+              </w:rPr>
+              <w:fldChar w:fldCharType="begin"/>
+            </w:r>
+            <w:r>
+              <w:rPr>
+                <w:noProof/>
+              </w:rPr>
+              <w:instrText xml:space="preserve"> PAGEREF _Toc235607346 \h </w:instrText>
+            </w:r>
+            <w:r>
+              <w:rPr>
+                <w:noProof/>
+              </w:rPr>
+            </w:r>
+            <w:r>
+              <w:rPr>
+                <w:noProof/>
+              </w:rPr>
+              <w:fldChar w:fldCharType="separate"/>
+            </w:r>
+            <w:r>
+              <w:rPr>
+                <w:noProof/>
+              </w:rPr>
+              <w:t>5</w:t>
+            </w:r>
+            <w:r>
+              <w:rPr>
+                <w:noProof/>
+              </w:rPr>
+              <w:fldChar w:fldCharType="end"/>
+            </w:r>
+          </w:hyperlink>
+        </w:p>
+        <w:p>
+          <w:pPr>
+            <w:pStyle w:val="TOC1"/>
+            <w:tabs>
+              <w:tab w:val="right" w:leader="dot" w:pos="9350"/>
+            </w:tabs>
+            <w:rPr>
+              <w:noProof/>
+            </w:rPr>
+          </w:pPr>
+          <w:hyperlink w:anchor="_Toc235607347" w:history="1">
+            <w:r>
+              <w:rPr>
+                <w:rStyle w:val="Hyperlink"/>
+                <w:noProof/>
+              </w:rPr>
+              <w:t>3. Solution Component Design</w:t>
+            </w:r>
+            <w:r>
+              <w:rPr>
+                <w:noProof/>
+              </w:rPr>
+              <w:tab/>
+            </w:r>
+            <w:r>
+              <w:rPr>
+                <w:noProof/>
+              </w:rPr>
+              <w:fldChar w:fldCharType="begin"/>
+            </w:r>
+            <w:r>
+              <w:rPr>
+                <w:noProof/>
+              </w:rPr>
+              <w:instrText xml:space="preserve"> PAGEREF _Toc235607347 \h </w:instrText>
+            </w:r>
+            <w:r>
+              <w:rPr>
+                <w:noProof/>
+              </w:rPr>
+            </w:r>
+            <w:r>
+              <w:rPr>
+                <w:noProof/>
+              </w:rPr>
+              <w:fldChar w:fldCharType="separate"/>
+            </w:r>
+            <w:r>
+              <w:rPr>
+                <w:noProof/>
+              </w:rPr>
+              <w:t>5</w:t>
+            </w:r>
+            <w:r>
+              <w:rPr>
+                <w:noProof/>
+              </w:rPr>
+              <w:fldChar w:fldCharType="end"/>
+            </w:r>
+          </w:hyperlink>
+        </w:p>
+        <w:p>
+          <w:pPr>
+            <w:pStyle w:val="TOC2"/>
+            <w:tabs>
+              <w:tab w:val="right" w:leader="dot" w:pos="9350"/>
+            </w:tabs>
+            <w:rPr>
+              <w:noProof/>
+            </w:rPr>
+          </w:pPr>
+          <w:hyperlink w:anchor="_Toc235607348" w:history="1">
+            <w:r>
+              <w:rPr>
+                <w:rStyle w:val="Hyperlink"/>
+                <w:noProof/>
+              </w:rPr>
+              <w:t>3.1 Component Inventory</w:t>
+            </w:r>
+            <w:r>
+              <w:rPr>
+                <w:noProof/>
+              </w:rPr>
+              <w:tab/>
+            </w:r>
+            <w:r>
+              <w:rPr>
+                <w:noProof/>
+              </w:rPr>
+              <w:fldChar w:fldCharType="begin"/>
+            </w:r>
+            <w:r>
+              <w:rPr>
+                <w:noProof/>
+              </w:rPr>
+              <w:instrText xml:space="preserve"> PAGEREF _Toc235607348 \h </w:instrText>
+            </w:r>
+            <w:r>
+              <w:rPr>
+                <w:noProof/>
+              </w:rPr>
+            </w:r>
+            <w:r>
+              <w:rPr>
+                <w:noProof/>
+              </w:rPr>
+              <w:fldChar w:fldCharType="separate"/>
+            </w:r>
+            <w:r>
+              <w:rPr>
+                <w:noProof/>
+              </w:rPr>
+              <w:t>5</w:t>
+            </w:r>
+            <w:r>
+              <w:rPr>
+                <w:noProof/>
+              </w:rPr>
+              <w:fldChar w:fldCharType="end"/>
+            </w:r>
+          </w:hyperlink>
+        </w:p>
+        <w:p>
+          <w:pPr>
+            <w:pStyle w:val="TOC2"/>
+            <w:tabs>
+              <w:tab w:val="right" w:leader="dot" w:pos="9350"/>
+            </w:tabs>
+            <w:rPr>
+              <w:noProof/>
+            </w:rPr>
+          </w:pPr>
+          <w:hyperlink w:anchor="_Toc235607349" w:history="1">
+            <w:r>
+              <w:rPr>
+                <w:rStyle w:val="Hyperlink"/>
+                <w:noProof/>
+              </w:rPr>
+              <w:t>3.2 Detailed Component Specifications</w:t>
+            </w:r>
+            <w:r>
+              <w:rPr>
+                <w:noProof/>
+              </w:rPr>
+              <w:tab/>
+            </w:r>
+            <w:r>
+              <w:rPr>
+                <w:noProof/>
+              </w:rPr>
+              <w:fldChar w:fldCharType="begin"/>
+            </w:r>
+            <w:r>
+              <w:rPr>
+                <w:noProof/>
+              </w:rPr>
+              <w:instrText xml:space="preserve"> PAGEREF _Toc235607349 \h </w:instrText>
+            </w:r>
+            <w:r>
+              <w:rPr>
+                <w:noProof/>
+              </w:rPr>
+            </w:r>
+            <w:r>
+              <w:rPr>
+                <w:noProof/>
+              </w:rPr>
+              <w:fldChar w:fldCharType="separate"/>
+            </w:r>
+            <w:r>
+              <w:rPr>
+                <w:noProof/>
+              </w:rPr>
+              <w:t>6</w:t>
+            </w:r>
+            <w:r>
+              <w:rPr>
+                <w:noProof/>
+              </w:rPr>
+              <w:fldChar w:fldCharType="end"/>
+            </w:r>
+          </w:hyperlink>
+        </w:p>
+        <w:p>
+          <w:pPr>
+            <w:pStyle w:val="TOC1"/>
+            <w:tabs>
+              <w:tab w:val="right" w:leader="dot" w:pos="9350"/>
+            </w:tabs>
+            <w:rPr>
+              <w:noProof/>
+            </w:rPr>
+          </w:pPr>
+          <w:hyperlink w:anchor="_Toc235607350" w:history="1">
+            <w:r>
+              <w:rPr>
+                <w:rStyle w:val="Hyperlink"/>
+                <w:noProof/>
+              </w:rPr>
+              <w:t>4. Resource Organisation and Naming</w:t>
+            </w:r>
+            <w:r>
+              <w:rPr>
+                <w:noProof/>
+              </w:rPr>
+              <w:tab/>
+            </w:r>
+            <w:r>
+              <w:rPr>
+                <w:noProof/>
+              </w:rPr>
+              <w:fldChar w:fldCharType="begin"/>
+            </w:r>
+            <w:r>
+              <w:rPr>
+                <w:noProof/>
+              </w:rPr>
+              <w:instrText xml:space="preserve"> PAGEREF _Toc235607350 \h </w:instrText>
+            </w:r>
+            <w:r>
+              <w:rPr>
+                <w:noProof/>
+              </w:rPr>
+            </w:r>
+            <w:r>
+              <w:rPr>
+                <w:noProof/>
+              </w:rPr>
+              <w:fldChar w:fldCharType="separate"/>
+            </w:r>
+            <w:r>
+              <w:rPr>
+                <w:noProof/>
+              </w:rPr>
+              <w:t>6</w:t>
+            </w:r>
+            <w:r>
+              <w:rPr>
+                <w:noProof/>
+              </w:rPr>
+              <w:fldChar w:fldCharType="end"/>
+            </w:r>
+          </w:hyperlink>
+        </w:p>
+        <w:p>
+          <w:pPr>
+            <w:pStyle w:val="TOC2"/>
+            <w:tabs>
+              <w:tab w:val="right" w:leader="dot" w:pos="9350"/>
+            </w:tabs>
+            <w:rPr>
+              <w:noProof/>
+            </w:rPr>
+          </w:pPr>
+          <w:hyperlink w:anchor="_Toc235607351" w:history="1">
+            <w:r>
+              <w:rPr>
+                <w:rStyle w:val="Hyperlink"/>
+                <w:noProof/>
+              </w:rPr>
+              <w:t>4.1 Subscription, Resource Group and Naming Convention</w:t>
+            </w:r>
+            <w:r>
+              <w:rPr>
+                <w:noProof/>
+              </w:rPr>
+              <w:tab/>
+            </w:r>
+            <w:r>
+              <w:rPr>
+                <w:noProof/>
+              </w:rPr>
+              <w:fldChar w:fldCharType="begin"/>
+            </w:r>
+            <w:r>
+              <w:rPr>
+                <w:noProof/>
+              </w:rPr>
+              <w:instrText xml:space="preserve"> PAGEREF _Toc235607351 \h </w:instrText>
+            </w:r>
+            <w:r>
+              <w:rPr>
+                <w:noProof/>
+              </w:rPr>
+            </w:r>
+            <w:r>
+              <w:rPr>
+                <w:noProof/>
+              </w:rPr>
+              <w:fldChar w:fldCharType="separate"/>
+            </w:r>
+            <w:r>
+              <w:rPr>
+                <w:noProof/>
+              </w:rPr>
+              <w:t>6</w:t>
+            </w:r>
+            <w:r>
+              <w:rPr>
+                <w:noProof/>
+              </w:rPr>
+              <w:fldChar w:fldCharType="end"/>
+            </w:r>
+          </w:hyperlink>
+        </w:p>
+        <w:p>
+          <w:pPr>
+            <w:pStyle w:val="TOC2"/>
+            <w:tabs>
+              <w:tab w:val="right" w:leader="dot" w:pos="9350"/>
+            </w:tabs>
+            <w:rPr>
+              <w:noProof/>
+            </w:rPr>
+          </w:pPr>
+          <w:hyperlink w:anchor="_Toc235607352" w:history="1">
+            <w:r>
+              <w:rPr>
+                <w:rStyle w:val="Hyperlink"/>
+                <w:noProof/>
+              </w:rPr>
+              <w:t>4.2 Tagging Schema</w:t>
+            </w:r>
+            <w:r>
+              <w:rPr>
+                <w:noProof/>
+              </w:rPr>
+              <w:tab/>
+            </w:r>
+            <w:r>
+              <w:rPr>
+                <w:noProof/>
+              </w:rPr>
+              <w:fldChar w:fldCharType="begin"/>
+            </w:r>
+            <w:r>
+              <w:rPr>
+                <w:noProof/>
+              </w:rPr>
+              <w:instrText xml:space="preserve"> PAGEREF _Toc235607352 \h </w:instrText>
+            </w:r>
+            <w:r>
+              <w:rPr>
+                <w:noProof/>
+              </w:rPr>
+            </w:r>
+            <w:r>
+              <w:rPr>
+                <w:noProof/>
+              </w:rPr>
+              <w:fldChar w:fldCharType="separate"/>
+            </w:r>
+            <w:r>
+              <w:rPr>
+                <w:noProof/>
+              </w:rPr>
+              <w:t>6</w:t>
+            </w:r>
+            <w:r>
+              <w:rPr>
+                <w:noProof/>
+              </w:rPr>
+              <w:fldChar w:fldCharType="end"/>
+            </w:r>
+          </w:hyperlink>
+        </w:p>
+        <w:p>
+          <w:pPr>
+            <w:pStyle w:val="TOC1"/>
+            <w:tabs>
+              <w:tab w:val="right" w:leader="dot" w:pos="9350"/>
+            </w:tabs>
+            <w:rPr>
+              <w:noProof/>
+            </w:rPr>
+          </w:pPr>
+          <w:hyperlink w:anchor="_Toc235607353" w:history="1">
+            <w:r>
+              <w:rPr>
+                <w:rStyle w:val="Hyperlink"/>
+                <w:noProof/>
+              </w:rPr>
+              <w:t>5. Network Design Detail</w:t>
+            </w:r>
+            <w:r>
+              <w:rPr>
+                <w:noProof/>
+              </w:rPr>
+              <w:tab/>
+            </w:r>
+            <w:r>
+              <w:rPr>
+                <w:noProof/>
+              </w:rPr>
+              <w:fldChar w:fldCharType="begin"/>
+            </w:r>
+            <w:r>
+              <w:rPr>
+                <w:noProof/>
+              </w:rPr>
+              <w:instrText xml:space="preserve"> PAGEREF _Toc235607353 \h </w:instrText>
+            </w:r>
+            <w:r>
+              <w:rPr>
+                <w:noProof/>
+              </w:rPr>
+            </w:r>
+            <w:r>
+              <w:rPr>
+                <w:noProof/>
+              </w:rPr>
+              <w:fldChar w:fldCharType="separate"/>
+            </w:r>
+            <w:r>
+              <w:rPr>
+                <w:noProof/>
+              </w:rPr>
+              <w:t>7</w:t>
+            </w:r>
+            <w:r>
+              <w:rPr>
+                <w:noProof/>
+              </w:rPr>
+              <w:fldChar w:fldCharType="end"/>
+            </w:r>
+          </w:hyperlink>
+        </w:p>
+        <w:p>
+          <w:pPr>
+            <w:pStyle w:val="TOC2"/>
+            <w:tabs>
+              <w:tab w:val="right" w:leader="dot" w:pos="9350"/>
+            </w:tabs>
+            <w:rPr>
+              <w:noProof/>
+            </w:rPr>
+          </w:pPr>
+          <w:hyperlink w:anchor="_Toc235607354" w:history="1">
+            <w:r>
+              <w:rPr>
+                <w:rStyle w:val="Hyperlink"/>
+                <w:noProof/>
+              </w:rPr>
+              <w:t>5.1 IP Address Allocation Plan</w:t>
+            </w:r>
+            <w:r>
+              <w:rPr>
+                <w:noProof/>
+              </w:rPr>
+              <w:tab/>
+            </w:r>
+            <w:r>
+              <w:rPr>
+                <w:noProof/>
+              </w:rPr>
+              <w:fldChar w:fldCharType="begin"/>
+            </w:r>
+            <w:r>
+              <w:rPr>
+                <w:noProof/>
+              </w:rPr>
+              <w:instrText xml:space="preserve"> PAGEREF _Toc235607354 \h </w:instrText>
+            </w:r>
+            <w:r>
+              <w:rPr>
+                <w:noProof/>
+              </w:rPr>
+            </w:r>
+            <w:r>
+              <w:rPr>
+                <w:noProof/>
+              </w:rPr>
+              <w:fldChar w:fldCharType="separate"/>
+            </w:r>
+            <w:r>
+              <w:rPr>
+                <w:noProof/>
+              </w:rPr>
+              <w:t>7</w:t>
+            </w:r>
+            <w:r>
+              <w:rPr>
+                <w:noProof/>
+              </w:rPr>
+              <w:fldChar w:fldCharType="end"/>
+            </w:r>
+          </w:hyperlink>
+        </w:p>
+        <w:p>
+          <w:pPr>
+            <w:pStyle w:val="TOC2"/>
+            <w:tabs>
+              <w:tab w:val="right" w:leader="dot" w:pos="9350"/>
+            </w:tabs>
+            <w:rPr>
+              <w:noProof/>
+            </w:rPr>
+          </w:pPr>
+          <w:hyperlink w:anchor="_Toc235607355" w:history="1">
+            <w:r>
+              <w:rPr>
+                <w:rStyle w:val="Hyperlink"/>
+                <w:noProof/>
+              </w:rPr>
+              <w:t>5.2 Subnet and NSG Rule Detail</w:t>
+            </w:r>
+            <w:r>
+              <w:rPr>
+                <w:noProof/>
+              </w:rPr>
+              <w:tab/>
+            </w:r>
+            <w:r>
+              <w:rPr>
+                <w:noProof/>
+              </w:rPr>
+              <w:fldChar w:fldCharType="begin"/>
+            </w:r>
+            <w:r>
+              <w:rPr>
+                <w:noProof/>
+              </w:rPr>
+              <w:instrText xml:space="preserve"> PAGEREF _Toc235607355 \h </w:instrText>
+            </w:r>
+            <w:r>
+              <w:rPr>
+                <w:noProof/>
+              </w:rPr>
+            </w:r>
+            <w:r>
+              <w:rPr>
+                <w:noProof/>
+              </w:rPr>
+              <w:fldChar w:fldCharType="separate"/>
+            </w:r>
+            <w:r>
+              <w:rPr>
+                <w:noProof/>
+              </w:rPr>
+              <w:t>7</w:t>
+            </w:r>
+            <w:r>
+              <w:rPr>
+                <w:noProof/>
+              </w:rPr>
+              <w:fldChar w:fldCharType="end"/>
+            </w:r>
+          </w:hyperlink>
+        </w:p>
+        <w:p>
+          <w:pPr>
+            <w:pStyle w:val="TOC2"/>
+            <w:tabs>
+              <w:tab w:val="right" w:leader="dot" w:pos="9350"/>
+            </w:tabs>
+            <w:rPr>
+              <w:noProof/>
+            </w:rPr>
+          </w:pPr>
+          <w:hyperlink w:anchor="_Toc235607356" w:history="1">
+            <w:r>
+              <w:rPr>
+                <w:rStyle w:val="Hyperlink"/>
+                <w:noProof/>
+              </w:rPr>
+              <w:t>5.3 Route Tables (UDRs)</w:t>
+            </w:r>
+            <w:r>
+              <w:rPr>
+                <w:noProof/>
+              </w:rPr>
+              <w:tab/>
+            </w:r>
+            <w:r>
+              <w:rPr>
+                <w:noProof/>
+              </w:rPr>
+              <w:fldChar w:fldCharType="begin"/>
+            </w:r>
+            <w:r>
+              <w:rPr>
+                <w:noProof/>
+              </w:rPr>
+              <w:instrText xml:space="preserve"> PAGEREF _Toc235607356 \h </w:instrText>
+            </w:r>
+            <w:r>
+              <w:rPr>
+                <w:noProof/>
+              </w:rPr>
+            </w:r>
+            <w:r>
+              <w:rPr>
+                <w:noProof/>
+              </w:rPr>
+              <w:fldChar w:fldCharType="separate"/>
+            </w:r>
+            <w:r>
+              <w:rPr>
+                <w:noProof/>
+              </w:rPr>
+              <w:t>7</w:t>
+            </w:r>
+            <w:r>
+              <w:rPr>
+                <w:noProof/>
+              </w:rPr>
+              <w:fldChar w:fldCharType="end"/>
+            </w:r>
+          </w:hyperlink>
+        </w:p>
+        <w:p>
+          <w:pPr>
+            <w:pStyle w:val="TOC2"/>
+            <w:tabs>
+              <w:tab w:val="right" w:leader="dot" w:pos="9350"/>
+            </w:tabs>
+            <w:rPr>
+              <w:noProof/>
+            </w:rPr>
+          </w:pPr>
+          <w:hyperlink w:anchor="_Toc235607357" w:history="1">
+            <w:r>
+              <w:rPr>
+                <w:rStyle w:val="Hyperlink"/>
+                <w:noProof/>
+              </w:rPr>
+              <w:t>5.4 DNS and Private Endpoint Detail</w:t>
+            </w:r>
+            <w:r>
+              <w:rPr>
+                <w:noProof/>
+              </w:rPr>
+              <w:tab/>
+            </w:r>
+            <w:r>
+              <w:rPr>
+                <w:noProof/>
+              </w:rPr>
+              <w:fldChar w:fldCharType="begin"/>
+            </w:r>
+            <w:r>
+              <w:rPr>
+                <w:noProof/>
+              </w:rPr>
+              <w:instrText xml:space="preserve"> PAGEREF _Toc235607357 \h </w:instrText>
+            </w:r>
+            <w:r>
+              <w:rPr>
+                <w:noProof/>
+              </w:rPr>
+            </w:r>
+            <w:r>
+              <w:rPr>
+                <w:noProof/>
+              </w:rPr>
+              <w:fldChar w:fldCharType="separate"/>
+            </w:r>
+            <w:r>
+              <w:rPr>
+                <w:noProof/>
+              </w:rPr>
+              <w:t>7</w:t>
+            </w:r>
+            <w:r>
+              <w:rPr>
+                <w:noProof/>
+              </w:rPr>
+              <w:fldChar w:fldCharType="end"/>
+            </w:r>
+          </w:hyperlink>
+        </w:p>
+        <w:p>
+          <w:pPr>
+            <w:pStyle w:val="TOC1"/>
+            <w:tabs>
+              <w:tab w:val="right" w:leader="dot" w:pos="9350"/>
+            </w:tabs>
+            <w:rPr>
+              <w:noProof/>
+            </w:rPr>
+          </w:pPr>
+          <w:hyperlink w:anchor="_Toc235607358" w:history="1">
+            <w:r>
+              <w:rPr>
+                <w:rStyle w:val="Hyperlink"/>
+                <w:noProof/>
+              </w:rPr>
+              <w:t>6. Identity, Access and Security Configuration</w:t>
+            </w:r>
+            <w:r>
+              <w:rPr>
+                <w:noProof/>
+              </w:rPr>
+              <w:tab/>
+            </w:r>
+            <w:r>
+              <w:rPr>
+                <w:noProof/>
+              </w:rPr>
+              <w:fldChar w:fldCharType="begin"/>
+            </w:r>
+            <w:r>
+              <w:rPr>
+                <w:noProof/>
+              </w:rPr>
+              <w:instrText xml:space="preserve"> PAGEREF _Toc235607358 \h </w:instrText>
+            </w:r>
+            <w:r>
+              <w:rPr>
+                <w:noProof/>
+              </w:rPr>
+            </w:r>
+            <w:r>
+              <w:rPr>
+                <w:noProof/>
+              </w:rPr>
+              <w:fldChar w:fldCharType="separate"/>
+            </w:r>
+            <w:r>
+              <w:rPr>
+                <w:noProof/>
+              </w:rPr>
+              <w:t>8</w:t>
+            </w:r>
+            <w:r>
+              <w:rPr>
+                <w:noProof/>
+              </w:rPr>
+              <w:fldChar w:fldCharType="end"/>
+            </w:r>
+          </w:hyperlink>
+        </w:p>
+        <w:p>
+          <w:pPr>
+            <w:pStyle w:val="TOC2"/>
+            <w:tabs>
+              <w:tab w:val="right" w:leader="dot" w:pos="9350"/>
+            </w:tabs>
+            <w:rPr>
+              <w:noProof/>
+            </w:rPr>
+          </w:pPr>
+          <w:hyperlink w:anchor="_Toc235607359" w:history="1">
+            <w:r>
+              <w:rPr>
+                <w:rStyle w:val="Hyperlink"/>
+                <w:noProof/>
+              </w:rPr>
+              <w:t>6.1 RBAC Role Assignments</w:t>
+            </w:r>
+            <w:r>
+              <w:rPr>
+                <w:noProof/>
+              </w:rPr>
+              <w:tab/>
+            </w:r>
+            <w:r>
+              <w:rPr>
+                <w:noProof/>
+              </w:rPr>
+              <w:fldChar w:fldCharType="begin"/>
+            </w:r>
+            <w:r>
+              <w:rPr>
+                <w:noProof/>
+              </w:rPr>
+              <w:instrText xml:space="preserve"> PAGEREF _Toc235607359 \h </w:instrText>
+            </w:r>
+            <w:r>
+              <w:rPr>
+                <w:noProof/>
+              </w:rPr>
+            </w:r>
+            <w:r>
+              <w:rPr>
+                <w:noProof/>
+              </w:rPr>
+              <w:fldChar w:fldCharType="separate"/>
+            </w:r>
+            <w:r>
+              <w:rPr>
+                <w:noProof/>
+              </w:rPr>
+              <w:t>8</w:t>
+            </w:r>
+            <w:r>
+              <w:rPr>
+                <w:noProof/>
+              </w:rPr>
+              <w:fldChar w:fldCharType="end"/>
+            </w:r>
+          </w:hyperlink>
+        </w:p>
+        <w:p>
+          <w:pPr>
+            <w:pStyle w:val="TOC2"/>
+            <w:tabs>
+              <w:tab w:val="right" w:leader="dot" w:pos="9350"/>
+            </w:tabs>
+            <w:rPr>
+              <w:noProof/>
+            </w:rPr>
+          </w:pPr>
+          <w:hyperlink w:anchor="_Toc235607360" w:history="1">
+            <w:r>
+              <w:rPr>
+                <w:rStyle w:val="Hyperlink"/>
+                <w:noProof/>
+              </w:rPr>
+              <w:t>6.2 Managed Identity Configuration</w:t>
+            </w:r>
+            <w:r>
+              <w:rPr>
+                <w:noProof/>
+              </w:rPr>
+              <w:tab/>
+            </w:r>
+            <w:r>
+              <w:rPr>
+                <w:noProof/>
+              </w:rPr>
+              <w:fldChar w:fldCharType="begin"/>
+            </w:r>
+            <w:r>
+              <w:rPr>
+                <w:noProof/>
+              </w:rPr>
+              <w:instrText xml:space="preserve"> PAGEREF _Toc235607360 \h </w:instrText>
+            </w:r>
+            <w:r>
+              <w:rPr>
+                <w:noProof/>
+              </w:rPr>
+            </w:r>
+            <w:r>
+              <w:rPr>
+                <w:noProof/>
+              </w:rPr>
+              <w:fldChar w:fldCharType="separate"/>
+            </w:r>
+            <w:r>
+              <w:rPr>
+                <w:noProof/>
+              </w:rPr>
+              <w:t>8</w:t>
+            </w:r>
+            <w:r>
+              <w:rPr>
+                <w:noProof/>
+              </w:rPr>
+              <w:fldChar w:fldCharType="end"/>
+            </w:r>
+          </w:hyperlink>
+        </w:p>
+        <w:p>
+          <w:pPr>
+            <w:pStyle w:val="TOC2"/>
+            <w:tabs>
+              <w:tab w:val="right" w:leader="dot" w:pos="9350"/>
+            </w:tabs>
+            <w:rPr>
+              <w:noProof/>
+            </w:rPr>
+          </w:pPr>
+          <w:hyperlink w:anchor="_Toc235607361" w:history="1">
+            <w:r>
+              <w:rPr>
+                <w:rStyle w:val="Hyperlink"/>
+                <w:noProof/>
+              </w:rPr>
+              <w:t>6.3 Conditional Access Policy Detail</w:t>
+            </w:r>
+            <w:r>
+              <w:rPr>
+                <w:noProof/>
+              </w:rPr>
+              <w:tab/>
+            </w:r>
+            <w:r>
+              <w:rPr>
+                <w:noProof/>
+              </w:rPr>
+              <w:fldChar w:fldCharType="begin"/>
+            </w:r>
+            <w:r>
+              <w:rPr>
+                <w:noProof/>
+              </w:rPr>
+              <w:instrText xml:space="preserve"> PAGEREF _Toc235607361 \h </w:instrText>
+            </w:r>
+            <w:r>
+              <w:rPr>
+                <w:noProof/>
+              </w:rPr>
+            </w:r>
+            <w:r>
+              <w:rPr>
+                <w:noProof/>
+              </w:rPr>
+              <w:fldChar w:fldCharType="separate"/>
+            </w:r>
+            <w:r>
+              <w:rPr>
+                <w:noProof/>
+              </w:rPr>
+              <w:t>8</w:t>
+            </w:r>
+            <w:r>
+              <w:rPr>
+                <w:noProof/>
+              </w:rPr>
+              <w:fldChar w:fldCharType="end"/>
+            </w:r>
+          </w:hyperlink>
+        </w:p>
+        <w:p>
+          <w:pPr>
+            <w:pStyle w:val="TOC2"/>
+            <w:tabs>
+              <w:tab w:val="right" w:leader="dot" w:pos="9350"/>
+            </w:tabs>
+            <w:rPr>
+              <w:noProof/>
+            </w:rPr>
+          </w:pPr>
+          <w:hyperlink w:anchor="_Toc235607362" w:history="1">
+            <w:r>
+              <w:rPr>
+                <w:rStyle w:val="Hyperlink"/>
+                <w:noProof/>
+              </w:rPr>
+              <w:t>6.4 Key Vault, Secrets and Certificate Configuration</w:t>
+            </w:r>
+            <w:r>
+              <w:rPr>
+                <w:noProof/>
+              </w:rPr>
+              <w:tab/>
+            </w:r>
+            <w:r>
+              <w:rPr>
+                <w:noProof/>
+              </w:rPr>
+              <w:fldChar w:fldCharType="begin"/>
+            </w:r>
+            <w:r>
+              <w:rPr>
+                <w:noProof/>
+              </w:rPr>
+              <w:instrText xml:space="preserve"> PAGEREF _Toc235607362 \h </w:instrText>
+            </w:r>
+            <w:r>
+              <w:rPr>
+                <w:noProof/>
+              </w:rPr>
+            </w:r>
+            <w:r>
+              <w:rPr>
+                <w:noProof/>
+              </w:rPr>
+              <w:fldChar w:fldCharType="separate"/>
+            </w:r>
+            <w:r>
+              <w:rPr>
+                <w:noProof/>
+              </w:rPr>
+              <w:t>8</w:t>
+            </w:r>
+            <w:r>
+              <w:rPr>
+                <w:noProof/>
+              </w:rPr>
+              <w:fldChar w:fldCharType="end"/>
+            </w:r>
+          </w:hyperlink>
+        </w:p>
+        <w:p>
+          <w:pPr>
+            <w:pStyle w:val="TOC1"/>
+            <w:tabs>
+              <w:tab w:val="right" w:leader="dot" w:pos="9350"/>
+            </w:tabs>
+            <w:rPr>
+              <w:noProof/>
+            </w:rPr>
+          </w:pPr>
+          <w:hyperlink w:anchor="_Toc235607363" w:history="1">
+            <w:r>
+              <w:rPr>
+                <w:rStyle w:val="Hyperlink"/>
+                <w:noProof/>
+              </w:rPr>
+              <w:t>7. Data Design Detail</w:t>
+            </w:r>
+            <w:r>
+              <w:rPr>
+                <w:noProof/>
+              </w:rPr>
+              <w:tab/>
+            </w:r>
+            <w:r>
+              <w:rPr>
+                <w:noProof/>
+              </w:rPr>
+              <w:fldChar w:fldCharType="begin"/>
+            </w:r>
+            <w:r>
+              <w:rPr>
+                <w:noProof/>
+              </w:rPr>
+              <w:instrText xml:space="preserve"> PAGEREF _Toc235607363 \h </w:instrText>
+            </w:r>
+            <w:r>
+              <w:rPr>
+                <w:noProof/>
+              </w:rPr>
+            </w:r>
+            <w:r>
+              <w:rPr>
+                <w:noProof/>
+              </w:rPr>
+              <w:fldChar w:fldCharType="separate"/>
+            </w:r>
+            <w:r>
+              <w:rPr>
+                <w:noProof/>
+              </w:rPr>
+              <w:t>9</w:t>
+            </w:r>
+            <w:r>
+              <w:rPr>
+                <w:noProof/>
+              </w:rPr>
+              <w:fldChar w:fldCharType="end"/>
+            </w:r>
+          </w:hyperlink>
+        </w:p>
+        <w:p>
+          <w:pPr>
+            <w:pStyle w:val="TOC2"/>
+            <w:tabs>
+              <w:tab w:val="right" w:leader="dot" w:pos="9350"/>
+            </w:tabs>
+            <w:rPr>
+              <w:noProof/>
+            </w:rPr>
+          </w:pPr>
+          <w:hyperlink w:anchor="_Toc235607364" w:history="1">
+            <w:r>
+              <w:rPr>
+                <w:rStyle w:val="Hyperlink"/>
+                <w:noProof/>
+              </w:rPr>
+              <w:t>7.1 Data Model / Schema Design</w:t>
+            </w:r>
+            <w:r>
+              <w:rPr>
+                <w:noProof/>
+              </w:rPr>
+              <w:tab/>
+            </w:r>
+            <w:r>
+              <w:rPr>
+                <w:noProof/>
+              </w:rPr>
+              <w:fldChar w:fldCharType="begin"/>
+            </w:r>
+            <w:r>
+              <w:rPr>
+                <w:noProof/>
+              </w:rPr>
+              <w:instrText xml:space="preserve"> PAGEREF _Toc235607364 \h </w:instrText>
+            </w:r>
+            <w:r>
+              <w:rPr>
+                <w:noProof/>
+              </w:rPr>
+            </w:r>
+            <w:r>
+              <w:rPr>
+                <w:noProof/>
+              </w:rPr>
+              <w:fldChar w:fldCharType="separate"/>
+            </w:r>
+            <w:r>
+              <w:rPr>
+                <w:noProof/>
+              </w:rPr>
+              <w:t>9</w:t>
+            </w:r>
+            <w:r>
+              <w:rPr>
+                <w:noProof/>
+              </w:rPr>
+              <w:fldChar w:fldCharType="end"/>
+            </w:r>
+          </w:hyperlink>
+        </w:p>
+        <w:p>
+          <w:pPr>
+            <w:pStyle w:val="TOC2"/>
+            <w:tabs>
+              <w:tab w:val="right" w:leader="dot" w:pos="9350"/>
+            </w:tabs>
+            <w:rPr>
+              <w:noProof/>
+            </w:rPr>
+          </w:pPr>
+          <w:hyperlink w:anchor="_Toc235607365" w:history="1">
+            <w:r>
+              <w:rPr>
+                <w:rStyle w:val="Hyperlink"/>
+                <w:noProof/>
+              </w:rPr>
+              <w:t>7.2 Storage Container and Table Definitions</w:t>
+            </w:r>
+            <w:r>
+              <w:rPr>
+                <w:noProof/>
+              </w:rPr>
+              <w:tab/>
+            </w:r>
+            <w:r>
+              <w:rPr>
+                <w:noProof/>
+              </w:rPr>
+              <w:fldChar w:fldCharType="begin"/>
+            </w:r>
+            <w:r>
+              <w:rPr>
+                <w:noProof/>
+              </w:rPr>
+              <w:instrText xml:space="preserve"> PAGEREF _Toc235607365 \h </w:instrText>
+            </w:r>
+            <w:r>
+              <w:rPr>
+                <w:noProof/>
+              </w:rPr>
+            </w:r>
+            <w:r>
+              <w:rPr>
+                <w:noProof/>
+              </w:rPr>
+              <w:fldChar w:fldCharType="separate"/>
+            </w:r>
+            <w:r>
+              <w:rPr>
+                <w:noProof/>
+              </w:rPr>
+              <w:t>9</w:t>
+            </w:r>
+            <w:r>
+              <w:rPr>
+                <w:noProof/>
+              </w:rPr>
+              <w:fldChar w:fldCharType="end"/>
+            </w:r>
+          </w:hyperlink>
+        </w:p>
+        <w:p>
+          <w:pPr>
+            <w:pStyle w:val="TOC2"/>
+            <w:tabs>
+              <w:tab w:val="right" w:leader="dot" w:pos="9350"/>
+            </w:tabs>
+            <w:rPr>
+              <w:noProof/>
+            </w:rPr>
+          </w:pPr>
+          <w:hyperlink w:anchor="_Toc235607366" w:history="1">
+            <w:r>
+              <w:rPr>
+                <w:rStyle w:val="Hyperlink"/>
+                <w:noProof/>
+              </w:rPr>
+              <w:t>7.3 Indexing and Partitioning Strategy</w:t>
+            </w:r>
+            <w:r>
+              <w:rPr>
+                <w:noProof/>
+              </w:rPr>
+              <w:tab/>
+            </w:r>
+            <w:r>
+              <w:rPr>
+                <w:noProof/>
+              </w:rPr>
+              <w:fldChar w:fldCharType="begin"/>
+            </w:r>
+            <w:r>
+              <w:rPr>
+                <w:noProof/>
+              </w:rPr>
+              <w:instrText xml:space="preserve"> PAGEREF _Toc235607366 \h </w:instrText>
+            </w:r>
+            <w:r>
+              <w:rPr>
+                <w:noProof/>
+              </w:rPr>
+            </w:r>
+            <w:r>
+              <w:rPr>
+                <w:noProof/>
+              </w:rPr>
+              <w:fldChar w:fldCharType="separate"/>
+            </w:r>
+            <w:r>
+              <w:rPr>
+                <w:noProof/>
+              </w:rPr>
+              <w:t>9</w:t>
+            </w:r>
+            <w:r>
+              <w:rPr>
+                <w:noProof/>
+              </w:rPr>
+              <w:fldChar w:fldCharType="end"/>
+            </w:r>
+          </w:hyperlink>
+        </w:p>
+        <w:p>
+          <w:pPr>
+            <w:pStyle w:val="TOC2"/>
+            <w:tabs>
+              <w:tab w:val="right" w:leader="dot" w:pos="9350"/>
+            </w:tabs>
+            <w:rPr>
+              <w:noProof/>
+            </w:rPr>
+          </w:pPr>
+          <w:hyperlink w:anchor="_Toc235607367" w:history="1">
+            <w:r>
+              <w:rPr>
+                <w:rStyle w:val="Hyperlink"/>
+                <w:noProof/>
+              </w:rPr>
+              <w:t>7.4 Data Retention, Archival and Purge Jobs</w:t>
+            </w:r>
+            <w:r>
+              <w:rPr>
+                <w:noProof/>
+              </w:rPr>
+              <w:tab/>
+            </w:r>
+            <w:r>
+              <w:rPr>
+                <w:noProof/>
+              </w:rPr>
+              <w:fldChar w:fldCharType="begin"/>
+            </w:r>
+            <w:r>
+              <w:rPr>
+                <w:noProof/>
+              </w:rPr>
+              <w:instrText xml:space="preserve"> PAGEREF _Toc235607367 \h </w:instrText>
+            </w:r>
+            <w:r>
+              <w:rPr>
+                <w:noProof/>
+              </w:rPr>
+            </w:r>
+            <w:r>
+              <w:rPr>
+                <w:noProof/>
+              </w:rPr>
+              <w:fldChar w:fldCharType="separate"/>
+            </w:r>
+            <w:r>
+              <w:rPr>
+                <w:noProof/>
+              </w:rPr>
+              <w:t>9</w:t>
+            </w:r>
+            <w:r>
+              <w:rPr>
+                <w:noProof/>
+              </w:rPr>
+              <w:fldChar w:fldCharType="end"/>
+            </w:r>
+          </w:hyperlink>
+        </w:p>
+        <w:p>
+          <w:pPr>
+            <w:pStyle w:val="TOC1"/>
+            <w:tabs>
+              <w:tab w:val="right" w:leader="dot" w:pos="9350"/>
+            </w:tabs>
+            <w:rPr>
+              <w:noProof/>
+            </w:rPr>
+          </w:pPr>
+          <w:hyperlink w:anchor="_Toc235607368" w:history="1">
+            <w:r>
+              <w:rPr>
+                <w:rStyle w:val="Hyperlink"/>
+                <w:noProof/>
+              </w:rPr>
+              <w:t>8. Integration and API Design Detail</w:t>
+            </w:r>
+            <w:r>
+              <w:rPr>
+                <w:noProof/>
+              </w:rPr>
+              <w:tab/>
+            </w:r>
+            <w:r>
+              <w:rPr>
+                <w:noProof/>
+              </w:rPr>
+              <w:fldChar w:fldCharType="begin"/>
+            </w:r>
+            <w:r>
+              <w:rPr>
+                <w:noProof/>
+              </w:rPr>
+              <w:instrText xml:space="preserve"> PAGEREF _Toc235607368 \h </w:instrText>
+            </w:r>
+            <w:r>
+              <w:rPr>
+                <w:noProof/>
+              </w:rPr>
+            </w:r>
+            <w:r>
+              <w:rPr>
+                <w:noProof/>
+              </w:rPr>
+              <w:fldChar w:fldCharType="separate"/>
+            </w:r>
+            <w:r>
+              <w:rPr>
+                <w:noProof/>
+              </w:rPr>
+              <w:t>10</w:t>
+            </w:r>
+            <w:r>
+              <w:rPr>
+                <w:noProof/>
+              </w:rPr>
+              <w:fldChar w:fldCharType="end"/>
+            </w:r>
+          </w:hyperlink>
+        </w:p>
+        <w:p>
+          <w:pPr>
+            <w:pStyle w:val="TOC2"/>
+            <w:tabs>
+              <w:tab w:val="right" w:leader="dot" w:pos="9350"/>
+            </w:tabs>
+            <w:rPr>
+              <w:noProof/>
+            </w:rPr>
+          </w:pPr>
+          <w:hyperlink w:anchor="_Toc235607369" w:history="1">
+            <w:r>
+              <w:rPr>
+                <w:rStyle w:val="Hyperlink"/>
+                <w:noProof/>
+              </w:rPr>
+              <w:t>8.1 API Endpoint Specification</w:t>
+            </w:r>
+            <w:r>
+              <w:rPr>
+                <w:noProof/>
+              </w:rPr>
+              <w:tab/>
+            </w:r>
+            <w:r>
+              <w:rPr>
+                <w:noProof/>
+              </w:rPr>
+              <w:fldChar w:fldCharType="begin"/>
+            </w:r>
+            <w:r>
+              <w:rPr>
+                <w:noProof/>
+              </w:rPr>
+              <w:instrText xml:space="preserve"> PAGEREF _Toc235607369 \h </w:instrText>
+            </w:r>
+            <w:r>
+              <w:rPr>
+                <w:noProof/>
+              </w:rPr>
+            </w:r>
+            <w:r>
+              <w:rPr>
+                <w:noProof/>
+              </w:rPr>
+              <w:fldChar w:fldCharType="separate"/>
+            </w:r>
+            <w:r>
+              <w:rPr>
+                <w:noProof/>
+              </w:rPr>
+              <w:t>10</w:t>
+            </w:r>
+            <w:r>
+              <w:rPr>
+                <w:noProof/>
+              </w:rPr>
+              <w:fldChar w:fldCharType="end"/>
+            </w:r>
+          </w:hyperlink>
+        </w:p>
+        <w:p>
+          <w:pPr>
+            <w:pStyle w:val="TOC2"/>
+            <w:tabs>
+              <w:tab w:val="right" w:leader="dot" w:pos="9350"/>
+            </w:tabs>
+            <w:rPr>
+              <w:noProof/>
+            </w:rPr>
+          </w:pPr>
+          <w:hyperlink w:anchor="_Toc235607370" w:history="1">
+            <w:r>
+              <w:rPr>
+                <w:rStyle w:val="Hyperlink"/>
+                <w:noProof/>
+              </w:rPr>
+              <w:t>8.2 Message / Event Schema Design</w:t>
+            </w:r>
+            <w:r>
+              <w:rPr>
+                <w:noProof/>
+              </w:rPr>
+              <w:tab/>
+            </w:r>
+            <w:r>
+              <w:rPr>
+                <w:noProof/>
+              </w:rPr>
+              <w:fldChar w:fldCharType="begin"/>
+            </w:r>
+            <w:r>
+              <w:rPr>
+                <w:noProof/>
+              </w:rPr>
+              <w:instrText xml:space="preserve"> PAGEREF _Toc235607370 \h </w:instrText>
+            </w:r>
+            <w:r>
+              <w:rPr>
+                <w:noProof/>
+              </w:rPr>
+            </w:r>
+            <w:r>
+              <w:rPr>
+                <w:noProof/>
+              </w:rPr>
+              <w:fldChar w:fldCharType="separate"/>
+            </w:r>
+            <w:r>
+              <w:rPr>
+                <w:noProof/>
+              </w:rPr>
+              <w:t>10</w:t>
+            </w:r>
+            <w:r>
+              <w:rPr>
+                <w:noProof/>
+              </w:rPr>
+              <w:fldChar w:fldCharType="end"/>
+            </w:r>
+          </w:hyperlink>
+        </w:p>
+        <w:p>
+          <w:pPr>
+            <w:pStyle w:val="TOC2"/>
+            <w:tabs>
+              <w:tab w:val="right" w:leader="dot" w:pos="9350"/>
+            </w:tabs>
+            <w:rPr>
+              <w:noProof/>
+            </w:rPr>
+          </w:pPr>
+          <w:hyperlink w:anchor="_Toc235607371" w:history="1">
+            <w:r>
+              <w:rPr>
+                <w:rStyle w:val="Hyperlink"/>
+                <w:noProof/>
+              </w:rPr>
+              <w:t>8.3 Integration Authentication Detail</w:t>
+            </w:r>
+            <w:r>
+              <w:rPr>
+                <w:noProof/>
+              </w:rPr>
+              <w:tab/>
+            </w:r>
+            <w:r>
+              <w:rPr>
+                <w:noProof/>
+              </w:rPr>
+              <w:fldChar w:fldCharType="begin"/>
+            </w:r>
+            <w:r>
+              <w:rPr>
+                <w:noProof/>
+              </w:rPr>
+              <w:instrText xml:space="preserve"> PAGEREF _Toc235607371 \h </w:instrText>
+            </w:r>
+            <w:r>
+              <w:rPr>
+                <w:noProof/>
+              </w:rPr>
+            </w:r>
+            <w:r>
+              <w:rPr>
+                <w:noProof/>
+              </w:rPr>
+              <w:fldChar w:fldCharType="separate"/>
+            </w:r>
+            <w:r>
+              <w:rPr>
+                <w:noProof/>
+              </w:rPr>
+              <w:t>10</w:t>
+            </w:r>
+            <w:r>
+              <w:rPr>
+                <w:noProof/>
+              </w:rPr>
+              <w:fldChar w:fldCharType="end"/>
+            </w:r>
+          </w:hyperlink>
+        </w:p>
+        <w:p>
+          <w:pPr>
+            <w:pStyle w:val="TOC1"/>
+            <w:tabs>
+              <w:tab w:val="right" w:leader="dot" w:pos="9350"/>
+            </w:tabs>
+            <w:rPr>
+              <w:noProof/>
+            </w:rPr>
+          </w:pPr>
+          <w:hyperlink w:anchor="_Toc235607372" w:history="1">
+            <w:r>
+              <w:rPr>
+                <w:rStyle w:val="Hyperlink"/>
+                <w:noProof/>
+              </w:rPr>
+              <w:t>9. Infrastructure as Code and Deployment</w:t>
+            </w:r>
+            <w:r>
+              <w:rPr>
+                <w:noProof/>
+              </w:rPr>
+              <w:tab/>
+            </w:r>
+            <w:r>
+              <w:rPr>
+                <w:noProof/>
+              </w:rPr>
+              <w:fldChar w:fldCharType="begin"/>
+            </w:r>
+            <w:r>
+              <w:rPr>
+                <w:noProof/>
+              </w:rPr>
+              <w:instrText xml:space="preserve"> PAGEREF _Toc235607372 \h </w:instrText>
+            </w:r>
+            <w:r>
+              <w:rPr>
+                <w:noProof/>
+              </w:rPr>
+            </w:r>
+            <w:r>
+              <w:rPr>
+                <w:noProof/>
+              </w:rPr>
+              <w:fldChar w:fldCharType="separate"/>
+            </w:r>
+            <w:r>
+              <w:rPr>
+                <w:noProof/>
+              </w:rPr>
+              <w:t>10</w:t>
+            </w:r>
+            <w:r>
+              <w:rPr>
+                <w:noProof/>
+              </w:rPr>
+              <w:fldChar w:fldCharType="end"/>
+            </w:r>
+          </w:hyperlink>
+        </w:p>
+        <w:p>
+          <w:pPr>
+            <w:pStyle w:val="TOC2"/>
+            <w:tabs>
+              <w:tab w:val="right" w:leader="dot" w:pos="9350"/>
+            </w:tabs>
+            <w:rPr>
+              <w:noProof/>
+            </w:rPr>
+          </w:pPr>
+          <w:hyperlink w:anchor="_Toc235607373" w:history="1">
+            <w:r>
+              <w:rPr>
+                <w:rStyle w:val="Hyperlink"/>
+                <w:noProof/>
+              </w:rPr>
+              <w:t>9.1 IaC Repository and Module Structure</w:t>
+            </w:r>
+            <w:r>
+              <w:rPr>
+                <w:noProof/>
+              </w:rPr>
+              <w:tab/>
+            </w:r>
+            <w:r>
+              <w:rPr>
+                <w:noProof/>
+              </w:rPr>
+              <w:fldChar w:fldCharType="begin"/>
+            </w:r>
+            <w:r>
+              <w:rPr>
+                <w:noProof/>
+              </w:rPr>
+              <w:instrText xml:space="preserve"> PAGEREF _Toc235607373 \h </w:instrText>
+            </w:r>
+            <w:r>
+              <w:rPr>
+                <w:noProof/>
+              </w:rPr>
+            </w:r>
+            <w:r>
+              <w:rPr>
+                <w:noProof/>
+              </w:rPr>
+              <w:fldChar w:fldCharType="separate"/>
+            </w:r>
+            <w:r>
+              <w:rPr>
+                <w:noProof/>
+              </w:rPr>
+              <w:t>10</w:t>
+            </w:r>
+            <w:r>
+              <w:rPr>
+                <w:noProof/>
+              </w:rPr>
+              <w:fldChar w:fldCharType="end"/>
+            </w:r>
+          </w:hyperlink>
+        </w:p>
+        <w:p>
+          <w:pPr>
+            <w:pStyle w:val="TOC2"/>
+            <w:tabs>
+              <w:tab w:val="right" w:leader="dot" w:pos="9350"/>
+            </w:tabs>
+            <w:rPr>
+              <w:noProof/>
+            </w:rPr>
+          </w:pPr>
+          <w:hyperlink w:anchor="_Toc235607374" w:history="1">
+            <w:r>
+              <w:rPr>
+                <w:rStyle w:val="Hyperlink"/>
+                <w:noProof/>
+              </w:rPr>
+              <w:t>9.2 Environment Parameter Matrix</w:t>
+            </w:r>
+            <w:r>
+              <w:rPr>
+                <w:noProof/>
+              </w:rPr>
+              <w:tab/>
+            </w:r>
+            <w:r>
+              <w:rPr>
+                <w:noProof/>
+              </w:rPr>
+              <w:fldChar w:fldCharType="begin"/>
+            </w:r>
+            <w:r>
+              <w:rPr>
+                <w:noProof/>
+              </w:rPr>
+              <w:instrText xml:space="preserve"> PAGEREF _Toc235607374 \h </w:instrText>
+            </w:r>
+            <w:r>
+              <w:rPr>
+                <w:noProof/>
+              </w:rPr>
+            </w:r>
+            <w:r>
+              <w:rPr>
+                <w:noProof/>
+              </w:rPr>
+              <w:fldChar w:fldCharType="separate"/>
+            </w:r>
+            <w:r>
+              <w:rPr>
+                <w:noProof/>
+              </w:rPr>
+              <w:t>10</w:t>
+            </w:r>
+            <w:r>
+              <w:rPr>
+                <w:noProof/>
+              </w:rPr>
+              <w:fldChar w:fldCharType="end"/>
+            </w:r>
+          </w:hyperlink>
+        </w:p>
+        <w:p>
+          <w:pPr>
+            <w:pStyle w:val="TOC2"/>
+            <w:tabs>
+              <w:tab w:val="right" w:leader="dot" w:pos="9350"/>
+            </w:tabs>
+            <w:rPr>
+              <w:noProof/>
+            </w:rPr>
+          </w:pPr>
+          <w:hyperlink w:anchor="_Toc235607375" w:history="1">
+            <w:r>
+              <w:rPr>
+                <w:rStyle w:val="Hyperlink"/>
+                <w:noProof/>
+              </w:rPr>
+              <w:t>9.3 CI/CD Pipeline Design</w:t>
+            </w:r>
+            <w:r>
+              <w:rPr>
+                <w:noProof/>
+              </w:rPr>
+              <w:tab/>
+            </w:r>
+            <w:r>
+              <w:rPr>
+                <w:noProof/>
+              </w:rPr>
+              <w:fldChar w:fldCharType="begin"/>
+            </w:r>
+            <w:r>
+              <w:rPr>
+                <w:noProof/>
+              </w:rPr>
+              <w:instrText xml:space="preserve"> PAGEREF _Toc235607375 \h </w:instrText>
+            </w:r>
+            <w:r>
+              <w:rPr>
+                <w:noProof/>
+              </w:rPr>
+            </w:r>
+            <w:r>
+              <w:rPr>
+                <w:noProof/>
+              </w:rPr>
+              <w:fldChar w:fldCharType="separate"/>
+            </w:r>
+            <w:r>
+              <w:rPr>
+                <w:noProof/>
+              </w:rPr>
+              <w:t>11</w:t>
+            </w:r>
+            <w:r>
+              <w:rPr>
+                <w:noProof/>
+              </w:rPr>
+              <w:fldChar w:fldCharType="end"/>
+            </w:r>
+          </w:hyperlink>
+        </w:p>
+        <w:p>
+          <w:pPr>
+            <w:pStyle w:val="TOC2"/>
+            <w:tabs>
+              <w:tab w:val="right" w:leader="dot" w:pos="9350"/>
+            </w:tabs>
+            <w:rPr>
+              <w:noProof/>
+            </w:rPr>
+          </w:pPr>
+          <w:hyperlink w:anchor="_Toc235607376" w:history="1">
+            <w:r>
+              <w:rPr>
+                <w:rStyle w:val="Hyperlink"/>
+                <w:noProof/>
+              </w:rPr>
+              <w:t>9.4 Deployment Sequence</w:t>
+            </w:r>
+            <w:r>
+              <w:rPr>
+                <w:noProof/>
+              </w:rPr>
+              <w:tab/>
+            </w:r>
+            <w:r>
+              <w:rPr>
+                <w:noProof/>
+              </w:rPr>
+              <w:fldChar w:fldCharType="begin"/>
+            </w:r>
+            <w:r>
+              <w:rPr>
+                <w:noProof/>
+              </w:rPr>
+              <w:instrText xml:space="preserve"> PAGEREF _Toc235607376 \h </w:instrText>
+            </w:r>
+            <w:r>
+              <w:rPr>
+                <w:noProof/>
+              </w:rPr>
+            </w:r>
+            <w:r>
+              <w:rPr>
+                <w:noProof/>
+              </w:rPr>
+              <w:fldChar w:fldCharType="separate"/>
+            </w:r>
+            <w:r>
+              <w:rPr>
+                <w:noProof/>
+              </w:rPr>
+              <w:t>11</w:t>
+            </w:r>
+            <w:r>
+              <w:rPr>
+                <w:noProof/>
+              </w:rPr>
+              <w:fldChar w:fldCharType="end"/>
+            </w:r>
+          </w:hyperlink>
+        </w:p>
+        <w:p>
+          <w:pPr>
+            <w:pStyle w:val="TOC1"/>
+            <w:tabs>
+              <w:tab w:val="right" w:leader="dot" w:pos="9350"/>
+            </w:tabs>
+            <w:rPr>
+              <w:noProof/>
+            </w:rPr>
+          </w:pPr>
+          <w:hyperlink w:anchor="_Toc235607377" w:history="1">
+            <w:r>
+              <w:rPr>
+                <w:rStyle w:val="Hyperlink"/>
+                <w:noProof/>
+              </w:rPr>
+              <w:t>10. Configuration Management</w:t>
+            </w:r>
+            <w:r>
+              <w:rPr>
+                <w:noProof/>
+              </w:rPr>
+              <w:tab/>
+            </w:r>
+            <w:r>
+              <w:rPr>
+                <w:noProof/>
+              </w:rPr>
+              <w:fldChar w:fldCharType="begin"/>
+            </w:r>
+            <w:r>
+              <w:rPr>
+                <w:noProof/>
+              </w:rPr>
+              <w:instrText xml:space="preserve"> PAGEREF _Toc235607377 \h </w:instrText>
+            </w:r>
+            <w:r>
+              <w:rPr>
+                <w:noProof/>
+              </w:rPr>
+            </w:r>
+            <w:r>
+              <w:rPr>
+                <w:noProof/>
+              </w:rPr>
+              <w:fldChar w:fldCharType="separate"/>
+            </w:r>
+            <w:r>
+              <w:rPr>
+                <w:noProof/>
+              </w:rPr>
+              <w:t>11</w:t>
+            </w:r>
+            <w:r>
+              <w:rPr>
+                <w:noProof/>
+              </w:rPr>
+              <w:fldChar w:fldCharType="end"/>
+            </w:r>
+          </w:hyperlink>
+        </w:p>
+        <w:p>
+          <w:pPr>
+            <w:pStyle w:val="TOC2"/>
+            <w:tabs>
+              <w:tab w:val="right" w:leader="dot" w:pos="9350"/>
+            </w:tabs>
+            <w:rPr>
+              <w:noProof/>
+            </w:rPr>
+          </w:pPr>
+          <w:hyperlink w:anchor="_Toc235607378" w:history="1">
+            <w:r>
+              <w:rPr>
+                <w:rStyle w:val="Hyperlink"/>
+                <w:noProof/>
+              </w:rPr>
+              <w:t>10.1 Application Settings and Environment Variables</w:t>
+            </w:r>
+            <w:r>
+              <w:rPr>
+                <w:noProof/>
+              </w:rPr>
+              <w:tab/>
+            </w:r>
+            <w:r>
+              <w:rPr>
+                <w:noProof/>
+              </w:rPr>
+              <w:fldChar w:fldCharType="begin"/>
+            </w:r>
+            <w:r>
+              <w:rPr>
+                <w:noProof/>
+              </w:rPr>
+              <w:instrText xml:space="preserve"> PAGEREF _Toc235607378 \h </w:instrText>
+            </w:r>
+            <w:r>
+              <w:rPr>
+                <w:noProof/>
+              </w:rPr>
+            </w:r>
+            <w:r>
+              <w:rPr>
+                <w:noProof/>
+              </w:rPr>
+              <w:fldChar w:fldCharType="separate"/>
+            </w:r>
+            <w:r>
+              <w:rPr>
+                <w:noProof/>
+              </w:rPr>
+              <w:t>11</w:t>
+            </w:r>
+            <w:r>
+              <w:rPr>
+                <w:noProof/>
+              </w:rPr>
+              <w:fldChar w:fldCharType="end"/>
+            </w:r>
+          </w:hyperlink>
+        </w:p>
+        <w:p>
+          <w:pPr>
+            <w:pStyle w:val="TOC2"/>
+            <w:tabs>
+              <w:tab w:val="right" w:leader="dot" w:pos="9350"/>
+            </w:tabs>
+            <w:rPr>
+              <w:noProof/>
+            </w:rPr>
+          </w:pPr>
+          <w:hyperlink w:anchor="_Toc235607379" w:history="1">
+            <w:r>
+              <w:rPr>
+                <w:rStyle w:val="Hyperlink"/>
+                <w:noProof/>
+              </w:rPr>
+              <w:t>10.2 Feature Flags</w:t>
+            </w:r>
+            <w:r>
+              <w:rPr>
+                <w:noProof/>
+              </w:rPr>
+              <w:tab/>
+            </w:r>
+            <w:r>
+              <w:rPr>
+                <w:noProof/>
+              </w:rPr>
+              <w:fldChar w:fldCharType="begin"/>
+            </w:r>
+            <w:r>
+              <w:rPr>
+                <w:noProof/>
+              </w:rPr>
+              <w:instrText xml:space="preserve"> PAGEREF _Toc235607379 \h </w:instrText>
+            </w:r>
+            <w:r>
+              <w:rPr>
+                <w:noProof/>
+              </w:rPr>
+            </w:r>
+            <w:r>
+              <w:rPr>
+                <w:noProof/>
+              </w:rPr>
+              <w:fldChar w:fldCharType="separate"/>
+            </w:r>
+            <w:r>
+              <w:rPr>
+                <w:noProof/>
+              </w:rPr>
+              <w:t>11</w:t>
+            </w:r>
+            <w:r>
+              <w:rPr>
+                <w:noProof/>
+              </w:rPr>
+              <w:fldChar w:fldCharType="end"/>
+            </w:r>
+          </w:hyperlink>
+        </w:p>
+        <w:p>
+          <w:pPr>
+            <w:pStyle w:val="TOC2"/>
+            <w:tabs>
+              <w:tab w:val="right" w:leader="dot" w:pos="9350"/>
+            </w:tabs>
+            <w:rPr>
+              <w:noProof/>
+            </w:rPr>
+          </w:pPr>
+          <w:hyperlink w:anchor="_Toc235607380" w:history="1">
+            <w:r>
+              <w:rPr>
+                <w:rStyle w:val="Hyperlink"/>
+                <w:noProof/>
+              </w:rPr>
+              <w:t>10.3 Scaling and Autoscale Rule Configuration</w:t>
+            </w:r>
+            <w:r>
+              <w:rPr>
+                <w:noProof/>
+              </w:rPr>
+              <w:tab/>
+            </w:r>
+            <w:r>
+              <w:rPr>
+                <w:noProof/>
+              </w:rPr>
+              <w:fldChar w:fldCharType="begin"/>
+            </w:r>
+            <w:r>
+              <w:rPr>
+                <w:noProof/>
+              </w:rPr>
+              <w:instrText xml:space="preserve"> PAGEREF _Toc235607380 \h </w:instrText>
+            </w:r>
+            <w:r>
+              <w:rPr>
+                <w:noProof/>
+              </w:rPr>
+            </w:r>
+            <w:r>
+              <w:rPr>
+                <w:noProof/>
+              </w:rPr>
+              <w:fldChar w:fldCharType="separate"/>
+            </w:r>
+            <w:r>
+              <w:rPr>
+                <w:noProof/>
+              </w:rPr>
+              <w:t>11</w:t>
+            </w:r>
+            <w:r>
+              <w:rPr>
+                <w:noProof/>
+              </w:rPr>
+              <w:fldChar w:fldCharType="end"/>
+            </w:r>
+          </w:hyperlink>
+        </w:p>
+        <w:p>
+          <w:pPr>
+            <w:pStyle w:val="TOC1"/>
+            <w:tabs>
+              <w:tab w:val="right" w:leader="dot" w:pos="9350"/>
+            </w:tabs>
+            <w:rPr>
+              <w:noProof/>
+            </w:rPr>
+          </w:pPr>
+          <w:hyperlink w:anchor="_Toc235607381" w:history="1">
+            <w:r>
+              <w:rPr>
+                <w:rStyle w:val="Hyperlink"/>
+                <w:noProof/>
+              </w:rPr>
+              <w:t>11. Monitoring, Logging and Alerting Detail</w:t>
+            </w:r>
+            <w:r>
+              <w:rPr>
+                <w:noProof/>
+              </w:rPr>
+              <w:tab/>
+            </w:r>
+            <w:r>
+              <w:rPr>
+                <w:noProof/>
+              </w:rPr>
+              <w:fldChar w:fldCharType="begin"/>
+            </w:r>
+            <w:r>
+              <w:rPr>
+                <w:noProof/>
+              </w:rPr>
+              <w:instrText xml:space="preserve"> PAGEREF _Toc235607381 \h </w:instrText>
+            </w:r>
+            <w:r>
+              <w:rPr>
+                <w:noProof/>
+              </w:rPr>
+            </w:r>
+            <w:r>
+              <w:rPr>
+                <w:noProof/>
+              </w:rPr>
+              <w:fldChar w:fldCharType="separate"/>
+            </w:r>
+            <w:r>
+              <w:rPr>
+                <w:noProof/>
+              </w:rPr>
+              <w:t>12</w:t>
+            </w:r>
+            <w:r>
+              <w:rPr>
+                <w:noProof/>
+              </w:rPr>
+              <w:fldChar w:fldCharType="end"/>
+            </w:r>
+          </w:hyperlink>
+        </w:p>
+        <w:p>
+          <w:pPr>
+            <w:pStyle w:val="TOC2"/>
+            <w:tabs>
+              <w:tab w:val="right" w:leader="dot" w:pos="9350"/>
+            </w:tabs>
+            <w:rPr>
+              <w:noProof/>
+            </w:rPr>
+          </w:pPr>
+          <w:hyperlink w:anchor="_Toc235607382" w:history="1">
+            <w:r>
+              <w:rPr>
+                <w:rStyle w:val="Hyperlink"/>
+                <w:noProof/>
+              </w:rPr>
+              <w:t>11.1 Metrics and Diagnostic Settings</w:t>
+            </w:r>
+            <w:r>
+              <w:rPr>
+                <w:noProof/>
+              </w:rPr>
+              <w:tab/>
+            </w:r>
+            <w:r>
+              <w:rPr>
+                <w:noProof/>
+              </w:rPr>
+              <w:fldChar w:fldCharType="begin"/>
+            </w:r>
+            <w:r>
+              <w:rPr>
+                <w:noProof/>
+              </w:rPr>
+              <w:instrText xml:space="preserve"> PAGEREF _Toc235607382 \h </w:instrText>
+            </w:r>
+            <w:r>
+              <w:rPr>
+                <w:noProof/>
+              </w:rPr>
+            </w:r>
+            <w:r>
+              <w:rPr>
+                <w:noProof/>
+              </w:rPr>
+              <w:fldChar w:fldCharType="separate"/>
+            </w:r>
+            <w:r>
+              <w:rPr>
+                <w:noProof/>
+              </w:rPr>
+              <w:t>12</w:t>
+            </w:r>
+            <w:r>
+              <w:rPr>
+                <w:noProof/>
+              </w:rPr>
+              <w:fldChar w:fldCharType="end"/>
+            </w:r>
+          </w:hyperlink>
+        </w:p>
+        <w:p>
+          <w:pPr>
+            <w:pStyle w:val="TOC2"/>
+            <w:tabs>
+              <w:tab w:val="right" w:leader="dot" w:pos="9350"/>
+            </w:tabs>
+            <w:rPr>
+              <w:noProof/>
+            </w:rPr>
+          </w:pPr>
+          <w:hyperlink w:anchor="_Toc235607383" w:history="1">
+            <w:r>
+              <w:rPr>
+                <w:rStyle w:val="Hyperlink"/>
+                <w:noProof/>
+              </w:rPr>
+              <w:t>11.2 Alert Rule Definitions</w:t>
+            </w:r>
+            <w:r>
+              <w:rPr>
+                <w:noProof/>
+              </w:rPr>
+              <w:tab/>
+            </w:r>
+            <w:r>
+              <w:rPr>
+                <w:noProof/>
+              </w:rPr>
+              <w:fldChar w:fldCharType="begin"/>
+            </w:r>
+            <w:r>
+              <w:rPr>
+                <w:noProof/>
+              </w:rPr>
+              <w:instrText xml:space="preserve"> PAGEREF _Toc235607383 \h </w:instrText>
+            </w:r>
+            <w:r>
+              <w:rPr>
+                <w:noProof/>
+              </w:rPr>
+            </w:r>
+            <w:r>
+              <w:rPr>
+                <w:noProof/>
+              </w:rPr>
+              <w:fldChar w:fldCharType="separate"/>
+            </w:r>
+            <w:r>
+              <w:rPr>
+                <w:noProof/>
+              </w:rPr>
+              <w:t>12</w:t>
+            </w:r>
+            <w:r>
+              <w:rPr>
+                <w:noProof/>
+              </w:rPr>
+              <w:fldChar w:fldCharType="end"/>
+            </w:r>
+          </w:hyperlink>
+        </w:p>
+        <w:p>
+          <w:pPr>
+            <w:pStyle w:val="TOC2"/>
+            <w:tabs>
+              <w:tab w:val="right" w:leader="dot" w:pos="9350"/>
+            </w:tabs>
+            <w:rPr>
+              <w:noProof/>
+            </w:rPr>
+          </w:pPr>
+          <w:hyperlink w:anchor="_Toc235607384" w:history="1">
+            <w:r>
+              <w:rPr>
+                <w:rStyle w:val="Hyperlink"/>
+                <w:noProof/>
+              </w:rPr>
+              <w:t>11.3 Dashboards and Workbooks</w:t>
+            </w:r>
+            <w:r>
+              <w:rPr>
+                <w:noProof/>
+              </w:rPr>
+              <w:tab/>
+            </w:r>
+            <w:r>
+              <w:rPr>
+                <w:noProof/>
+              </w:rPr>
+              <w:fldChar w:fldCharType="begin"/>
+            </w:r>
+            <w:r>
+              <w:rPr>
+                <w:noProof/>
+              </w:rPr>
+              <w:instrText xml:space="preserve"> PAGEREF _Toc235607384 \h </w:instrText>
+            </w:r>
+            <w:r>
+              <w:rPr>
+                <w:noProof/>
+              </w:rPr>
+            </w:r>
+            <w:r>
+              <w:rPr>
+                <w:noProof/>
+              </w:rPr>
+              <w:fldChar w:fldCharType="separate"/>
+            </w:r>
+            <w:r>
+              <w:rPr>
+                <w:noProof/>
+              </w:rPr>
+              <w:t>12</w:t>
+            </w:r>
+            <w:r>
+              <w:rPr>
+                <w:noProof/>
+              </w:rPr>
+              <w:fldChar w:fldCharType="end"/>
+            </w:r>
+          </w:hyperlink>
+        </w:p>
+        <w:p>
+          <w:pPr>
+            <w:pStyle w:val="TOC1"/>
+            <w:tabs>
+              <w:tab w:val="right" w:leader="dot" w:pos="9350"/>
+            </w:tabs>
+            <w:rPr>
+              <w:noProof/>
+            </w:rPr>
+          </w:pPr>
+          <w:hyperlink w:anchor="_Toc235607385" w:history="1">
+            <w:r>
+              <w:rPr>
+                <w:rStyle w:val="Hyperlink"/>
+                <w:noProof/>
+              </w:rPr>
+              <w:t>12. Testing and Validation</w:t>
+            </w:r>
+            <w:r>
+              <w:rPr>
+                <w:noProof/>
+              </w:rPr>
+              <w:tab/>
+            </w:r>
+            <w:r>
+              <w:rPr>
+                <w:noProof/>
+              </w:rPr>
+              <w:fldChar w:fldCharType="begin"/>
+            </w:r>
+            <w:r>
+              <w:rPr>
+                <w:noProof/>
+              </w:rPr>
+              <w:instrText xml:space="preserve"> PAGEREF _Toc235607385 \h </w:instrText>
+            </w:r>
+            <w:r>
+              <w:rPr>
+                <w:noProof/>
+              </w:rPr>
+            </w:r>
+            <w:r>
+              <w:rPr>
+                <w:noProof/>
+              </w:rPr>
+              <w:fldChar w:fldCharType="separate"/>
+            </w:r>
+            <w:r>
+              <w:rPr>
+                <w:noProof/>
+              </w:rPr>
+              <w:t>12</w:t>
+            </w:r>
+            <w:r>
+              <w:rPr>
+                <w:noProof/>
+              </w:rPr>
+              <w:fldChar w:fldCharType="end"/>
+            </w:r>
+          </w:hyperlink>
+        </w:p>
+        <w:p>
+          <w:pPr>
+            <w:pStyle w:val="TOC2"/>
+            <w:tabs>
+              <w:tab w:val="right" w:leader="dot" w:pos="9350"/>
+            </w:tabs>
+            <w:rPr>
+              <w:noProof/>
+            </w:rPr>
+          </w:pPr>
+          <w:hyperlink w:anchor="_Toc235607386" w:history="1">
+            <w:r>
+              <w:rPr>
+                <w:rStyle w:val="Hyperlink"/>
+                <w:noProof/>
+              </w:rPr>
+              <w:t>12.1 Test Strategy</w:t>
+            </w:r>
+            <w:r>
+              <w:rPr>
+                <w:noProof/>
+              </w:rPr>
+              <w:tab/>
+            </w:r>
+            <w:r>
+              <w:rPr>
+                <w:noProof/>
+              </w:rPr>
+              <w:fldChar w:fldCharType="begin"/>
+            </w:r>
+            <w:r>
+              <w:rPr>
+                <w:noProof/>
+              </w:rPr>
+              <w:instrText xml:space="preserve"> PAGEREF _Toc235607386 \h </w:instrText>
+            </w:r>
+            <w:r>
+              <w:rPr>
+                <w:noProof/>
+              </w:rPr>
+            </w:r>
+            <w:r>
+              <w:rPr>
+                <w:noProof/>
+              </w:rPr>
+              <w:fldChar w:fldCharType="separate"/>
+            </w:r>
+            <w:r>
+              <w:rPr>
+                <w:noProof/>
+              </w:rPr>
+              <w:t>12</w:t>
+            </w:r>
+            <w:r>
+              <w:rPr>
+                <w:noProof/>
+              </w:rPr>
+              <w:fldChar w:fldCharType="end"/>
+            </w:r>
+          </w:hyperlink>
+        </w:p>
+        <w:p>
+          <w:pPr>
+            <w:pStyle w:val="TOC2"/>
+            <w:tabs>
+              <w:tab w:val="right" w:leader="dot" w:pos="9350"/>
+            </w:tabs>
+            <w:rPr>
+              <w:noProof/>
+            </w:rPr>
+          </w:pPr>
+          <w:hyperlink w:anchor="_Toc235607387" w:history="1">
+            <w:r>
+              <w:rPr>
+                <w:rStyle w:val="Hyperlink"/>
+                <w:noProof/>
+              </w:rPr>
+              <w:t>12.2 Test Case Summary</w:t>
+            </w:r>
+            <w:r>
+              <w:rPr>
+                <w:noProof/>
+              </w:rPr>
+              <w:tab/>
+            </w:r>
+            <w:r>
+              <w:rPr>
+                <w:noProof/>
+              </w:rPr>
+              <w:fldChar w:fldCharType="begin"/>
+            </w:r>
+            <w:r>
+              <w:rPr>
+                <w:noProof/>
+              </w:rPr>
+              <w:instrText xml:space="preserve"> PAGEREF _Toc235607387 \h </w:instrText>
+            </w:r>
+            <w:r>
+              <w:rPr>
+                <w:noProof/>
+              </w:rPr>
+            </w:r>
+            <w:r>
+              <w:rPr>
+                <w:noProof/>
+              </w:rPr>
+              <w:fldChar w:fldCharType="separate"/>
+            </w:r>
+            <w:r>
+              <w:rPr>
+                <w:noProof/>
+              </w:rPr>
+              <w:t>12</w:t>
+            </w:r>
+            <w:r>
+              <w:rPr>
+                <w:noProof/>
+              </w:rPr>
+              <w:fldChar w:fldCharType="end"/>
+            </w:r>
+          </w:hyperlink>
+        </w:p>
+        <w:p>
+          <w:pPr>
+            <w:pStyle w:val="TOC2"/>
+            <w:tabs>
+              <w:tab w:val="right" w:leader="dot" w:pos="9350"/>
+            </w:tabs>
+            <w:rPr>
+              <w:noProof/>
+            </w:rPr>
+          </w:pPr>
+          <w:hyperlink w:anchor="_Toc235607388" w:history="1">
+            <w:r>
+              <w:rPr>
+                <w:rStyle w:val="Hyperlink"/>
+                <w:noProof/>
+              </w:rPr>
+              <w:t>12.3 Performance and Load Test Targets</w:t>
+            </w:r>
+            <w:r>
+              <w:rPr>
+                <w:noProof/>
+              </w:rPr>
+              <w:tab/>
+            </w:r>
+            <w:r>
+              <w:rPr>
+                <w:noProof/>
+              </w:rPr>
+              <w:fldChar w:fldCharType="begin"/>
+            </w:r>
+            <w:r>
+              <w:rPr>
+                <w:noProof/>
+              </w:rPr>
+              <w:instrText xml:space="preserve"> PAGEREF _Toc235607388 \h </w:instrText>
+            </w:r>
+            <w:r>
+              <w:rPr>
+                <w:noProof/>
+              </w:rPr>
+            </w:r>
+            <w:r>
+              <w:rPr>
+                <w:noProof/>
+              </w:rPr>
+              <w:fldChar w:fldCharType="separate"/>
+            </w:r>
+            <w:r>
+              <w:rPr>
+                <w:noProof/>
+              </w:rPr>
+              <w:t>13</w:t>
+            </w:r>
+            <w:r>
+              <w:rPr>
+                <w:noProof/>
+              </w:rPr>
+              <w:fldChar w:fldCharType="end"/>
+            </w:r>
+          </w:hyperlink>
+        </w:p>
+        <w:p>
+          <w:pPr>
+            <w:pStyle w:val="TOC2"/>
+            <w:tabs>
+              <w:tab w:val="right" w:leader="dot" w:pos="9350"/>
+            </w:tabs>
+            <w:rPr>
+              <w:noProof/>
+            </w:rPr>
+          </w:pPr>
+          <w:hyperlink w:anchor="_Toc235607389" w:history="1">
+            <w:r>
+              <w:rPr>
+                <w:rStyle w:val="Hyperlink"/>
+                <w:noProof/>
+              </w:rPr>
+              <w:t>12.4 DR / Failover Test Plan</w:t>
+            </w:r>
+            <w:r>
+              <w:rPr>
+                <w:noProof/>
+              </w:rPr>
+              <w:tab/>
+            </w:r>
+            <w:r>
+              <w:rPr>
+                <w:noProof/>
+              </w:rPr>
+              <w:fldChar w:fldCharType="begin"/>
+            </w:r>
+            <w:r>
+              <w:rPr>
+                <w:noProof/>
+              </w:rPr>
+              <w:instrText xml:space="preserve"> PAGEREF _Toc235607389 \h </w:instrText>
+            </w:r>
+            <w:r>
+              <w:rPr>
+                <w:noProof/>
+              </w:rPr>
+            </w:r>
+            <w:r>
+              <w:rPr>
+                <w:noProof/>
+              </w:rPr>
+              <w:fldChar w:fldCharType="separate"/>
+            </w:r>
+            <w:r>
+              <w:rPr>
+                <w:noProof/>
+              </w:rPr>
+              <w:t>13</w:t>
+            </w:r>
+            <w:r>
+              <w:rPr>
+                <w:noProof/>
+              </w:rPr>
+              <w:fldChar w:fldCharType="end"/>
+            </w:r>
+          </w:hyperlink>
+        </w:p>
+        <w:p>
+          <w:pPr>
+            <w:pStyle w:val="TOC1"/>
+            <w:tabs>
+              <w:tab w:val="right" w:leader="dot" w:pos="9350"/>
+            </w:tabs>
+            <w:rPr>
+              <w:noProof/>
+            </w:rPr>
+          </w:pPr>
+          <w:hyperlink w:anchor="_Toc235607390" w:history="1">
+            <w:r>
+              <w:rPr>
+                <w:rStyle w:val="Hyperlink"/>
+                <w:noProof/>
+              </w:rPr>
+              <w:t>13. Operational Runbooks</w:t>
+            </w:r>
+            <w:r>
+              <w:rPr>
+                <w:noProof/>
+              </w:rPr>
+              <w:tab/>
+            </w:r>
+            <w:r>
+              <w:rPr>
+                <w:noProof/>
+              </w:rPr>
+              <w:fldChar w:fldCharType="begin"/>
+            </w:r>
+            <w:r>
+              <w:rPr>
+                <w:noProof/>
+              </w:rPr>
+              <w:instrText xml:space="preserve"> PAGEREF _Toc235607390 \h </w:instrText>
+            </w:r>
+            <w:r>
+              <w:rPr>
+                <w:noProof/>
+              </w:rPr>
+            </w:r>
+            <w:r>
+              <w:rPr>
+                <w:noProof/>
+              </w:rPr>
+              <w:fldChar w:fldCharType="separate"/>
+            </w:r>
+            <w:r>
+              <w:rPr>
+                <w:noProof/>
+              </w:rPr>
+              <w:t>13</w:t>
+            </w:r>
+            <w:r>
+              <w:rPr>
+                <w:noProof/>
+              </w:rPr>
+              <w:fldChar w:fldCharType="end"/>
+            </w:r>
+          </w:hyperlink>
+        </w:p>
+        <w:p>
+          <w:pPr>
+            <w:pStyle w:val="TOC2"/>
+            <w:tabs>
+              <w:tab w:val="right" w:leader="dot" w:pos="9350"/>
+            </w:tabs>
+            <w:rPr>
+              <w:noProof/>
+            </w:rPr>
+          </w:pPr>
+          <w:hyperlink w:anchor="_Toc235607391" w:history="1">
+            <w:r>
+              <w:rPr>
+                <w:rStyle w:val="Hyperlink"/>
+                <w:noProof/>
+              </w:rPr>
+              <w:t>13.1 Deployment Runbook</w:t>
+            </w:r>
+            <w:r>
+              <w:rPr>
+                <w:noProof/>
+              </w:rPr>
+              <w:tab/>
+            </w:r>
+            <w:r>
+              <w:rPr>
+                <w:noProof/>
+              </w:rPr>
+              <w:fldChar w:fldCharType="begin"/>
+            </w:r>
+            <w:r>
+              <w:rPr>
+                <w:noProof/>
+              </w:rPr>
+              <w:instrText xml:space="preserve"> PAGEREF _Toc235607391 \h </w:instrText>
+            </w:r>
+            <w:r>
+              <w:rPr>
+                <w:noProof/>
+              </w:rPr>
+            </w:r>
+            <w:r>
+              <w:rPr>
+                <w:noProof/>
+              </w:rPr>
+              <w:fldChar w:fldCharType="separate"/>
+            </w:r>
+            <w:r>
+              <w:rPr>
+                <w:noProof/>
+              </w:rPr>
+              <w:t>13</w:t>
+            </w:r>
+            <w:r>
+              <w:rPr>
+                <w:noProof/>
+              </w:rPr>
+              <w:fldChar w:fldCharType="end"/>
+            </w:r>
+          </w:hyperlink>
+        </w:p>
+        <w:p>
+          <w:pPr>
+            <w:pStyle w:val="TOC2"/>
+            <w:tabs>
+              <w:tab w:val="right" w:leader="dot" w:pos="9350"/>
+            </w:tabs>
+            <w:rPr>
+              <w:noProof/>
+            </w:rPr>
+          </w:pPr>
+          <w:hyperlink w:anchor="_Toc235607392" w:history="1">
+            <w:r>
+              <w:rPr>
+                <w:rStyle w:val="Hyperlink"/>
+                <w:noProof/>
+              </w:rPr>
+              <w:t>13.2 Rollback Procedure</w:t>
+            </w:r>
+            <w:r>
+              <w:rPr>
+                <w:noProof/>
+              </w:rPr>
+              <w:tab/>
+            </w:r>
+            <w:r>
+              <w:rPr>
+                <w:noProof/>
+              </w:rPr>
+              <w:fldChar w:fldCharType="begin"/>
+            </w:r>
+            <w:r>
+              <w:rPr>
+                <w:noProof/>
+              </w:rPr>
+              <w:instrText xml:space="preserve"> PAGEREF _Toc235607392 \h </w:instrText>
+            </w:r>
+            <w:r>
+              <w:rPr>
+                <w:noProof/>
+              </w:rPr>
+            </w:r>
+            <w:r>
+              <w:rPr>
+                <w:noProof/>
+              </w:rPr>
+              <w:fldChar w:fldCharType="separate"/>
+            </w:r>
+            <w:r>
+              <w:rPr>
+                <w:noProof/>
+              </w:rPr>
+              <w:t>13</w:t>
+            </w:r>
+            <w:r>
+              <w:rPr>
+                <w:noProof/>
+              </w:rPr>
+              <w:fldChar w:fldCharType="end"/>
+            </w:r>
+          </w:hyperlink>
+        </w:p>
+        <w:p>
+          <w:pPr>
+            <w:pStyle w:val="TOC2"/>
+            <w:tabs>
+              <w:tab w:val="right" w:leader="dot" w:pos="9350"/>
+            </w:tabs>
+            <w:rPr>
+              <w:noProof/>
+            </w:rPr>
+          </w:pPr>
+          <w:hyperlink w:anchor="_Toc235607393" w:history="1">
+            <w:r>
+              <w:rPr>
+                <w:rStyle w:val="Hyperlink"/>
+                <w:noProof/>
+              </w:rPr>
+              <w:t>13.3 Scaling Procedure</w:t>
+            </w:r>
+            <w:r>
+              <w:rPr>
+                <w:noProof/>
+              </w:rPr>
+              <w:tab/>
+            </w:r>
+            <w:r>
+              <w:rPr>
+                <w:noProof/>
+              </w:rPr>
+              <w:fldChar w:fldCharType="begin"/>
+            </w:r>
+            <w:r>
+              <w:rPr>
+                <w:noProof/>
+              </w:rPr>
+              <w:instrText xml:space="preserve"> PAGEREF _Toc235607393 \h </w:instrText>
+            </w:r>
+            <w:r>
+              <w:rPr>
+                <w:noProof/>
+              </w:rPr>
+            </w:r>
+            <w:r>
+              <w:rPr>
+                <w:noProof/>
+              </w:rPr>
+              <w:fldChar w:fldCharType="separate"/>
+            </w:r>
+            <w:r>
+              <w:rPr>
+                <w:noProof/>
+              </w:rPr>
+              <w:t>13</w:t>
+            </w:r>
+            <w:r>
+              <w:rPr>
+                <w:noProof/>
+              </w:rPr>
+              <w:fldChar w:fldCharType="end"/>
+            </w:r>
+          </w:hyperlink>
+        </w:p>
+        <w:p>
+          <w:pPr>
+            <w:pStyle w:val="TOC2"/>
+            <w:tabs>
+              <w:tab w:val="right" w:leader="dot" w:pos="9350"/>
+            </w:tabs>
+            <w:rPr>
+              <w:noProof/>
+            </w:rPr>
+          </w:pPr>
+          <w:hyperlink w:anchor="_Toc235607394" w:history="1">
+            <w:r>
+              <w:rPr>
+                <w:rStyle w:val="Hyperlink"/>
+                <w:noProof/>
+              </w:rPr>
+              <w:t>13.4 Incident Response and Troubleshooting</w:t>
+            </w:r>
+            <w:r>
+              <w:rPr>
+                <w:noProof/>
+              </w:rPr>
+              <w:tab/>
+            </w:r>
+            <w:r>
+              <w:rPr>
+                <w:noProof/>
+              </w:rPr>
+              <w:fldChar w:fldCharType="begin"/>
+            </w:r>
+            <w:r>
+              <w:rPr>
+                <w:noProof/>
+              </w:rPr>
+              <w:instrText xml:space="preserve"> PAGEREF _Toc235607394 \h </w:instrText>
+            </w:r>
+            <w:r>
+              <w:rPr>
+                <w:noProof/>
+              </w:rPr>
+            </w:r>
+            <w:r>
+              <w:rPr>
+                <w:noProof/>
+              </w:rPr>
+              <w:fldChar w:fldCharType="separate"/>
+            </w:r>
+            <w:r>
+              <w:rPr>
+                <w:noProof/>
+              </w:rPr>
+              <w:t>14</w:t>
+            </w:r>
+            <w:r>
+              <w:rPr>
+                <w:noProof/>
+              </w:rPr>
+              <w:fldChar w:fldCharType="end"/>
+            </w:r>
+          </w:hyperlink>
+        </w:p>
+        <w:p>
+          <w:pPr>
+            <w:pStyle w:val="TOC1"/>
+            <w:tabs>
+              <w:tab w:val="right" w:leader="dot" w:pos="9350"/>
+            </w:tabs>
+            <w:rPr>
+              <w:noProof/>
+            </w:rPr>
+          </w:pPr>
+          <w:hyperlink w:anchor="_Toc235607395" w:history="1">
+            <w:r>
+              <w:rPr>
+                <w:rStyle w:val="Hyperlink"/>
+                <w:noProof/>
+              </w:rPr>
+              <w:t>14. Open Issues and Decisions</w:t>
+            </w:r>
+            <w:r>
+              <w:rPr>
+                <w:noProof/>
+              </w:rPr>
+              <w:tab/>
+            </w:r>
+            <w:r>
+              <w:rPr>
+                <w:noProof/>
+              </w:rPr>
+              <w:fldChar w:fldCharType="begin"/>
+            </w:r>
+            <w:r>
+              <w:rPr>
+                <w:noProof/>
+              </w:rPr>
+              <w:instrText xml:space="preserve"> PAGEREF _Toc235607395 \h </w:instrText>
+            </w:r>
+            <w:r>
+              <w:rPr>
+                <w:noProof/>
+              </w:rPr>
+            </w:r>
+            <w:r>
+              <w:rPr>
+                <w:noProof/>
+              </w:rPr>
+              <w:fldChar w:fldCharType="separate"/>
+            </w:r>
+            <w:r>
+              <w:rPr>
+                <w:noProof/>
+              </w:rPr>
+              <w:t>14</w:t>
+            </w:r>
+            <w:r>
+              <w:rPr>
+                <w:noProof/>
+              </w:rPr>
+              <w:fldChar w:fldCharType="end"/>
+            </w:r>
+          </w:hyperlink>
+        </w:p>
+        <w:p>
+          <w:pPr>
+            <w:pStyle w:val="TOC1"/>
+            <w:tabs>
+              <w:tab w:val="right" w:leader="dot" w:pos="9350"/>
+            </w:tabs>
+            <w:rPr>
+              <w:noProof/>
+            </w:rPr>
+          </w:pPr>
+          <w:hyperlink w:anchor="_Toc235607396" w:history="1">
+            <w:r>
+              <w:rPr>
+                <w:rStyle w:val="Hyperlink"/>
+                <w:noProof/>
+              </w:rPr>
+              <w:t>Appendix A -- Configuration and Script Reference</w:t>
+            </w:r>
+            <w:r>
+              <w:rPr>
+                <w:noProof/>
+              </w:rPr>
+              <w:tab/>
+            </w:r>
+            <w:r>
+              <w:rPr>
+                <w:noProof/>
+              </w:rPr>
+              <w:fldChar w:fldCharType="begin"/>
+            </w:r>
+            <w:r>
+              <w:rPr>
+                <w:noProof/>
+              </w:rPr>
+              <w:instrText xml:space="preserve"> PAGEREF _Toc235607396 \h </w:instrText>
+            </w:r>
+            <w:r>
+              <w:rPr>
+                <w:noProof/>
+              </w:rPr>
+            </w:r>
+            <w:r>
+              <w:rPr>
+                <w:noProof/>
+              </w:rPr>
+              <w:fldChar w:fldCharType="separate"/>
+            </w:r>
+            <w:r>
+              <w:rPr>
+                <w:noProof/>
+              </w:rPr>
+              <w:t>14</w:t>
+            </w:r>
+            <w:r>
+              <w:rPr>
+                <w:noProof/>
+              </w:rPr>
+              <w:fldChar w:fldCharType="end"/>
+            </w:r>
+          </w:hyperlink>
+        </w:p>
+        <w:p>
+          <w:pPr>
+            <w:pStyle w:val="TOC1"/>
+            <w:tabs>
+              <w:tab w:val="right" w:leader="dot" w:pos="9350"/>
+            </w:tabs>
+            <w:rPr>
+              <w:noProof/>
+            </w:rPr>
+          </w:pPr>
+          <w:hyperlink w:anchor="_Toc235607397" w:history="1">
+            <w:r>
+              <w:rPr>
+                <w:rStyle w:val="Hyperlink"/>
+                <w:noProof/>
+              </w:rPr>
+              <w:t>Appendix B -- Glossary</w:t>
+            </w:r>
+            <w:r>
+              <w:rPr>
+                <w:noProof/>
+              </w:rPr>
+              <w:tab/>
+            </w:r>
+            <w:r>
+              <w:rPr>
+                <w:noProof/>
+              </w:rPr>
+              <w:fldChar w:fldCharType="begin"/>
+            </w:r>
+            <w:r>
+              <w:rPr>
+                <w:noProof/>
+              </w:rPr>
+              <w:instrText xml:space="preserve"> PAGEREF _Toc235607397 \h </w:instrText>
+            </w:r>
+            <w:r>
+              <w:rPr>
+                <w:noProof/>
+              </w:rPr>
+            </w:r>
+            <w:r>
+              <w:rPr>
+                <w:noProof/>
+              </w:rPr>
+              <w:fldChar w:fldCharType="separate"/>
+            </w:r>
+            <w:r>
+              <w:rPr>
+                <w:noProof/>
+              </w:rPr>
+              <w:t>14</w:t>
+            </w:r>
+            <w:r>
+              <w:rPr>
+                <w:noProof/>
+              </w:rPr>
+              <w:fldChar w:fldCharType="end"/>
+            </w:r>
+          </w:hyperlink>
+        </w:p>
+        <w:p>
+          <w:pPr>
+            <w:pStyle w:val="TOC1"/>
+            <w:tabs>
+              <w:tab w:val="right" w:leader="dot" w:pos="9350"/>
+            </w:tabs>
+            <w:rPr>
+              <w:noProof/>
+            </w:rPr>
+          </w:pPr>
+          <w:hyperlink w:anchor="_Toc235607398" w:history="1">
+            <w:r>
+              <w:rPr>
+                <w:rStyle w:val="Hyperlink"/>
+                <w:noProof/>
+              </w:rPr>
+              <w:t>Appendix C -- Reference Architecture Links</w:t>
+            </w:r>
+            <w:r>
+              <w:rPr>
+                <w:noProof/>
+              </w:rPr>
+              <w:tab/>
+            </w:r>
+            <w:r>
+              <w:rPr>
+                <w:noProof/>
+              </w:rPr>
+              <w:fldChar w:fldCharType="begin"/>
+            </w:r>
+            <w:r>
+              <w:rPr>
+                <w:noProof/>
+              </w:rPr>
+              <w:instrText xml:space="preserve"> PAGEREF _Toc235607398 \h </w:instrText>
+            </w:r>
+            <w:r>
+              <w:rPr>
+                <w:noProof/>
+              </w:rPr>
+            </w:r>
+            <w:r>
+              <w:rPr>
+                <w:noProof/>
+              </w:rPr>
+              <w:fldChar w:fldCharType="separate"/>
+            </w:r>
+            <w:r>
+              <w:rPr>
+                <w:noProof/>
+              </w:rPr>
+              <w:t>15</w:t>
+            </w:r>
+            <w:r>
+              <w:rPr>
+                <w:noProof/>
+              </w:rPr>
+              <w:fldChar w:fldCharType="end"/>
+            </w:r>
+          </w:hyperlink>
         </w:p>
         <w:p>
           <w:r>
@@ -737,60 +4518,6 @@
         </w:p>
       </w:sdtContent>
     </w:sdt>
-    <w:tbl>
-      <w:tblPr>
-        <w:tblW w:w="9360" w:type="dxa"/>
-        <w:tblBorders>
-          <w:top w:val="single" w:sz="4" w:space="0" w:color="auto"/>
-          <w:left w:val="single" w:sz="4" w:space="0" w:color="auto"/>
-          <w:bottom w:val="single" w:sz="4" w:space="0" w:color="auto"/>
-          <w:right w:val="single" w:sz="4" w:space="0" w:color="auto"/>
-          <w:insideH w:val="single" w:sz="4" w:space="0" w:color="auto"/>
-          <w:insideV w:val="single" w:sz="4" w:space="0" w:color="auto"/>
-        </w:tblBorders>
-        <w:tblCellMar>
-          <w:left w:w="10" w:type="dxa"/>
-          <w:right w:w="10" w:type="dxa"/>
-        </w:tblCellMar>
-        <w:tblLook w:val="04A0" w:firstRow="1" w:lastRow="0" w:firstColumn="1" w:lastColumn="0" w:noHBand="0" w:noVBand="1"/>
-      </w:tblPr>
-      <w:tblGrid>
-        <w:gridCol w:w="9360"/>
-      </w:tblGrid>
-      <w:tr>
-        <w:tc>
-          <w:tcPr>
-            <w:tcW w:w="9360" w:type="dxa"/>
-            <w:tcBorders>
-              <w:top w:val="single" w:sz="1" w:space="0" w:color="D29200"/>
-              <w:left w:val="single" w:sz="12" w:space="0" w:color="D29200"/>
-              <w:bottom w:val="single" w:sz="1" w:space="0" w:color="D29200"/>
-              <w:right w:val="single" w:sz="1" w:space="0" w:color="D29200"/>
-            </w:tcBorders>
-            <w:shd w:val="clear" w:color="auto" w:fill="FFF4CE"/>
-            <w:tcMar>
-              <w:top w:w="120" w:type="dxa"/>
-              <w:left w:w="200" w:type="dxa"/>
-              <w:bottom w:w="120" w:type="dxa"/>
-              <w:right w:w="200" w:type="dxa"/>
-            </w:tcMar>
-          </w:tcPr>
-          <w:p>
-            <w:r>
-              <w:rPr>
-                <w:b/>
-                <w:bCs/>
-                <w:color w:val="5F2861"/>
-              </w:rPr>
-              <w:t xml:space="preserve">Note:  </w:t>
-            </w:r>
-            <w:r>
-              <w:t>After opening this document in Microsoft Word, right-click the Table of Contents and select 'Update Field' to populate page numbers.</w:t>
-            </w:r>
-          </w:p>
-        </w:tc>
-      </w:tr>
-    </w:tbl>
     <w:p>
       <w:r>
         <w:br w:type="page"/>
@@ -800,10 +4527,12 @@
       <w:pPr>
         <w:pStyle w:val="Heading1"/>
       </w:pPr>
+      <w:bookmarkStart w:id="1" w:name="_Toc235607338"/>
       <w:r>
         <w:lastRenderedPageBreak/>
         <w:t>1. Introduction</w:t>
       </w:r>
+      <w:bookmarkEnd w:id="1"/>
     </w:p>
     <w:p>
       <w:r>
@@ -827,9 +4556,11 @@
       <w:pPr>
         <w:pStyle w:val="Heading2"/>
       </w:pPr>
+      <w:bookmarkStart w:id="2" w:name="_Toc235607339"/>
       <w:r>
         <w:t>1.1 Document Purpose</w:t>
       </w:r>
+      <w:bookmarkEnd w:id="2"/>
     </w:p>
     <w:p>
       <w:r>
@@ -910,9 +4641,11 @@
       <w:pPr>
         <w:pStyle w:val="Heading2"/>
       </w:pPr>
+      <w:bookmarkStart w:id="3" w:name="_Toc235607340"/>
       <w:r>
         <w:t>1.2 Document Scope</w:t>
       </w:r>
+      <w:bookmarkEnd w:id="3"/>
     </w:p>
     <w:p>
       <w:r>
@@ -957,9 +4690,11 @@
       <w:pPr>
         <w:pStyle w:val="Heading2"/>
       </w:pPr>
+      <w:bookmarkStart w:id="4" w:name="_Toc235607341"/>
       <w:r>
         <w:t>1.3 Relationship to High Level Design</w:t>
       </w:r>
+      <w:bookmarkEnd w:id="4"/>
     </w:p>
     <w:tbl>
       <w:tblPr>
@@ -979,12 +4714,6 @@
         <w:gridCol w:w="4675"/>
       </w:tblGrid>
       <w:tr>
-        <w:tblPrEx>
-          <w:tblCellMar>
-            <w:top w:w="0" w:type="dxa"/>
-            <w:bottom w:w="0" w:type="dxa"/>
-          </w:tblCellMar>
-        </w:tblPrEx>
         <w:tc>
           <w:tcPr>
             <w:tcW w:w="2500" w:type="pct"/>
@@ -1025,12 +4754,6 @@
         </w:tc>
       </w:tr>
       <w:tr>
-        <w:tblPrEx>
-          <w:tblCellMar>
-            <w:top w:w="0" w:type="dxa"/>
-            <w:bottom w:w="0" w:type="dxa"/>
-          </w:tblCellMar>
-        </w:tblPrEx>
         <w:tc>
           <w:tcPr>
             <w:tcW w:w="2500" w:type="pct"/>
@@ -1071,12 +4794,6 @@
         </w:tc>
       </w:tr>
       <w:tr>
-        <w:tblPrEx>
-          <w:tblCellMar>
-            <w:top w:w="0" w:type="dxa"/>
-            <w:bottom w:w="0" w:type="dxa"/>
-          </w:tblCellMar>
-        </w:tblPrEx>
         <w:tc>
           <w:tcPr>
             <w:tcW w:w="2500" w:type="pct"/>
@@ -1117,12 +4834,6 @@
         </w:tc>
       </w:tr>
       <w:tr>
-        <w:tblPrEx>
-          <w:tblCellMar>
-            <w:top w:w="0" w:type="dxa"/>
-            <w:bottom w:w="0" w:type="dxa"/>
-          </w:tblCellMar>
-        </w:tblPrEx>
         <w:tc>
           <w:tcPr>
             <w:tcW w:w="2500" w:type="pct"/>
@@ -1162,9 +4873,11 @@
       <w:pPr>
         <w:pStyle w:val="Heading2"/>
       </w:pPr>
+      <w:bookmarkStart w:id="5" w:name="_Toc235607342"/>
       <w:r>
         <w:t>1.4 Assumptions, Dependencies and Constraints</w:t>
       </w:r>
+      <w:bookmarkEnd w:id="5"/>
     </w:p>
     <w:tbl>
       <w:tblPr>
@@ -1184,12 +4897,6 @@
         <w:gridCol w:w="4675"/>
       </w:tblGrid>
       <w:tr>
-        <w:tblPrEx>
-          <w:tblCellMar>
-            <w:top w:w="0" w:type="dxa"/>
-            <w:bottom w:w="0" w:type="dxa"/>
-          </w:tblCellMar>
-        </w:tblPrEx>
         <w:tc>
           <w:tcPr>
             <w:tcW w:w="2500" w:type="pct"/>
@@ -1230,12 +4937,6 @@
         </w:tc>
       </w:tr>
       <w:tr>
-        <w:tblPrEx>
-          <w:tblCellMar>
-            <w:top w:w="0" w:type="dxa"/>
-            <w:bottom w:w="0" w:type="dxa"/>
-          </w:tblCellMar>
-        </w:tblPrEx>
         <w:tc>
           <w:tcPr>
             <w:tcW w:w="2500" w:type="pct"/>
@@ -1276,12 +4977,6 @@
         </w:tc>
       </w:tr>
       <w:tr>
-        <w:tblPrEx>
-          <w:tblCellMar>
-            <w:top w:w="0" w:type="dxa"/>
-            <w:bottom w:w="0" w:type="dxa"/>
-          </w:tblCellMar>
-        </w:tblPrEx>
         <w:tc>
           <w:tcPr>
             <w:tcW w:w="2500" w:type="pct"/>
@@ -1322,12 +5017,6 @@
         </w:tc>
       </w:tr>
       <w:tr>
-        <w:tblPrEx>
-          <w:tblCellMar>
-            <w:top w:w="0" w:type="dxa"/>
-            <w:bottom w:w="0" w:type="dxa"/>
-          </w:tblCellMar>
-        </w:tblPrEx>
         <w:tc>
           <w:tcPr>
             <w:tcW w:w="2500" w:type="pct"/>
@@ -1368,12 +5057,6 @@
         </w:tc>
       </w:tr>
       <w:tr>
-        <w:tblPrEx>
-          <w:tblCellMar>
-            <w:top w:w="0" w:type="dxa"/>
-            <w:bottom w:w="0" w:type="dxa"/>
-          </w:tblCellMar>
-        </w:tblPrEx>
         <w:tc>
           <w:tcPr>
             <w:tcW w:w="2500" w:type="pct"/>
@@ -1415,12 +5098,6 @@
         </w:tc>
       </w:tr>
       <w:tr>
-        <w:tblPrEx>
-          <w:tblCellMar>
-            <w:top w:w="0" w:type="dxa"/>
-            <w:bottom w:w="0" w:type="dxa"/>
-          </w:tblCellMar>
-        </w:tblPrEx>
         <w:tc>
           <w:tcPr>
             <w:tcW w:w="2500" w:type="pct"/>
@@ -1460,17 +5137,21 @@
       <w:pPr>
         <w:pStyle w:val="Heading1"/>
       </w:pPr>
+      <w:bookmarkStart w:id="6" w:name="_Toc235607343"/>
       <w:r>
         <w:t>2. Document Information</w:t>
       </w:r>
+      <w:bookmarkEnd w:id="6"/>
     </w:p>
     <w:p>
       <w:pPr>
         <w:pStyle w:val="Heading2"/>
       </w:pPr>
+      <w:bookmarkStart w:id="7" w:name="_Toc235607344"/>
       <w:r>
         <w:t>2.1 Version History</w:t>
       </w:r>
+      <w:bookmarkEnd w:id="7"/>
     </w:p>
     <w:tbl>
       <w:tblPr>
@@ -1493,12 +5174,6 @@
         <w:gridCol w:w="1870"/>
       </w:tblGrid>
       <w:tr>
-        <w:tblPrEx>
-          <w:tblCellMar>
-            <w:top w:w="0" w:type="dxa"/>
-            <w:bottom w:w="0" w:type="dxa"/>
-          </w:tblCellMar>
-        </w:tblPrEx>
         <w:trPr>
           <w:tblHeader/>
         </w:trPr>
@@ -1624,12 +5299,6 @@
         </w:tc>
       </w:tr>
       <w:tr>
-        <w:tblPrEx>
-          <w:tblCellMar>
-            <w:top w:w="0" w:type="dxa"/>
-            <w:bottom w:w="0" w:type="dxa"/>
-          </w:tblCellMar>
-        </w:tblPrEx>
         <w:tc>
           <w:tcPr>
             <w:tcW w:w="1000" w:type="pct"/>
@@ -1702,12 +5371,6 @@
         </w:tc>
       </w:tr>
       <w:tr>
-        <w:tblPrEx>
-          <w:tblCellMar>
-            <w:top w:w="0" w:type="dxa"/>
-            <w:bottom w:w="0" w:type="dxa"/>
-          </w:tblCellMar>
-        </w:tblPrEx>
         <w:tc>
           <w:tcPr>
             <w:tcW w:w="1000" w:type="pct"/>
@@ -1770,9 +5433,11 @@
       <w:pPr>
         <w:pStyle w:val="Heading2"/>
       </w:pPr>
+      <w:bookmarkStart w:id="8" w:name="_Toc235607345"/>
       <w:r>
         <w:t>2.2 Reviewers and Approvers</w:t>
       </w:r>
+      <w:bookmarkEnd w:id="8"/>
     </w:p>
     <w:tbl>
       <w:tblPr>
@@ -1794,12 +5459,6 @@
         <w:gridCol w:w="2338"/>
       </w:tblGrid>
       <w:tr>
-        <w:tblPrEx>
-          <w:tblCellMar>
-            <w:top w:w="0" w:type="dxa"/>
-            <w:bottom w:w="0" w:type="dxa"/>
-          </w:tblCellMar>
-        </w:tblPrEx>
         <w:trPr>
           <w:tblHeader/>
         </w:trPr>
@@ -1901,12 +5560,6 @@
         </w:tc>
       </w:tr>
       <w:tr>
-        <w:tblPrEx>
-          <w:tblCellMar>
-            <w:top w:w="0" w:type="dxa"/>
-            <w:bottom w:w="0" w:type="dxa"/>
-          </w:tblCellMar>
-        </w:tblPrEx>
         <w:tc>
           <w:tcPr>
             <w:tcW w:w="1250" w:type="pct"/>
@@ -1965,12 +5618,6 @@
         </w:tc>
       </w:tr>
       <w:tr>
-        <w:tblPrEx>
-          <w:tblCellMar>
-            <w:top w:w="0" w:type="dxa"/>
-            <w:bottom w:w="0" w:type="dxa"/>
-          </w:tblCellMar>
-        </w:tblPrEx>
         <w:tc>
           <w:tcPr>
             <w:tcW w:w="1250" w:type="pct"/>
@@ -2029,12 +5676,6 @@
         </w:tc>
       </w:tr>
       <w:tr>
-        <w:tblPrEx>
-          <w:tblCellMar>
-            <w:top w:w="0" w:type="dxa"/>
-            <w:bottom w:w="0" w:type="dxa"/>
-          </w:tblCellMar>
-        </w:tblPrEx>
         <w:tc>
           <w:tcPr>
             <w:tcW w:w="1250" w:type="pct"/>
@@ -2093,12 +5734,6 @@
         </w:tc>
       </w:tr>
       <w:tr>
-        <w:tblPrEx>
-          <w:tblCellMar>
-            <w:top w:w="0" w:type="dxa"/>
-            <w:bottom w:w="0" w:type="dxa"/>
-          </w:tblCellMar>
-        </w:tblPrEx>
         <w:tc>
           <w:tcPr>
             <w:tcW w:w="1250" w:type="pct"/>
@@ -2157,12 +5792,6 @@
         </w:tc>
       </w:tr>
       <w:tr>
-        <w:tblPrEx>
-          <w:tblCellMar>
-            <w:top w:w="0" w:type="dxa"/>
-            <w:bottom w:w="0" w:type="dxa"/>
-          </w:tblCellMar>
-        </w:tblPrEx>
         <w:tc>
           <w:tcPr>
             <w:tcW w:w="1250" w:type="pct"/>
@@ -2214,9 +5843,11 @@
       <w:pPr>
         <w:pStyle w:val="Heading2"/>
       </w:pPr>
+      <w:bookmarkStart w:id="9" w:name="_Toc235607346"/>
       <w:r>
         <w:t>2.3 Related Documents</w:t>
       </w:r>
+      <w:bookmarkEnd w:id="9"/>
     </w:p>
     <w:tbl>
       <w:tblPr>
@@ -2236,12 +5867,6 @@
         <w:gridCol w:w="4675"/>
       </w:tblGrid>
       <w:tr>
-        <w:tblPrEx>
-          <w:tblCellMar>
-            <w:top w:w="0" w:type="dxa"/>
-            <w:bottom w:w="0" w:type="dxa"/>
-          </w:tblCellMar>
-        </w:tblPrEx>
         <w:trPr>
           <w:tblHeader/>
         </w:trPr>
@@ -2295,12 +5920,6 @@
         </w:tc>
       </w:tr>
       <w:tr>
-        <w:tblPrEx>
-          <w:tblCellMar>
-            <w:top w:w="0" w:type="dxa"/>
-            <w:bottom w:w="0" w:type="dxa"/>
-          </w:tblCellMar>
-        </w:tblPrEx>
         <w:tc>
           <w:tcPr>
             <w:tcW w:w="2500" w:type="pct"/>
@@ -2331,12 +5950,6 @@
         </w:tc>
       </w:tr>
       <w:tr>
-        <w:tblPrEx>
-          <w:tblCellMar>
-            <w:top w:w="0" w:type="dxa"/>
-            <w:bottom w:w="0" w:type="dxa"/>
-          </w:tblCellMar>
-        </w:tblPrEx>
         <w:tc>
           <w:tcPr>
             <w:tcW w:w="2500" w:type="pct"/>
@@ -2367,12 +5980,6 @@
         </w:tc>
       </w:tr>
       <w:tr>
-        <w:tblPrEx>
-          <w:tblCellMar>
-            <w:top w:w="0" w:type="dxa"/>
-            <w:bottom w:w="0" w:type="dxa"/>
-          </w:tblCellMar>
-        </w:tblPrEx>
         <w:tc>
           <w:tcPr>
             <w:tcW w:w="2500" w:type="pct"/>
@@ -2403,12 +6010,6 @@
         </w:tc>
       </w:tr>
       <w:tr>
-        <w:tblPrEx>
-          <w:tblCellMar>
-            <w:top w:w="0" w:type="dxa"/>
-            <w:bottom w:w="0" w:type="dxa"/>
-          </w:tblCellMar>
-        </w:tblPrEx>
         <w:tc>
           <w:tcPr>
             <w:tcW w:w="2500" w:type="pct"/>
@@ -2439,12 +6040,6 @@
         </w:tc>
       </w:tr>
       <w:tr>
-        <w:tblPrEx>
-          <w:tblCellMar>
-            <w:top w:w="0" w:type="dxa"/>
-            <w:bottom w:w="0" w:type="dxa"/>
-          </w:tblCellMar>
-        </w:tblPrEx>
         <w:tc>
           <w:tcPr>
             <w:tcW w:w="2500" w:type="pct"/>
@@ -2475,12 +6070,6 @@
         </w:tc>
       </w:tr>
       <w:tr>
-        <w:tblPrEx>
-          <w:tblCellMar>
-            <w:top w:w="0" w:type="dxa"/>
-            <w:bottom w:w="0" w:type="dxa"/>
-          </w:tblCellMar>
-        </w:tblPrEx>
         <w:tc>
           <w:tcPr>
             <w:tcW w:w="2500" w:type="pct"/>
@@ -2510,17 +6099,21 @@
       <w:pPr>
         <w:pStyle w:val="Heading1"/>
       </w:pPr>
+      <w:bookmarkStart w:id="10" w:name="_Toc235607347"/>
       <w:r>
         <w:t>3. Solution Component Design</w:t>
       </w:r>
+      <w:bookmarkEnd w:id="10"/>
     </w:p>
     <w:p>
       <w:pPr>
         <w:pStyle w:val="Heading2"/>
       </w:pPr>
+      <w:bookmarkStart w:id="11" w:name="_Toc235607348"/>
       <w:r>
         <w:t>3.1 Component Inventory</w:t>
       </w:r>
+      <w:bookmarkEnd w:id="11"/>
     </w:p>
     <w:p>
       <w:r>
@@ -2550,12 +6143,6 @@
         <w:gridCol w:w="1558"/>
       </w:tblGrid>
       <w:tr>
-        <w:tblPrEx>
-          <w:tblCellMar>
-            <w:top w:w="0" w:type="dxa"/>
-            <w:bottom w:w="0" w:type="dxa"/>
-          </w:tblCellMar>
-        </w:tblPrEx>
         <w:trPr>
           <w:tblHeader/>
         </w:trPr>
@@ -2705,12 +6292,6 @@
         </w:tc>
       </w:tr>
       <w:tr>
-        <w:tblPrEx>
-          <w:tblCellMar>
-            <w:top w:w="0" w:type="dxa"/>
-            <w:bottom w:w="0" w:type="dxa"/>
-          </w:tblCellMar>
-        </w:tblPrEx>
         <w:tc>
           <w:tcPr>
             <w:tcW w:w="833" w:type="pct"/>
@@ -2797,12 +6378,6 @@
         </w:tc>
       </w:tr>
       <w:tr>
-        <w:tblPrEx>
-          <w:tblCellMar>
-            <w:top w:w="0" w:type="dxa"/>
-            <w:bottom w:w="0" w:type="dxa"/>
-          </w:tblCellMar>
-        </w:tblPrEx>
         <w:tc>
           <w:tcPr>
             <w:tcW w:w="833" w:type="pct"/>
@@ -2889,12 +6464,6 @@
         </w:tc>
       </w:tr>
       <w:tr>
-        <w:tblPrEx>
-          <w:tblCellMar>
-            <w:top w:w="0" w:type="dxa"/>
-            <w:bottom w:w="0" w:type="dxa"/>
-          </w:tblCellMar>
-        </w:tblPrEx>
         <w:tc>
           <w:tcPr>
             <w:tcW w:w="833" w:type="pct"/>
@@ -2982,12 +6551,6 @@
         </w:tc>
       </w:tr>
       <w:tr>
-        <w:tblPrEx>
-          <w:tblCellMar>
-            <w:top w:w="0" w:type="dxa"/>
-            <w:bottom w:w="0" w:type="dxa"/>
-          </w:tblCellMar>
-        </w:tblPrEx>
         <w:tc>
           <w:tcPr>
             <w:tcW w:w="833" w:type="pct"/>
@@ -3074,12 +6637,6 @@
         </w:tc>
       </w:tr>
       <w:tr>
-        <w:tblPrEx>
-          <w:tblCellMar>
-            <w:top w:w="0" w:type="dxa"/>
-            <w:bottom w:w="0" w:type="dxa"/>
-          </w:tblCellMar>
-        </w:tblPrEx>
         <w:tc>
           <w:tcPr>
             <w:tcW w:w="833" w:type="pct"/>
@@ -3166,12 +6723,6 @@
         </w:tc>
       </w:tr>
       <w:tr>
-        <w:tblPrEx>
-          <w:tblCellMar>
-            <w:top w:w="0" w:type="dxa"/>
-            <w:bottom w:w="0" w:type="dxa"/>
-          </w:tblCellMar>
-        </w:tblPrEx>
         <w:tc>
           <w:tcPr>
             <w:tcW w:w="833" w:type="pct"/>
@@ -3245,9 +6796,11 @@
       <w:pPr>
         <w:pStyle w:val="Heading2"/>
       </w:pPr>
+      <w:bookmarkStart w:id="12" w:name="_Toc235607349"/>
       <w:r>
         <w:t>3.2 Detailed Component Specifications</w:t>
       </w:r>
+      <w:bookmarkEnd w:id="12"/>
     </w:p>
     <w:p>
       <w:r>
@@ -3271,12 +6824,6 @@
         <w:gridCol w:w="9350"/>
       </w:tblGrid>
       <w:tr>
-        <w:tblPrEx>
-          <w:tblCellMar>
-            <w:top w:w="0" w:type="dxa"/>
-            <w:bottom w:w="0" w:type="dxa"/>
-          </w:tblCellMar>
-        </w:tblPrEx>
         <w:tc>
           <w:tcPr>
             <w:tcW w:w="5000" w:type="pct"/>
@@ -3324,12 +6871,6 @@
         <w:gridCol w:w="4675"/>
       </w:tblGrid>
       <w:tr>
-        <w:tblPrEx>
-          <w:tblCellMar>
-            <w:top w:w="0" w:type="dxa"/>
-            <w:bottom w:w="0" w:type="dxa"/>
-          </w:tblCellMar>
-        </w:tblPrEx>
         <w:tc>
           <w:tcPr>
             <w:tcW w:w="2500" w:type="pct"/>
@@ -3370,12 +6911,6 @@
         </w:tc>
       </w:tr>
       <w:tr>
-        <w:tblPrEx>
-          <w:tblCellMar>
-            <w:top w:w="0" w:type="dxa"/>
-            <w:bottom w:w="0" w:type="dxa"/>
-          </w:tblCellMar>
-        </w:tblPrEx>
         <w:tc>
           <w:tcPr>
             <w:tcW w:w="2500" w:type="pct"/>
@@ -3416,12 +6951,6 @@
         </w:tc>
       </w:tr>
       <w:tr>
-        <w:tblPrEx>
-          <w:tblCellMar>
-            <w:top w:w="0" w:type="dxa"/>
-            <w:bottom w:w="0" w:type="dxa"/>
-          </w:tblCellMar>
-        </w:tblPrEx>
         <w:tc>
           <w:tcPr>
             <w:tcW w:w="2500" w:type="pct"/>
@@ -3462,12 +6991,6 @@
         </w:tc>
       </w:tr>
       <w:tr>
-        <w:tblPrEx>
-          <w:tblCellMar>
-            <w:top w:w="0" w:type="dxa"/>
-            <w:bottom w:w="0" w:type="dxa"/>
-          </w:tblCellMar>
-        </w:tblPrEx>
         <w:tc>
           <w:tcPr>
             <w:tcW w:w="2500" w:type="pct"/>
@@ -3508,12 +7031,6 @@
         </w:tc>
       </w:tr>
       <w:tr>
-        <w:tblPrEx>
-          <w:tblCellMar>
-            <w:top w:w="0" w:type="dxa"/>
-            <w:bottom w:w="0" w:type="dxa"/>
-          </w:tblCellMar>
-        </w:tblPrEx>
         <w:tc>
           <w:tcPr>
             <w:tcW w:w="2500" w:type="pct"/>
@@ -3554,12 +7071,6 @@
         </w:tc>
       </w:tr>
       <w:tr>
-        <w:tblPrEx>
-          <w:tblCellMar>
-            <w:top w:w="0" w:type="dxa"/>
-            <w:bottom w:w="0" w:type="dxa"/>
-          </w:tblCellMar>
-        </w:tblPrEx>
         <w:tc>
           <w:tcPr>
             <w:tcW w:w="2500" w:type="pct"/>
@@ -3600,12 +7111,6 @@
         </w:tc>
       </w:tr>
       <w:tr>
-        <w:tblPrEx>
-          <w:tblCellMar>
-            <w:top w:w="0" w:type="dxa"/>
-            <w:bottom w:w="0" w:type="dxa"/>
-          </w:tblCellMar>
-        </w:tblPrEx>
         <w:tc>
           <w:tcPr>
             <w:tcW w:w="2500" w:type="pct"/>
@@ -3645,17 +7150,21 @@
       <w:pPr>
         <w:pStyle w:val="Heading1"/>
       </w:pPr>
+      <w:bookmarkStart w:id="13" w:name="_Toc235607350"/>
       <w:r>
         <w:t>4. Resource Organisation and Naming</w:t>
       </w:r>
+      <w:bookmarkEnd w:id="13"/>
     </w:p>
     <w:p>
       <w:pPr>
         <w:pStyle w:val="Heading2"/>
       </w:pPr>
+      <w:bookmarkStart w:id="14" w:name="_Toc235607351"/>
       <w:r>
         <w:t>4.1 Subscription, Resource Group and Naming Convention</w:t>
       </w:r>
+      <w:bookmarkEnd w:id="14"/>
     </w:p>
     <w:tbl>
       <w:tblPr>
@@ -3675,12 +7184,6 @@
         <w:gridCol w:w="4675"/>
       </w:tblGrid>
       <w:tr>
-        <w:tblPrEx>
-          <w:tblCellMar>
-            <w:top w:w="0" w:type="dxa"/>
-            <w:bottom w:w="0" w:type="dxa"/>
-          </w:tblCellMar>
-        </w:tblPrEx>
         <w:tc>
           <w:tcPr>
             <w:tcW w:w="2500" w:type="pct"/>
@@ -3721,12 +7224,6 @@
         </w:tc>
       </w:tr>
       <w:tr>
-        <w:tblPrEx>
-          <w:tblCellMar>
-            <w:top w:w="0" w:type="dxa"/>
-            <w:bottom w:w="0" w:type="dxa"/>
-          </w:tblCellMar>
-        </w:tblPrEx>
         <w:tc>
           <w:tcPr>
             <w:tcW w:w="2500" w:type="pct"/>
@@ -3767,12 +7264,6 @@
         </w:tc>
       </w:tr>
       <w:tr>
-        <w:tblPrEx>
-          <w:tblCellMar>
-            <w:top w:w="0" w:type="dxa"/>
-            <w:bottom w:w="0" w:type="dxa"/>
-          </w:tblCellMar>
-        </w:tblPrEx>
         <w:tc>
           <w:tcPr>
             <w:tcW w:w="2500" w:type="pct"/>
@@ -3813,12 +7304,6 @@
         </w:tc>
       </w:tr>
       <w:tr>
-        <w:tblPrEx>
-          <w:tblCellMar>
-            <w:top w:w="0" w:type="dxa"/>
-            <w:bottom w:w="0" w:type="dxa"/>
-          </w:tblCellMar>
-        </w:tblPrEx>
         <w:tc>
           <w:tcPr>
             <w:tcW w:w="2500" w:type="pct"/>
@@ -3859,12 +7344,6 @@
         </w:tc>
       </w:tr>
       <w:tr>
-        <w:tblPrEx>
-          <w:tblCellMar>
-            <w:top w:w="0" w:type="dxa"/>
-            <w:bottom w:w="0" w:type="dxa"/>
-          </w:tblCellMar>
-        </w:tblPrEx>
         <w:tc>
           <w:tcPr>
             <w:tcW w:w="2500" w:type="pct"/>
@@ -3905,12 +7384,6 @@
         </w:tc>
       </w:tr>
       <w:tr>
-        <w:tblPrEx>
-          <w:tblCellMar>
-            <w:top w:w="0" w:type="dxa"/>
-            <w:bottom w:w="0" w:type="dxa"/>
-          </w:tblCellMar>
-        </w:tblPrEx>
         <w:tc>
           <w:tcPr>
             <w:tcW w:w="2500" w:type="pct"/>
@@ -3950,9 +7423,11 @@
       <w:pPr>
         <w:pStyle w:val="Heading2"/>
       </w:pPr>
+      <w:bookmarkStart w:id="15" w:name="_Toc235607352"/>
       <w:r>
         <w:t>4.2 Tagging Schema</w:t>
       </w:r>
+      <w:bookmarkEnd w:id="15"/>
     </w:p>
     <w:tbl>
       <w:tblPr>
@@ -3974,12 +7449,6 @@
         <w:gridCol w:w="2338"/>
       </w:tblGrid>
       <w:tr>
-        <w:tblPrEx>
-          <w:tblCellMar>
-            <w:top w:w="0" w:type="dxa"/>
-            <w:bottom w:w="0" w:type="dxa"/>
-          </w:tblCellMar>
-        </w:tblPrEx>
         <w:trPr>
           <w:tblHeader/>
         </w:trPr>
@@ -4081,12 +7550,6 @@
         </w:tc>
       </w:tr>
       <w:tr>
-        <w:tblPrEx>
-          <w:tblCellMar>
-            <w:top w:w="0" w:type="dxa"/>
-            <w:bottom w:w="0" w:type="dxa"/>
-          </w:tblCellMar>
-        </w:tblPrEx>
         <w:tc>
           <w:tcPr>
             <w:tcW w:w="1250" w:type="pct"/>
@@ -4145,12 +7608,6 @@
         </w:tc>
       </w:tr>
       <w:tr>
-        <w:tblPrEx>
-          <w:tblCellMar>
-            <w:top w:w="0" w:type="dxa"/>
-            <w:bottom w:w="0" w:type="dxa"/>
-          </w:tblCellMar>
-        </w:tblPrEx>
         <w:tc>
           <w:tcPr>
             <w:tcW w:w="1250" w:type="pct"/>
@@ -4209,12 +7666,6 @@
         </w:tc>
       </w:tr>
       <w:tr>
-        <w:tblPrEx>
-          <w:tblCellMar>
-            <w:top w:w="0" w:type="dxa"/>
-            <w:bottom w:w="0" w:type="dxa"/>
-          </w:tblCellMar>
-        </w:tblPrEx>
         <w:tc>
           <w:tcPr>
             <w:tcW w:w="1250" w:type="pct"/>
@@ -4273,12 +7724,6 @@
         </w:tc>
       </w:tr>
       <w:tr>
-        <w:tblPrEx>
-          <w:tblCellMar>
-            <w:top w:w="0" w:type="dxa"/>
-            <w:bottom w:w="0" w:type="dxa"/>
-          </w:tblCellMar>
-        </w:tblPrEx>
         <w:tc>
           <w:tcPr>
             <w:tcW w:w="1250" w:type="pct"/>
@@ -4337,12 +7782,6 @@
         </w:tc>
       </w:tr>
       <w:tr>
-        <w:tblPrEx>
-          <w:tblCellMar>
-            <w:top w:w="0" w:type="dxa"/>
-            <w:bottom w:w="0" w:type="dxa"/>
-          </w:tblCellMar>
-        </w:tblPrEx>
         <w:tc>
           <w:tcPr>
             <w:tcW w:w="1250" w:type="pct"/>
@@ -4401,12 +7840,6 @@
         </w:tc>
       </w:tr>
       <w:tr>
-        <w:tblPrEx>
-          <w:tblCellMar>
-            <w:top w:w="0" w:type="dxa"/>
-            <w:bottom w:w="0" w:type="dxa"/>
-          </w:tblCellMar>
-        </w:tblPrEx>
         <w:tc>
           <w:tcPr>
             <w:tcW w:w="1250" w:type="pct"/>
@@ -4458,18 +7891,22 @@
       <w:pPr>
         <w:pStyle w:val="Heading1"/>
       </w:pPr>
+      <w:bookmarkStart w:id="16" w:name="_Toc235607353"/>
       <w:r>
         <w:lastRenderedPageBreak/>
         <w:t>5. Network Design Detail</w:t>
       </w:r>
+      <w:bookmarkEnd w:id="16"/>
     </w:p>
     <w:p>
       <w:pPr>
         <w:pStyle w:val="Heading2"/>
       </w:pPr>
+      <w:bookmarkStart w:id="17" w:name="_Toc235607354"/>
       <w:r>
         <w:t>5.1 IP Address Allocation Plan</w:t>
       </w:r>
+      <w:bookmarkEnd w:id="17"/>
     </w:p>
     <w:p>
       <w:r>
@@ -4498,12 +7935,6 @@
         <w:gridCol w:w="1870"/>
       </w:tblGrid>
       <w:tr>
-        <w:tblPrEx>
-          <w:tblCellMar>
-            <w:top w:w="0" w:type="dxa"/>
-            <w:bottom w:w="0" w:type="dxa"/>
-          </w:tblCellMar>
-        </w:tblPrEx>
         <w:trPr>
           <w:tblHeader/>
         </w:trPr>
@@ -4629,12 +8060,6 @@
         </w:tc>
       </w:tr>
       <w:tr>
-        <w:tblPrEx>
-          <w:tblCellMar>
-            <w:top w:w="0" w:type="dxa"/>
-            <w:bottom w:w="0" w:type="dxa"/>
-          </w:tblCellMar>
-        </w:tblPrEx>
         <w:tc>
           <w:tcPr>
             <w:tcW w:w="1000" w:type="pct"/>
@@ -4707,12 +8132,6 @@
         </w:tc>
       </w:tr>
       <w:tr>
-        <w:tblPrEx>
-          <w:tblCellMar>
-            <w:top w:w="0" w:type="dxa"/>
-            <w:bottom w:w="0" w:type="dxa"/>
-          </w:tblCellMar>
-        </w:tblPrEx>
         <w:tc>
           <w:tcPr>
             <w:tcW w:w="1000" w:type="pct"/>
@@ -4785,12 +8204,6 @@
         </w:tc>
       </w:tr>
       <w:tr>
-        <w:tblPrEx>
-          <w:tblCellMar>
-            <w:top w:w="0" w:type="dxa"/>
-            <w:bottom w:w="0" w:type="dxa"/>
-          </w:tblCellMar>
-        </w:tblPrEx>
         <w:tc>
           <w:tcPr>
             <w:tcW w:w="1000" w:type="pct"/>
@@ -4863,12 +8276,6 @@
         </w:tc>
       </w:tr>
       <w:tr>
-        <w:tblPrEx>
-          <w:tblCellMar>
-            <w:top w:w="0" w:type="dxa"/>
-            <w:bottom w:w="0" w:type="dxa"/>
-          </w:tblCellMar>
-        </w:tblPrEx>
         <w:tc>
           <w:tcPr>
             <w:tcW w:w="1000" w:type="pct"/>
@@ -4941,12 +8348,6 @@
         </w:tc>
       </w:tr>
       <w:tr>
-        <w:tblPrEx>
-          <w:tblCellMar>
-            <w:top w:w="0" w:type="dxa"/>
-            <w:bottom w:w="0" w:type="dxa"/>
-          </w:tblCellMar>
-        </w:tblPrEx>
         <w:tc>
           <w:tcPr>
             <w:tcW w:w="1000" w:type="pct"/>
@@ -5019,12 +8420,6 @@
         </w:tc>
       </w:tr>
       <w:tr>
-        <w:tblPrEx>
-          <w:tblCellMar>
-            <w:top w:w="0" w:type="dxa"/>
-            <w:bottom w:w="0" w:type="dxa"/>
-          </w:tblCellMar>
-        </w:tblPrEx>
         <w:tc>
           <w:tcPr>
             <w:tcW w:w="1000" w:type="pct"/>
@@ -5097,12 +8492,6 @@
         </w:tc>
       </w:tr>
       <w:tr>
-        <w:tblPrEx>
-          <w:tblCellMar>
-            <w:top w:w="0" w:type="dxa"/>
-            <w:bottom w:w="0" w:type="dxa"/>
-          </w:tblCellMar>
-        </w:tblPrEx>
         <w:tc>
           <w:tcPr>
             <w:tcW w:w="1000" w:type="pct"/>
@@ -5175,12 +8564,6 @@
         </w:tc>
       </w:tr>
       <w:tr>
-        <w:tblPrEx>
-          <w:tblCellMar>
-            <w:top w:w="0" w:type="dxa"/>
-            <w:bottom w:w="0" w:type="dxa"/>
-          </w:tblCellMar>
-        </w:tblPrEx>
         <w:tc>
           <w:tcPr>
             <w:tcW w:w="1000" w:type="pct"/>
@@ -5243,9 +8626,11 @@
       <w:pPr>
         <w:pStyle w:val="Heading2"/>
       </w:pPr>
+      <w:bookmarkStart w:id="18" w:name="_Toc235607355"/>
       <w:r>
         <w:t>5.2 Subnet and NSG Rule Detail</w:t>
       </w:r>
+      <w:bookmarkEnd w:id="18"/>
     </w:p>
     <w:p>
       <w:r>
@@ -5269,12 +8654,6 @@
         <w:gridCol w:w="9350"/>
       </w:tblGrid>
       <w:tr>
-        <w:tblPrEx>
-          <w:tblCellMar>
-            <w:top w:w="0" w:type="dxa"/>
-            <w:bottom w:w="0" w:type="dxa"/>
-          </w:tblCellMar>
-        </w:tblPrEx>
         <w:tc>
           <w:tcPr>
             <w:tcW w:w="5000" w:type="pct"/>
@@ -5328,12 +8707,6 @@
         <w:gridCol w:w="927"/>
       </w:tblGrid>
       <w:tr>
-        <w:tblPrEx>
-          <w:tblCellMar>
-            <w:top w:w="0" w:type="dxa"/>
-            <w:bottom w:w="0" w:type="dxa"/>
-          </w:tblCellMar>
-        </w:tblPrEx>
         <w:trPr>
           <w:tblHeader/>
         </w:trPr>
@@ -5531,12 +8904,6 @@
         </w:tc>
       </w:tr>
       <w:tr>
-        <w:tblPrEx>
-          <w:tblCellMar>
-            <w:top w:w="0" w:type="dxa"/>
-            <w:bottom w:w="0" w:type="dxa"/>
-          </w:tblCellMar>
-        </w:tblPrEx>
         <w:tc>
           <w:tcPr>
             <w:tcW w:w="625" w:type="pct"/>
@@ -5651,12 +9018,6 @@
         </w:tc>
       </w:tr>
       <w:tr>
-        <w:tblPrEx>
-          <w:tblCellMar>
-            <w:top w:w="0" w:type="dxa"/>
-            <w:bottom w:w="0" w:type="dxa"/>
-          </w:tblCellMar>
-        </w:tblPrEx>
         <w:tc>
           <w:tcPr>
             <w:tcW w:w="625" w:type="pct"/>
@@ -5771,12 +9132,6 @@
         </w:tc>
       </w:tr>
       <w:tr>
-        <w:tblPrEx>
-          <w:tblCellMar>
-            <w:top w:w="0" w:type="dxa"/>
-            <w:bottom w:w="0" w:type="dxa"/>
-          </w:tblCellMar>
-        </w:tblPrEx>
         <w:tc>
           <w:tcPr>
             <w:tcW w:w="625" w:type="pct"/>
@@ -5872,9 +9227,11 @@
       <w:pPr>
         <w:pStyle w:val="Heading2"/>
       </w:pPr>
+      <w:bookmarkStart w:id="19" w:name="_Toc235607356"/>
       <w:r>
         <w:t>5.3 Route Tables (UDRs)</w:t>
       </w:r>
+      <w:bookmarkEnd w:id="19"/>
     </w:p>
     <w:tbl>
       <w:tblPr>
@@ -5898,12 +9255,6 @@
         <w:gridCol w:w="1558"/>
       </w:tblGrid>
       <w:tr>
-        <w:tblPrEx>
-          <w:tblCellMar>
-            <w:top w:w="0" w:type="dxa"/>
-            <w:bottom w:w="0" w:type="dxa"/>
-          </w:tblCellMar>
-        </w:tblPrEx>
         <w:trPr>
           <w:tblHeader/>
         </w:trPr>
@@ -6053,12 +9404,6 @@
         </w:tc>
       </w:tr>
       <w:tr>
-        <w:tblPrEx>
-          <w:tblCellMar>
-            <w:top w:w="0" w:type="dxa"/>
-            <w:bottom w:w="0" w:type="dxa"/>
-          </w:tblCellMar>
-        </w:tblPrEx>
         <w:tc>
           <w:tcPr>
             <w:tcW w:w="833" w:type="pct"/>
@@ -6145,12 +9490,6 @@
         </w:tc>
       </w:tr>
       <w:tr>
-        <w:tblPrEx>
-          <w:tblCellMar>
-            <w:top w:w="0" w:type="dxa"/>
-            <w:bottom w:w="0" w:type="dxa"/>
-          </w:tblCellMar>
-        </w:tblPrEx>
         <w:tc>
           <w:tcPr>
             <w:tcW w:w="833" w:type="pct"/>
@@ -6224,9 +9563,11 @@
       <w:pPr>
         <w:pStyle w:val="Heading2"/>
       </w:pPr>
+      <w:bookmarkStart w:id="20" w:name="_Toc235607357"/>
       <w:r>
         <w:t>5.4 DNS and Private Endpoint Detail</w:t>
       </w:r>
+      <w:bookmarkEnd w:id="20"/>
     </w:p>
     <w:tbl>
       <w:tblPr>
@@ -6249,12 +9590,6 @@
         <w:gridCol w:w="1455"/>
       </w:tblGrid>
       <w:tr>
-        <w:tblPrEx>
-          <w:tblCellMar>
-            <w:top w:w="0" w:type="dxa"/>
-            <w:bottom w:w="0" w:type="dxa"/>
-          </w:tblCellMar>
-        </w:tblPrEx>
         <w:trPr>
           <w:tblHeader/>
         </w:trPr>
@@ -6381,12 +9716,6 @@
         </w:tc>
       </w:tr>
       <w:tr>
-        <w:tblPrEx>
-          <w:tblCellMar>
-            <w:top w:w="0" w:type="dxa"/>
-            <w:bottom w:w="0" w:type="dxa"/>
-          </w:tblCellMar>
-        </w:tblPrEx>
         <w:tc>
           <w:tcPr>
             <w:tcW w:w="1000" w:type="pct"/>
@@ -6459,12 +9788,6 @@
         </w:tc>
       </w:tr>
       <w:tr>
-        <w:tblPrEx>
-          <w:tblCellMar>
-            <w:top w:w="0" w:type="dxa"/>
-            <w:bottom w:w="0" w:type="dxa"/>
-          </w:tblCellMar>
-        </w:tblPrEx>
         <w:tc>
           <w:tcPr>
             <w:tcW w:w="1000" w:type="pct"/>
@@ -6537,12 +9860,6 @@
         </w:tc>
       </w:tr>
       <w:tr>
-        <w:tblPrEx>
-          <w:tblCellMar>
-            <w:top w:w="0" w:type="dxa"/>
-            <w:bottom w:w="0" w:type="dxa"/>
-          </w:tblCellMar>
-        </w:tblPrEx>
         <w:tc>
           <w:tcPr>
             <w:tcW w:w="1000" w:type="pct"/>
@@ -6605,17 +9922,21 @@
       <w:pPr>
         <w:pStyle w:val="Heading1"/>
       </w:pPr>
+      <w:bookmarkStart w:id="21" w:name="_Toc235607358"/>
       <w:r>
         <w:t>6. Identity, Access and Security Configuration</w:t>
       </w:r>
+      <w:bookmarkEnd w:id="21"/>
     </w:p>
     <w:p>
       <w:pPr>
         <w:pStyle w:val="Heading2"/>
       </w:pPr>
+      <w:bookmarkStart w:id="22" w:name="_Toc235607359"/>
       <w:r>
         <w:t>6.1 RBAC Role Assignments</w:t>
       </w:r>
+      <w:bookmarkEnd w:id="22"/>
     </w:p>
     <w:tbl>
       <w:tblPr>
@@ -6638,12 +9959,6 @@
         <w:gridCol w:w="1870"/>
       </w:tblGrid>
       <w:tr>
-        <w:tblPrEx>
-          <w:tblCellMar>
-            <w:top w:w="0" w:type="dxa"/>
-            <w:bottom w:w="0" w:type="dxa"/>
-          </w:tblCellMar>
-        </w:tblPrEx>
         <w:trPr>
           <w:tblHeader/>
         </w:trPr>
@@ -6769,12 +10084,6 @@
         </w:tc>
       </w:tr>
       <w:tr>
-        <w:tblPrEx>
-          <w:tblCellMar>
-            <w:top w:w="0" w:type="dxa"/>
-            <w:bottom w:w="0" w:type="dxa"/>
-          </w:tblCellMar>
-        </w:tblPrEx>
         <w:tc>
           <w:tcPr>
             <w:tcW w:w="1000" w:type="pct"/>
@@ -6847,12 +10156,6 @@
         </w:tc>
       </w:tr>
       <w:tr>
-        <w:tblPrEx>
-          <w:tblCellMar>
-            <w:top w:w="0" w:type="dxa"/>
-            <w:bottom w:w="0" w:type="dxa"/>
-          </w:tblCellMar>
-        </w:tblPrEx>
         <w:tc>
           <w:tcPr>
             <w:tcW w:w="1000" w:type="pct"/>
@@ -6925,12 +10228,6 @@
         </w:tc>
       </w:tr>
       <w:tr>
-        <w:tblPrEx>
-          <w:tblCellMar>
-            <w:top w:w="0" w:type="dxa"/>
-            <w:bottom w:w="0" w:type="dxa"/>
-          </w:tblCellMar>
-        </w:tblPrEx>
         <w:tc>
           <w:tcPr>
             <w:tcW w:w="1000" w:type="pct"/>
@@ -7003,12 +10300,6 @@
         </w:tc>
       </w:tr>
       <w:tr>
-        <w:tblPrEx>
-          <w:tblCellMar>
-            <w:top w:w="0" w:type="dxa"/>
-            <w:bottom w:w="0" w:type="dxa"/>
-          </w:tblCellMar>
-        </w:tblPrEx>
         <w:tc>
           <w:tcPr>
             <w:tcW w:w="1000" w:type="pct"/>
@@ -7071,9 +10362,11 @@
       <w:pPr>
         <w:pStyle w:val="Heading2"/>
       </w:pPr>
+      <w:bookmarkStart w:id="23" w:name="_Toc235607360"/>
       <w:r>
         <w:t>6.2 Managed Identity Configuration</w:t>
       </w:r>
+      <w:bookmarkEnd w:id="23"/>
     </w:p>
     <w:tbl>
       <w:tblPr>
@@ -7096,12 +10389,6 @@
         <w:gridCol w:w="1870"/>
       </w:tblGrid>
       <w:tr>
-        <w:tblPrEx>
-          <w:tblCellMar>
-            <w:top w:w="0" w:type="dxa"/>
-            <w:bottom w:w="0" w:type="dxa"/>
-          </w:tblCellMar>
-        </w:tblPrEx>
         <w:trPr>
           <w:tblHeader/>
         </w:trPr>
@@ -7227,12 +10514,6 @@
         </w:tc>
       </w:tr>
       <w:tr>
-        <w:tblPrEx>
-          <w:tblCellMar>
-            <w:top w:w="0" w:type="dxa"/>
-            <w:bottom w:w="0" w:type="dxa"/>
-          </w:tblCellMar>
-        </w:tblPrEx>
         <w:tc>
           <w:tcPr>
             <w:tcW w:w="1000" w:type="pct"/>
@@ -7305,12 +10586,6 @@
         </w:tc>
       </w:tr>
       <w:tr>
-        <w:tblPrEx>
-          <w:tblCellMar>
-            <w:top w:w="0" w:type="dxa"/>
-            <w:bottom w:w="0" w:type="dxa"/>
-          </w:tblCellMar>
-        </w:tblPrEx>
         <w:tc>
           <w:tcPr>
             <w:tcW w:w="1000" w:type="pct"/>
@@ -7373,9 +10648,11 @@
       <w:pPr>
         <w:pStyle w:val="Heading2"/>
       </w:pPr>
+      <w:bookmarkStart w:id="24" w:name="_Toc235607361"/>
       <w:r>
         <w:t>6.3 Conditional Access Policy Detail</w:t>
       </w:r>
+      <w:bookmarkEnd w:id="24"/>
     </w:p>
     <w:tbl>
       <w:tblPr>
@@ -7395,12 +10672,6 @@
         <w:gridCol w:w="4675"/>
       </w:tblGrid>
       <w:tr>
-        <w:tblPrEx>
-          <w:tblCellMar>
-            <w:top w:w="0" w:type="dxa"/>
-            <w:bottom w:w="0" w:type="dxa"/>
-          </w:tblCellMar>
-        </w:tblPrEx>
         <w:tc>
           <w:tcPr>
             <w:tcW w:w="2500" w:type="pct"/>
@@ -7441,12 +10712,6 @@
         </w:tc>
       </w:tr>
       <w:tr>
-        <w:tblPrEx>
-          <w:tblCellMar>
-            <w:top w:w="0" w:type="dxa"/>
-            <w:bottom w:w="0" w:type="dxa"/>
-          </w:tblCellMar>
-        </w:tblPrEx>
         <w:tc>
           <w:tcPr>
             <w:tcW w:w="2500" w:type="pct"/>
@@ -7487,12 +10752,6 @@
         </w:tc>
       </w:tr>
       <w:tr>
-        <w:tblPrEx>
-          <w:tblCellMar>
-            <w:top w:w="0" w:type="dxa"/>
-            <w:bottom w:w="0" w:type="dxa"/>
-          </w:tblCellMar>
-        </w:tblPrEx>
         <w:tc>
           <w:tcPr>
             <w:tcW w:w="2500" w:type="pct"/>
@@ -7533,12 +10792,6 @@
         </w:tc>
       </w:tr>
       <w:tr>
-        <w:tblPrEx>
-          <w:tblCellMar>
-            <w:top w:w="0" w:type="dxa"/>
-            <w:bottom w:w="0" w:type="dxa"/>
-          </w:tblCellMar>
-        </w:tblPrEx>
         <w:tc>
           <w:tcPr>
             <w:tcW w:w="2500" w:type="pct"/>
@@ -7579,12 +10832,6 @@
         </w:tc>
       </w:tr>
       <w:tr>
-        <w:tblPrEx>
-          <w:tblCellMar>
-            <w:top w:w="0" w:type="dxa"/>
-            <w:bottom w:w="0" w:type="dxa"/>
-          </w:tblCellMar>
-        </w:tblPrEx>
         <w:tc>
           <w:tcPr>
             <w:tcW w:w="2500" w:type="pct"/>
@@ -7624,9 +10871,11 @@
       <w:pPr>
         <w:pStyle w:val="Heading2"/>
       </w:pPr>
+      <w:bookmarkStart w:id="25" w:name="_Toc235607362"/>
       <w:r>
         <w:t>6.4 Key Vault, Secrets and Certificate Configuration</w:t>
       </w:r>
+      <w:bookmarkEnd w:id="25"/>
     </w:p>
     <w:tbl>
       <w:tblPr>
@@ -7649,12 +10898,6 @@
         <w:gridCol w:w="1870"/>
       </w:tblGrid>
       <w:tr>
-        <w:tblPrEx>
-          <w:tblCellMar>
-            <w:top w:w="0" w:type="dxa"/>
-            <w:bottom w:w="0" w:type="dxa"/>
-          </w:tblCellMar>
-        </w:tblPrEx>
         <w:trPr>
           <w:tblHeader/>
         </w:trPr>
@@ -7781,12 +11024,6 @@
         </w:tc>
       </w:tr>
       <w:tr>
-        <w:tblPrEx>
-          <w:tblCellMar>
-            <w:top w:w="0" w:type="dxa"/>
-            <w:bottom w:w="0" w:type="dxa"/>
-          </w:tblCellMar>
-        </w:tblPrEx>
         <w:tc>
           <w:tcPr>
             <w:tcW w:w="1000" w:type="pct"/>
@@ -7859,12 +11096,6 @@
         </w:tc>
       </w:tr>
       <w:tr>
-        <w:tblPrEx>
-          <w:tblCellMar>
-            <w:top w:w="0" w:type="dxa"/>
-            <w:bottom w:w="0" w:type="dxa"/>
-          </w:tblCellMar>
-        </w:tblPrEx>
         <w:tc>
           <w:tcPr>
             <w:tcW w:w="1000" w:type="pct"/>
@@ -7937,12 +11168,6 @@
         </w:tc>
       </w:tr>
       <w:tr>
-        <w:tblPrEx>
-          <w:tblCellMar>
-            <w:top w:w="0" w:type="dxa"/>
-            <w:bottom w:w="0" w:type="dxa"/>
-          </w:tblCellMar>
-        </w:tblPrEx>
         <w:tc>
           <w:tcPr>
             <w:tcW w:w="1000" w:type="pct"/>
@@ -8005,17 +11230,21 @@
       <w:pPr>
         <w:pStyle w:val="Heading1"/>
       </w:pPr>
+      <w:bookmarkStart w:id="26" w:name="_Toc235607363"/>
       <w:r>
         <w:t>7. Data Design Detail</w:t>
       </w:r>
+      <w:bookmarkEnd w:id="26"/>
     </w:p>
     <w:p>
       <w:pPr>
         <w:pStyle w:val="Heading2"/>
       </w:pPr>
+      <w:bookmarkStart w:id="27" w:name="_Toc235607364"/>
       <w:r>
         <w:t>7.1 Data Model / Schema Design</w:t>
       </w:r>
+      <w:bookmarkEnd w:id="27"/>
     </w:p>
     <w:p>
       <w:r>
@@ -8039,12 +11268,6 @@
         <w:gridCol w:w="9350"/>
       </w:tblGrid>
       <w:tr>
-        <w:tblPrEx>
-          <w:tblCellMar>
-            <w:top w:w="0" w:type="dxa"/>
-            <w:bottom w:w="0" w:type="dxa"/>
-          </w:tblCellMar>
-        </w:tblPrEx>
         <w:tc>
           <w:tcPr>
             <w:tcW w:w="5000" w:type="pct"/>
@@ -8094,12 +11317,6 @@
         <w:gridCol w:w="2338"/>
       </w:tblGrid>
       <w:tr>
-        <w:tblPrEx>
-          <w:tblCellMar>
-            <w:top w:w="0" w:type="dxa"/>
-            <w:bottom w:w="0" w:type="dxa"/>
-          </w:tblCellMar>
-        </w:tblPrEx>
         <w:trPr>
           <w:tblHeader/>
         </w:trPr>
@@ -8201,12 +11418,6 @@
         </w:tc>
       </w:tr>
       <w:tr>
-        <w:tblPrEx>
-          <w:tblCellMar>
-            <w:top w:w="0" w:type="dxa"/>
-            <w:bottom w:w="0" w:type="dxa"/>
-          </w:tblCellMar>
-        </w:tblPrEx>
         <w:tc>
           <w:tcPr>
             <w:tcW w:w="1250" w:type="pct"/>
@@ -8265,12 +11476,6 @@
         </w:tc>
       </w:tr>
       <w:tr>
-        <w:tblPrEx>
-          <w:tblCellMar>
-            <w:top w:w="0" w:type="dxa"/>
-            <w:bottom w:w="0" w:type="dxa"/>
-          </w:tblCellMar>
-        </w:tblPrEx>
         <w:tc>
           <w:tcPr>
             <w:tcW w:w="1250" w:type="pct"/>
@@ -8322,9 +11527,11 @@
       <w:pPr>
         <w:pStyle w:val="Heading2"/>
       </w:pPr>
+      <w:bookmarkStart w:id="28" w:name="_Toc235607365"/>
       <w:r>
         <w:t>7.2 Storage Container and Table Definitions</w:t>
       </w:r>
+      <w:bookmarkEnd w:id="28"/>
     </w:p>
     <w:tbl>
       <w:tblPr>
@@ -8347,12 +11554,6 @@
         <w:gridCol w:w="1870"/>
       </w:tblGrid>
       <w:tr>
-        <w:tblPrEx>
-          <w:tblCellMar>
-            <w:top w:w="0" w:type="dxa"/>
-            <w:bottom w:w="0" w:type="dxa"/>
-          </w:tblCellMar>
-        </w:tblPrEx>
         <w:trPr>
           <w:tblHeader/>
         </w:trPr>
@@ -8478,12 +11679,6 @@
         </w:tc>
       </w:tr>
       <w:tr>
-        <w:tblPrEx>
-          <w:tblCellMar>
-            <w:top w:w="0" w:type="dxa"/>
-            <w:bottom w:w="0" w:type="dxa"/>
-          </w:tblCellMar>
-        </w:tblPrEx>
         <w:tc>
           <w:tcPr>
             <w:tcW w:w="1000" w:type="pct"/>
@@ -8556,12 +11751,6 @@
         </w:tc>
       </w:tr>
       <w:tr>
-        <w:tblPrEx>
-          <w:tblCellMar>
-            <w:top w:w="0" w:type="dxa"/>
-            <w:bottom w:w="0" w:type="dxa"/>
-          </w:tblCellMar>
-        </w:tblPrEx>
         <w:tc>
           <w:tcPr>
             <w:tcW w:w="1000" w:type="pct"/>
@@ -8634,12 +11823,6 @@
         </w:tc>
       </w:tr>
       <w:tr>
-        <w:tblPrEx>
-          <w:tblCellMar>
-            <w:top w:w="0" w:type="dxa"/>
-            <w:bottom w:w="0" w:type="dxa"/>
-          </w:tblCellMar>
-        </w:tblPrEx>
         <w:tc>
           <w:tcPr>
             <w:tcW w:w="1000" w:type="pct"/>
@@ -8702,9 +11885,11 @@
       <w:pPr>
         <w:pStyle w:val="Heading2"/>
       </w:pPr>
+      <w:bookmarkStart w:id="29" w:name="_Toc235607366"/>
       <w:r>
         <w:t>7.3 Indexing and Partitioning Strategy</w:t>
       </w:r>
+      <w:bookmarkEnd w:id="29"/>
     </w:p>
     <w:tbl>
       <w:tblPr>
@@ -8724,12 +11909,6 @@
         <w:gridCol w:w="4675"/>
       </w:tblGrid>
       <w:tr>
-        <w:tblPrEx>
-          <w:tblCellMar>
-            <w:top w:w="0" w:type="dxa"/>
-            <w:bottom w:w="0" w:type="dxa"/>
-          </w:tblCellMar>
-        </w:tblPrEx>
         <w:tc>
           <w:tcPr>
             <w:tcW w:w="2500" w:type="pct"/>
@@ -8770,12 +11949,6 @@
         </w:tc>
       </w:tr>
       <w:tr>
-        <w:tblPrEx>
-          <w:tblCellMar>
-            <w:top w:w="0" w:type="dxa"/>
-            <w:bottom w:w="0" w:type="dxa"/>
-          </w:tblCellMar>
-        </w:tblPrEx>
         <w:tc>
           <w:tcPr>
             <w:tcW w:w="2500" w:type="pct"/>
@@ -8816,12 +11989,6 @@
         </w:tc>
       </w:tr>
       <w:tr>
-        <w:tblPrEx>
-          <w:tblCellMar>
-            <w:top w:w="0" w:type="dxa"/>
-            <w:bottom w:w="0" w:type="dxa"/>
-          </w:tblCellMar>
-        </w:tblPrEx>
         <w:tc>
           <w:tcPr>
             <w:tcW w:w="2500" w:type="pct"/>
@@ -8861,9 +12028,11 @@
       <w:pPr>
         <w:pStyle w:val="Heading2"/>
       </w:pPr>
+      <w:bookmarkStart w:id="30" w:name="_Toc235607367"/>
       <w:r>
         <w:t>7.4 Data Retention, Archival and Purge Jobs</w:t>
       </w:r>
+      <w:bookmarkEnd w:id="30"/>
     </w:p>
     <w:tbl>
       <w:tblPr>
@@ -8886,12 +12055,6 @@
         <w:gridCol w:w="1870"/>
       </w:tblGrid>
       <w:tr>
-        <w:tblPrEx>
-          <w:tblCellMar>
-            <w:top w:w="0" w:type="dxa"/>
-            <w:bottom w:w="0" w:type="dxa"/>
-          </w:tblCellMar>
-        </w:tblPrEx>
         <w:trPr>
           <w:tblHeader/>
         </w:trPr>
@@ -9017,12 +12180,6 @@
         </w:tc>
       </w:tr>
       <w:tr>
-        <w:tblPrEx>
-          <w:tblCellMar>
-            <w:top w:w="0" w:type="dxa"/>
-            <w:bottom w:w="0" w:type="dxa"/>
-          </w:tblCellMar>
-        </w:tblPrEx>
         <w:tc>
           <w:tcPr>
             <w:tcW w:w="1000" w:type="pct"/>
@@ -9095,12 +12252,6 @@
         </w:tc>
       </w:tr>
       <w:tr>
-        <w:tblPrEx>
-          <w:tblCellMar>
-            <w:top w:w="0" w:type="dxa"/>
-            <w:bottom w:w="0" w:type="dxa"/>
-          </w:tblCellMar>
-        </w:tblPrEx>
         <w:tc>
           <w:tcPr>
             <w:tcW w:w="1000" w:type="pct"/>
@@ -9174,12 +12325,6 @@
         </w:tc>
       </w:tr>
       <w:tr>
-        <w:tblPrEx>
-          <w:tblCellMar>
-            <w:top w:w="0" w:type="dxa"/>
-            <w:bottom w:w="0" w:type="dxa"/>
-          </w:tblCellMar>
-        </w:tblPrEx>
         <w:tc>
           <w:tcPr>
             <w:tcW w:w="1000" w:type="pct"/>
@@ -9242,17 +12387,21 @@
       <w:pPr>
         <w:pStyle w:val="Heading1"/>
       </w:pPr>
+      <w:bookmarkStart w:id="31" w:name="_Toc235607368"/>
       <w:r>
         <w:t>8. Integration and API Design Detail</w:t>
       </w:r>
+      <w:bookmarkEnd w:id="31"/>
     </w:p>
     <w:p>
       <w:pPr>
         <w:pStyle w:val="Heading2"/>
       </w:pPr>
+      <w:bookmarkStart w:id="32" w:name="_Toc235607369"/>
       <w:r>
         <w:t>8.1 API Endpoint Specification</w:t>
       </w:r>
+      <w:bookmarkEnd w:id="32"/>
     </w:p>
     <w:tbl>
       <w:tblPr>
@@ -9275,12 +12424,6 @@
         <w:gridCol w:w="1797"/>
       </w:tblGrid>
       <w:tr>
-        <w:tblPrEx>
-          <w:tblCellMar>
-            <w:top w:w="0" w:type="dxa"/>
-            <w:bottom w:w="0" w:type="dxa"/>
-          </w:tblCellMar>
-        </w:tblPrEx>
         <w:trPr>
           <w:tblHeader/>
         </w:trPr>
@@ -9406,12 +12549,6 @@
         </w:tc>
       </w:tr>
       <w:tr>
-        <w:tblPrEx>
-          <w:tblCellMar>
-            <w:top w:w="0" w:type="dxa"/>
-            <w:bottom w:w="0" w:type="dxa"/>
-          </w:tblCellMar>
-        </w:tblPrEx>
         <w:tc>
           <w:tcPr>
             <w:tcW w:w="1000" w:type="pct"/>
@@ -9484,12 +12621,6 @@
         </w:tc>
       </w:tr>
       <w:tr>
-        <w:tblPrEx>
-          <w:tblCellMar>
-            <w:top w:w="0" w:type="dxa"/>
-            <w:bottom w:w="0" w:type="dxa"/>
-          </w:tblCellMar>
-        </w:tblPrEx>
         <w:tc>
           <w:tcPr>
             <w:tcW w:w="1000" w:type="pct"/>
@@ -9562,12 +12693,6 @@
         </w:tc>
       </w:tr>
       <w:tr>
-        <w:tblPrEx>
-          <w:tblCellMar>
-            <w:top w:w="0" w:type="dxa"/>
-            <w:bottom w:w="0" w:type="dxa"/>
-          </w:tblCellMar>
-        </w:tblPrEx>
         <w:tc>
           <w:tcPr>
             <w:tcW w:w="1000" w:type="pct"/>
@@ -9630,9 +12755,11 @@
       <w:pPr>
         <w:pStyle w:val="Heading2"/>
       </w:pPr>
+      <w:bookmarkStart w:id="33" w:name="_Toc235607370"/>
       <w:r>
         <w:t>8.2 Message / Event Schema Design</w:t>
       </w:r>
+      <w:bookmarkEnd w:id="33"/>
     </w:p>
     <w:tbl>
       <w:tblPr>
@@ -9655,12 +12782,6 @@
         <w:gridCol w:w="1722"/>
       </w:tblGrid>
       <w:tr>
-        <w:tblPrEx>
-          <w:tblCellMar>
-            <w:top w:w="0" w:type="dxa"/>
-            <w:bottom w:w="0" w:type="dxa"/>
-          </w:tblCellMar>
-        </w:tblPrEx>
         <w:trPr>
           <w:tblHeader/>
         </w:trPr>
@@ -9786,12 +12907,6 @@
         </w:tc>
       </w:tr>
       <w:tr>
-        <w:tblPrEx>
-          <w:tblCellMar>
-            <w:top w:w="0" w:type="dxa"/>
-            <w:bottom w:w="0" w:type="dxa"/>
-          </w:tblCellMar>
-        </w:tblPrEx>
         <w:tc>
           <w:tcPr>
             <w:tcW w:w="1000" w:type="pct"/>
@@ -9864,12 +12979,6 @@
         </w:tc>
       </w:tr>
       <w:tr>
-        <w:tblPrEx>
-          <w:tblCellMar>
-            <w:top w:w="0" w:type="dxa"/>
-            <w:bottom w:w="0" w:type="dxa"/>
-          </w:tblCellMar>
-        </w:tblPrEx>
         <w:tc>
           <w:tcPr>
             <w:tcW w:w="1000" w:type="pct"/>
@@ -9932,9 +13041,11 @@
       <w:pPr>
         <w:pStyle w:val="Heading2"/>
       </w:pPr>
+      <w:bookmarkStart w:id="34" w:name="_Toc235607371"/>
       <w:r>
         <w:t>8.3 Integration Authentication Detail</w:t>
       </w:r>
+      <w:bookmarkEnd w:id="34"/>
     </w:p>
     <w:tbl>
       <w:tblPr>
@@ -9954,12 +13065,6 @@
         <w:gridCol w:w="4675"/>
       </w:tblGrid>
       <w:tr>
-        <w:tblPrEx>
-          <w:tblCellMar>
-            <w:top w:w="0" w:type="dxa"/>
-            <w:bottom w:w="0" w:type="dxa"/>
-          </w:tblCellMar>
-        </w:tblPrEx>
         <w:tc>
           <w:tcPr>
             <w:tcW w:w="2500" w:type="pct"/>
@@ -10000,12 +13105,6 @@
         </w:tc>
       </w:tr>
       <w:tr>
-        <w:tblPrEx>
-          <w:tblCellMar>
-            <w:top w:w="0" w:type="dxa"/>
-            <w:bottom w:w="0" w:type="dxa"/>
-          </w:tblCellMar>
-        </w:tblPrEx>
         <w:tc>
           <w:tcPr>
             <w:tcW w:w="2500" w:type="pct"/>
@@ -10045,17 +13144,21 @@
       <w:pPr>
         <w:pStyle w:val="Heading1"/>
       </w:pPr>
+      <w:bookmarkStart w:id="35" w:name="_Toc235607372"/>
       <w:r>
         <w:t>9. Infrastructure as Code and Deployment</w:t>
       </w:r>
+      <w:bookmarkEnd w:id="35"/>
     </w:p>
     <w:p>
       <w:pPr>
         <w:pStyle w:val="Heading2"/>
       </w:pPr>
+      <w:bookmarkStart w:id="36" w:name="_Toc235607373"/>
       <w:r>
         <w:t>9.1 IaC Repository and Module Structure</w:t>
       </w:r>
+      <w:bookmarkEnd w:id="36"/>
     </w:p>
     <w:tbl>
       <w:tblPr>
@@ -10075,12 +13178,6 @@
         <w:gridCol w:w="4675"/>
       </w:tblGrid>
       <w:tr>
-        <w:tblPrEx>
-          <w:tblCellMar>
-            <w:top w:w="0" w:type="dxa"/>
-            <w:bottom w:w="0" w:type="dxa"/>
-          </w:tblCellMar>
-        </w:tblPrEx>
         <w:tc>
           <w:tcPr>
             <w:tcW w:w="2500" w:type="pct"/>
@@ -10121,12 +13218,6 @@
         </w:tc>
       </w:tr>
       <w:tr>
-        <w:tblPrEx>
-          <w:tblCellMar>
-            <w:top w:w="0" w:type="dxa"/>
-            <w:bottom w:w="0" w:type="dxa"/>
-          </w:tblCellMar>
-        </w:tblPrEx>
         <w:tc>
           <w:tcPr>
             <w:tcW w:w="2500" w:type="pct"/>
@@ -10167,12 +13258,6 @@
         </w:tc>
       </w:tr>
       <w:tr>
-        <w:tblPrEx>
-          <w:tblCellMar>
-            <w:top w:w="0" w:type="dxa"/>
-            <w:bottom w:w="0" w:type="dxa"/>
-          </w:tblCellMar>
-        </w:tblPrEx>
         <w:tc>
           <w:tcPr>
             <w:tcW w:w="2500" w:type="pct"/>
@@ -10213,12 +13298,6 @@
         </w:tc>
       </w:tr>
       <w:tr>
-        <w:tblPrEx>
-          <w:tblCellMar>
-            <w:top w:w="0" w:type="dxa"/>
-            <w:bottom w:w="0" w:type="dxa"/>
-          </w:tblCellMar>
-        </w:tblPrEx>
         <w:tc>
           <w:tcPr>
             <w:tcW w:w="2500" w:type="pct"/>
@@ -10258,9 +13337,11 @@
       <w:pPr>
         <w:pStyle w:val="Heading2"/>
       </w:pPr>
+      <w:bookmarkStart w:id="37" w:name="_Toc235607374"/>
       <w:r>
         <w:t>9.2 Environment Parameter Matrix</w:t>
       </w:r>
+      <w:bookmarkEnd w:id="37"/>
     </w:p>
     <w:tbl>
       <w:tblPr>
@@ -10282,12 +13363,6 @@
         <w:gridCol w:w="2338"/>
       </w:tblGrid>
       <w:tr>
-        <w:tblPrEx>
-          <w:tblCellMar>
-            <w:top w:w="0" w:type="dxa"/>
-            <w:bottom w:w="0" w:type="dxa"/>
-          </w:tblCellMar>
-        </w:tblPrEx>
         <w:trPr>
           <w:tblHeader/>
         </w:trPr>
@@ -10390,12 +13465,6 @@
         </w:tc>
       </w:tr>
       <w:tr>
-        <w:tblPrEx>
-          <w:tblCellMar>
-            <w:top w:w="0" w:type="dxa"/>
-            <w:bottom w:w="0" w:type="dxa"/>
-          </w:tblCellMar>
-        </w:tblPrEx>
         <w:tc>
           <w:tcPr>
             <w:tcW w:w="1250" w:type="pct"/>
@@ -10454,12 +13523,6 @@
         </w:tc>
       </w:tr>
       <w:tr>
-        <w:tblPrEx>
-          <w:tblCellMar>
-            <w:top w:w="0" w:type="dxa"/>
-            <w:bottom w:w="0" w:type="dxa"/>
-          </w:tblCellMar>
-        </w:tblPrEx>
         <w:tc>
           <w:tcPr>
             <w:tcW w:w="1250" w:type="pct"/>
@@ -10518,12 +13581,6 @@
         </w:tc>
       </w:tr>
       <w:tr>
-        <w:tblPrEx>
-          <w:tblCellMar>
-            <w:top w:w="0" w:type="dxa"/>
-            <w:bottom w:w="0" w:type="dxa"/>
-          </w:tblCellMar>
-        </w:tblPrEx>
         <w:tc>
           <w:tcPr>
             <w:tcW w:w="1250" w:type="pct"/>
@@ -10582,12 +13639,6 @@
         </w:tc>
       </w:tr>
       <w:tr>
-        <w:tblPrEx>
-          <w:tblCellMar>
-            <w:top w:w="0" w:type="dxa"/>
-            <w:bottom w:w="0" w:type="dxa"/>
-          </w:tblCellMar>
-        </w:tblPrEx>
         <w:tc>
           <w:tcPr>
             <w:tcW w:w="1250" w:type="pct"/>
@@ -10639,9 +13690,11 @@
       <w:pPr>
         <w:pStyle w:val="Heading2"/>
       </w:pPr>
+      <w:bookmarkStart w:id="38" w:name="_Toc235607375"/>
       <w:r>
         <w:t>9.3 CI/CD Pipeline Design</w:t>
       </w:r>
+      <w:bookmarkEnd w:id="38"/>
     </w:p>
     <w:tbl>
       <w:tblPr>
@@ -10663,12 +13716,6 @@
         <w:gridCol w:w="2338"/>
       </w:tblGrid>
       <w:tr>
-        <w:tblPrEx>
-          <w:tblCellMar>
-            <w:top w:w="0" w:type="dxa"/>
-            <w:bottom w:w="0" w:type="dxa"/>
-          </w:tblCellMar>
-        </w:tblPrEx>
         <w:trPr>
           <w:tblHeader/>
         </w:trPr>
@@ -10770,12 +13817,6 @@
         </w:tc>
       </w:tr>
       <w:tr>
-        <w:tblPrEx>
-          <w:tblCellMar>
-            <w:top w:w="0" w:type="dxa"/>
-            <w:bottom w:w="0" w:type="dxa"/>
-          </w:tblCellMar>
-        </w:tblPrEx>
         <w:tc>
           <w:tcPr>
             <w:tcW w:w="1250" w:type="pct"/>
@@ -10834,12 +13875,6 @@
         </w:tc>
       </w:tr>
       <w:tr>
-        <w:tblPrEx>
-          <w:tblCellMar>
-            <w:top w:w="0" w:type="dxa"/>
-            <w:bottom w:w="0" w:type="dxa"/>
-          </w:tblCellMar>
-        </w:tblPrEx>
         <w:tc>
           <w:tcPr>
             <w:tcW w:w="1250" w:type="pct"/>
@@ -10898,12 +13933,6 @@
         </w:tc>
       </w:tr>
       <w:tr>
-        <w:tblPrEx>
-          <w:tblCellMar>
-            <w:top w:w="0" w:type="dxa"/>
-            <w:bottom w:w="0" w:type="dxa"/>
-          </w:tblCellMar>
-        </w:tblPrEx>
         <w:tc>
           <w:tcPr>
             <w:tcW w:w="1250" w:type="pct"/>
@@ -10962,12 +13991,6 @@
         </w:tc>
       </w:tr>
       <w:tr>
-        <w:tblPrEx>
-          <w:tblCellMar>
-            <w:top w:w="0" w:type="dxa"/>
-            <w:bottom w:w="0" w:type="dxa"/>
-          </w:tblCellMar>
-        </w:tblPrEx>
         <w:tc>
           <w:tcPr>
             <w:tcW w:w="1250" w:type="pct"/>
@@ -11019,9 +14042,11 @@
       <w:pPr>
         <w:pStyle w:val="Heading2"/>
       </w:pPr>
+      <w:bookmarkStart w:id="39" w:name="_Toc235607376"/>
       <w:r>
         <w:t>9.4 Deployment Sequence</w:t>
       </w:r>
+      <w:bookmarkEnd w:id="39"/>
     </w:p>
     <w:p>
       <w:pPr>
@@ -11132,17 +14157,21 @@
       <w:pPr>
         <w:pStyle w:val="Heading1"/>
       </w:pPr>
+      <w:bookmarkStart w:id="40" w:name="_Toc235607377"/>
       <w:r>
         <w:t>10. Configuration Management</w:t>
       </w:r>
+      <w:bookmarkEnd w:id="40"/>
     </w:p>
     <w:p>
       <w:pPr>
         <w:pStyle w:val="Heading2"/>
       </w:pPr>
+      <w:bookmarkStart w:id="41" w:name="_Toc235607378"/>
       <w:r>
         <w:t>10.1 Application Settings and Environment Variables</w:t>
       </w:r>
+      <w:bookmarkEnd w:id="41"/>
     </w:p>
     <w:tbl>
       <w:tblPr>
@@ -11164,12 +14193,6 @@
         <w:gridCol w:w="2163"/>
       </w:tblGrid>
       <w:tr>
-        <w:tblPrEx>
-          <w:tblCellMar>
-            <w:top w:w="0" w:type="dxa"/>
-            <w:bottom w:w="0" w:type="dxa"/>
-          </w:tblCellMar>
-        </w:tblPrEx>
         <w:trPr>
           <w:tblHeader/>
         </w:trPr>
@@ -11271,12 +14294,6 @@
         </w:tc>
       </w:tr>
       <w:tr>
-        <w:tblPrEx>
-          <w:tblCellMar>
-            <w:top w:w="0" w:type="dxa"/>
-            <w:bottom w:w="0" w:type="dxa"/>
-          </w:tblCellMar>
-        </w:tblPrEx>
         <w:tc>
           <w:tcPr>
             <w:tcW w:w="1250" w:type="pct"/>
@@ -11335,12 +14352,6 @@
         </w:tc>
       </w:tr>
       <w:tr>
-        <w:tblPrEx>
-          <w:tblCellMar>
-            <w:top w:w="0" w:type="dxa"/>
-            <w:bottom w:w="0" w:type="dxa"/>
-          </w:tblCellMar>
-        </w:tblPrEx>
         <w:tc>
           <w:tcPr>
             <w:tcW w:w="1250" w:type="pct"/>
@@ -11399,12 +14410,6 @@
         </w:tc>
       </w:tr>
       <w:tr>
-        <w:tblPrEx>
-          <w:tblCellMar>
-            <w:top w:w="0" w:type="dxa"/>
-            <w:bottom w:w="0" w:type="dxa"/>
-          </w:tblCellMar>
-        </w:tblPrEx>
         <w:tc>
           <w:tcPr>
             <w:tcW w:w="1250" w:type="pct"/>
@@ -11456,9 +14461,11 @@
       <w:pPr>
         <w:pStyle w:val="Heading2"/>
       </w:pPr>
+      <w:bookmarkStart w:id="42" w:name="_Toc235607379"/>
       <w:r>
         <w:t>10.2 Feature Flags</w:t>
       </w:r>
+      <w:bookmarkEnd w:id="42"/>
     </w:p>
     <w:tbl>
       <w:tblPr>
@@ -11480,12 +14487,6 @@
         <w:gridCol w:w="2338"/>
       </w:tblGrid>
       <w:tr>
-        <w:tblPrEx>
-          <w:tblCellMar>
-            <w:top w:w="0" w:type="dxa"/>
-            <w:bottom w:w="0" w:type="dxa"/>
-          </w:tblCellMar>
-        </w:tblPrEx>
         <w:trPr>
           <w:tblHeader/>
         </w:trPr>
@@ -11587,12 +14588,6 @@
         </w:tc>
       </w:tr>
       <w:tr>
-        <w:tblPrEx>
-          <w:tblCellMar>
-            <w:top w:w="0" w:type="dxa"/>
-            <w:bottom w:w="0" w:type="dxa"/>
-          </w:tblCellMar>
-        </w:tblPrEx>
         <w:tc>
           <w:tcPr>
             <w:tcW w:w="1250" w:type="pct"/>
@@ -11644,9 +14639,11 @@
       <w:pPr>
         <w:pStyle w:val="Heading2"/>
       </w:pPr>
+      <w:bookmarkStart w:id="43" w:name="_Toc235607380"/>
       <w:r>
         <w:t>10.3 Scaling and Autoscale Rule Configuration</w:t>
       </w:r>
+      <w:bookmarkEnd w:id="43"/>
     </w:p>
     <w:tbl>
       <w:tblPr>
@@ -11669,12 +14666,6 @@
         <w:gridCol w:w="1870"/>
       </w:tblGrid>
       <w:tr>
-        <w:tblPrEx>
-          <w:tblCellMar>
-            <w:top w:w="0" w:type="dxa"/>
-            <w:bottom w:w="0" w:type="dxa"/>
-          </w:tblCellMar>
-        </w:tblPrEx>
         <w:trPr>
           <w:tblHeader/>
         </w:trPr>
@@ -11801,12 +14792,6 @@
         </w:tc>
       </w:tr>
       <w:tr>
-        <w:tblPrEx>
-          <w:tblCellMar>
-            <w:top w:w="0" w:type="dxa"/>
-            <w:bottom w:w="0" w:type="dxa"/>
-          </w:tblCellMar>
-        </w:tblPrEx>
         <w:tc>
           <w:tcPr>
             <w:tcW w:w="1000" w:type="pct"/>
@@ -11879,12 +14864,6 @@
         </w:tc>
       </w:tr>
       <w:tr>
-        <w:tblPrEx>
-          <w:tblCellMar>
-            <w:top w:w="0" w:type="dxa"/>
-            <w:bottom w:w="0" w:type="dxa"/>
-          </w:tblCellMar>
-        </w:tblPrEx>
         <w:tc>
           <w:tcPr>
             <w:tcW w:w="1000" w:type="pct"/>
@@ -11947,17 +14926,21 @@
       <w:pPr>
         <w:pStyle w:val="Heading1"/>
       </w:pPr>
+      <w:bookmarkStart w:id="44" w:name="_Toc235607381"/>
       <w:r>
         <w:t>11. Monitoring, Logging and Alerting Detail</w:t>
       </w:r>
+      <w:bookmarkEnd w:id="44"/>
     </w:p>
     <w:p>
       <w:pPr>
         <w:pStyle w:val="Heading2"/>
       </w:pPr>
+      <w:bookmarkStart w:id="45" w:name="_Toc235607382"/>
       <w:r>
         <w:t>11.1 Metrics and Diagnostic Settings</w:t>
       </w:r>
+      <w:bookmarkEnd w:id="45"/>
     </w:p>
     <w:tbl>
       <w:tblPr>
@@ -11979,12 +14962,6 @@
         <w:gridCol w:w="2189"/>
       </w:tblGrid>
       <w:tr>
-        <w:tblPrEx>
-          <w:tblCellMar>
-            <w:top w:w="0" w:type="dxa"/>
-            <w:bottom w:w="0" w:type="dxa"/>
-          </w:tblCellMar>
-        </w:tblPrEx>
         <w:trPr>
           <w:tblHeader/>
         </w:trPr>
@@ -12086,12 +15063,6 @@
         </w:tc>
       </w:tr>
       <w:tr>
-        <w:tblPrEx>
-          <w:tblCellMar>
-            <w:top w:w="0" w:type="dxa"/>
-            <w:bottom w:w="0" w:type="dxa"/>
-          </w:tblCellMar>
-        </w:tblPrEx>
         <w:tc>
           <w:tcPr>
             <w:tcW w:w="1250" w:type="pct"/>
@@ -12150,12 +15121,6 @@
         </w:tc>
       </w:tr>
       <w:tr>
-        <w:tblPrEx>
-          <w:tblCellMar>
-            <w:top w:w="0" w:type="dxa"/>
-            <w:bottom w:w="0" w:type="dxa"/>
-          </w:tblCellMar>
-        </w:tblPrEx>
         <w:tc>
           <w:tcPr>
             <w:tcW w:w="1250" w:type="pct"/>
@@ -12214,12 +15179,6 @@
         </w:tc>
       </w:tr>
       <w:tr>
-        <w:tblPrEx>
-          <w:tblCellMar>
-            <w:top w:w="0" w:type="dxa"/>
-            <w:bottom w:w="0" w:type="dxa"/>
-          </w:tblCellMar>
-        </w:tblPrEx>
         <w:tc>
           <w:tcPr>
             <w:tcW w:w="1250" w:type="pct"/>
@@ -12271,9 +15230,11 @@
       <w:pPr>
         <w:pStyle w:val="Heading2"/>
       </w:pPr>
+      <w:bookmarkStart w:id="46" w:name="_Toc235607383"/>
       <w:r>
         <w:t>11.2 Alert Rule Definitions</w:t>
       </w:r>
+      <w:bookmarkEnd w:id="46"/>
     </w:p>
     <w:tbl>
       <w:tblPr>
@@ -12295,12 +15256,6 @@
         <w:gridCol w:w="2338"/>
       </w:tblGrid>
       <w:tr>
-        <w:tblPrEx>
-          <w:tblCellMar>
-            <w:top w:w="0" w:type="dxa"/>
-            <w:bottom w:w="0" w:type="dxa"/>
-          </w:tblCellMar>
-        </w:tblPrEx>
         <w:trPr>
           <w:tblHeader/>
         </w:trPr>
@@ -12402,12 +15357,6 @@
         </w:tc>
       </w:tr>
       <w:tr>
-        <w:tblPrEx>
-          <w:tblCellMar>
-            <w:top w:w="0" w:type="dxa"/>
-            <w:bottom w:w="0" w:type="dxa"/>
-          </w:tblCellMar>
-        </w:tblPrEx>
         <w:tc>
           <w:tcPr>
             <w:tcW w:w="1250" w:type="pct"/>
@@ -12466,12 +15415,6 @@
         </w:tc>
       </w:tr>
       <w:tr>
-        <w:tblPrEx>
-          <w:tblCellMar>
-            <w:top w:w="0" w:type="dxa"/>
-            <w:bottom w:w="0" w:type="dxa"/>
-          </w:tblCellMar>
-        </w:tblPrEx>
         <w:tc>
           <w:tcPr>
             <w:tcW w:w="1250" w:type="pct"/>
@@ -12530,12 +15473,6 @@
         </w:tc>
       </w:tr>
       <w:tr>
-        <w:tblPrEx>
-          <w:tblCellMar>
-            <w:top w:w="0" w:type="dxa"/>
-            <w:bottom w:w="0" w:type="dxa"/>
-          </w:tblCellMar>
-        </w:tblPrEx>
         <w:tc>
           <w:tcPr>
             <w:tcW w:w="1250" w:type="pct"/>
@@ -12587,9 +15524,11 @@
       <w:pPr>
         <w:pStyle w:val="Heading2"/>
       </w:pPr>
+      <w:bookmarkStart w:id="47" w:name="_Toc235607384"/>
       <w:r>
         <w:t>11.3 Dashboards and Workbooks</w:t>
       </w:r>
+      <w:bookmarkEnd w:id="47"/>
     </w:p>
     <w:tbl>
       <w:tblPr>
@@ -12609,12 +15548,6 @@
         <w:gridCol w:w="4675"/>
       </w:tblGrid>
       <w:tr>
-        <w:tblPrEx>
-          <w:tblCellMar>
-            <w:top w:w="0" w:type="dxa"/>
-            <w:bottom w:w="0" w:type="dxa"/>
-          </w:tblCellMar>
-        </w:tblPrEx>
         <w:tc>
           <w:tcPr>
             <w:tcW w:w="2500" w:type="pct"/>
@@ -12655,12 +15588,6 @@
         </w:tc>
       </w:tr>
       <w:tr>
-        <w:tblPrEx>
-          <w:tblCellMar>
-            <w:top w:w="0" w:type="dxa"/>
-            <w:bottom w:w="0" w:type="dxa"/>
-          </w:tblCellMar>
-        </w:tblPrEx>
         <w:tc>
           <w:tcPr>
             <w:tcW w:w="2500" w:type="pct"/>
@@ -12701,12 +15628,6 @@
         </w:tc>
       </w:tr>
       <w:tr>
-        <w:tblPrEx>
-          <w:tblCellMar>
-            <w:top w:w="0" w:type="dxa"/>
-            <w:bottom w:w="0" w:type="dxa"/>
-          </w:tblCellMar>
-        </w:tblPrEx>
         <w:tc>
           <w:tcPr>
             <w:tcW w:w="2500" w:type="pct"/>
@@ -12746,17 +15667,21 @@
       <w:pPr>
         <w:pStyle w:val="Heading1"/>
       </w:pPr>
+      <w:bookmarkStart w:id="48" w:name="_Toc235607385"/>
       <w:r>
         <w:t>12. Testing and Validation</w:t>
       </w:r>
+      <w:bookmarkEnd w:id="48"/>
     </w:p>
     <w:p>
       <w:pPr>
         <w:pStyle w:val="Heading2"/>
       </w:pPr>
+      <w:bookmarkStart w:id="49" w:name="_Toc235607386"/>
       <w:r>
         <w:t>12.1 Test Strategy</w:t>
       </w:r>
+      <w:bookmarkEnd w:id="49"/>
     </w:p>
     <w:p>
       <w:pPr>
@@ -12831,9 +15756,11 @@
       <w:pPr>
         <w:pStyle w:val="Heading2"/>
       </w:pPr>
+      <w:bookmarkStart w:id="50" w:name="_Toc235607387"/>
       <w:r>
         <w:t>12.2 Test Case Summary</w:t>
       </w:r>
+      <w:bookmarkEnd w:id="50"/>
     </w:p>
     <w:tbl>
       <w:tblPr>
@@ -12856,12 +15783,6 @@
         <w:gridCol w:w="1870"/>
       </w:tblGrid>
       <w:tr>
-        <w:tblPrEx>
-          <w:tblCellMar>
-            <w:top w:w="0" w:type="dxa"/>
-            <w:bottom w:w="0" w:type="dxa"/>
-          </w:tblCellMar>
-        </w:tblPrEx>
         <w:trPr>
           <w:tblHeader/>
         </w:trPr>
@@ -12988,12 +15909,6 @@
         </w:tc>
       </w:tr>
       <w:tr>
-        <w:tblPrEx>
-          <w:tblCellMar>
-            <w:top w:w="0" w:type="dxa"/>
-            <w:bottom w:w="0" w:type="dxa"/>
-          </w:tblCellMar>
-        </w:tblPrEx>
         <w:tc>
           <w:tcPr>
             <w:tcW w:w="1000" w:type="pct"/>
@@ -13066,12 +15981,6 @@
         </w:tc>
       </w:tr>
       <w:tr>
-        <w:tblPrEx>
-          <w:tblCellMar>
-            <w:top w:w="0" w:type="dxa"/>
-            <w:bottom w:w="0" w:type="dxa"/>
-          </w:tblCellMar>
-        </w:tblPrEx>
         <w:tc>
           <w:tcPr>
             <w:tcW w:w="1000" w:type="pct"/>
@@ -13144,12 +16053,6 @@
         </w:tc>
       </w:tr>
       <w:tr>
-        <w:tblPrEx>
-          <w:tblCellMar>
-            <w:top w:w="0" w:type="dxa"/>
-            <w:bottom w:w="0" w:type="dxa"/>
-          </w:tblCellMar>
-        </w:tblPrEx>
         <w:tc>
           <w:tcPr>
             <w:tcW w:w="1000" w:type="pct"/>
@@ -13212,9 +16115,11 @@
       <w:pPr>
         <w:pStyle w:val="Heading2"/>
       </w:pPr>
+      <w:bookmarkStart w:id="51" w:name="_Toc235607388"/>
       <w:r>
         <w:t>12.3 Performance and Load Test Targets</w:t>
       </w:r>
+      <w:bookmarkEnd w:id="51"/>
     </w:p>
     <w:tbl>
       <w:tblPr>
@@ -13234,12 +16139,6 @@
         <w:gridCol w:w="4675"/>
       </w:tblGrid>
       <w:tr>
-        <w:tblPrEx>
-          <w:tblCellMar>
-            <w:top w:w="0" w:type="dxa"/>
-            <w:bottom w:w="0" w:type="dxa"/>
-          </w:tblCellMar>
-        </w:tblPrEx>
         <w:tc>
           <w:tcPr>
             <w:tcW w:w="2500" w:type="pct"/>
@@ -13280,12 +16179,6 @@
         </w:tc>
       </w:tr>
       <w:tr>
-        <w:tblPrEx>
-          <w:tblCellMar>
-            <w:top w:w="0" w:type="dxa"/>
-            <w:bottom w:w="0" w:type="dxa"/>
-          </w:tblCellMar>
-        </w:tblPrEx>
         <w:tc>
           <w:tcPr>
             <w:tcW w:w="2500" w:type="pct"/>
@@ -13326,12 +16219,6 @@
         </w:tc>
       </w:tr>
       <w:tr>
-        <w:tblPrEx>
-          <w:tblCellMar>
-            <w:top w:w="0" w:type="dxa"/>
-            <w:bottom w:w="0" w:type="dxa"/>
-          </w:tblCellMar>
-        </w:tblPrEx>
         <w:tc>
           <w:tcPr>
             <w:tcW w:w="2500" w:type="pct"/>
@@ -13372,12 +16259,6 @@
         </w:tc>
       </w:tr>
       <w:tr>
-        <w:tblPrEx>
-          <w:tblCellMar>
-            <w:top w:w="0" w:type="dxa"/>
-            <w:bottom w:w="0" w:type="dxa"/>
-          </w:tblCellMar>
-        </w:tblPrEx>
         <w:tc>
           <w:tcPr>
             <w:tcW w:w="2500" w:type="pct"/>
@@ -13417,9 +16298,11 @@
       <w:pPr>
         <w:pStyle w:val="Heading2"/>
       </w:pPr>
+      <w:bookmarkStart w:id="52" w:name="_Toc235607389"/>
       <w:r>
         <w:t>12.4 DR / Failover Test Plan</w:t>
       </w:r>
+      <w:bookmarkEnd w:id="52"/>
     </w:p>
     <w:tbl>
       <w:tblPr>
@@ -13439,12 +16322,6 @@
         <w:gridCol w:w="4675"/>
       </w:tblGrid>
       <w:tr>
-        <w:tblPrEx>
-          <w:tblCellMar>
-            <w:top w:w="0" w:type="dxa"/>
-            <w:bottom w:w="0" w:type="dxa"/>
-          </w:tblCellMar>
-        </w:tblPrEx>
         <w:tc>
           <w:tcPr>
             <w:tcW w:w="2500" w:type="pct"/>
@@ -13485,12 +16362,6 @@
         </w:tc>
       </w:tr>
       <w:tr>
-        <w:tblPrEx>
-          <w:tblCellMar>
-            <w:top w:w="0" w:type="dxa"/>
-            <w:bottom w:w="0" w:type="dxa"/>
-          </w:tblCellMar>
-        </w:tblPrEx>
         <w:tc>
           <w:tcPr>
             <w:tcW w:w="2500" w:type="pct"/>
@@ -13531,12 +16402,6 @@
         </w:tc>
       </w:tr>
       <w:tr>
-        <w:tblPrEx>
-          <w:tblCellMar>
-            <w:top w:w="0" w:type="dxa"/>
-            <w:bottom w:w="0" w:type="dxa"/>
-          </w:tblCellMar>
-        </w:tblPrEx>
         <w:tc>
           <w:tcPr>
             <w:tcW w:w="2500" w:type="pct"/>
@@ -13577,12 +16442,6 @@
         </w:tc>
       </w:tr>
       <w:tr>
-        <w:tblPrEx>
-          <w:tblCellMar>
-            <w:top w:w="0" w:type="dxa"/>
-            <w:bottom w:w="0" w:type="dxa"/>
-          </w:tblCellMar>
-        </w:tblPrEx>
         <w:tc>
           <w:tcPr>
             <w:tcW w:w="2500" w:type="pct"/>
@@ -13622,17 +16481,21 @@
       <w:pPr>
         <w:pStyle w:val="Heading1"/>
       </w:pPr>
+      <w:bookmarkStart w:id="53" w:name="_Toc235607390"/>
       <w:r>
         <w:t>13. Operational Runbooks</w:t>
       </w:r>
+      <w:bookmarkEnd w:id="53"/>
     </w:p>
     <w:p>
       <w:pPr>
         <w:pStyle w:val="Heading2"/>
       </w:pPr>
+      <w:bookmarkStart w:id="54" w:name="_Toc235607391"/>
       <w:r>
         <w:t>13.1 Deployment Runbook</w:t>
       </w:r>
+      <w:bookmarkEnd w:id="54"/>
     </w:p>
     <w:p>
       <w:pPr>
@@ -13719,9 +16582,11 @@
       <w:pPr>
         <w:pStyle w:val="Heading2"/>
       </w:pPr>
+      <w:bookmarkStart w:id="55" w:name="_Toc235607392"/>
       <w:r>
         <w:t>13.2 Rollback Procedure</w:t>
       </w:r>
+      <w:bookmarkEnd w:id="55"/>
     </w:p>
     <w:p>
       <w:pPr>
@@ -13784,9 +16649,11 @@
       <w:pPr>
         <w:pStyle w:val="Heading2"/>
       </w:pPr>
+      <w:bookmarkStart w:id="56" w:name="_Toc235607393"/>
       <w:r>
         <w:t>13.3 Scaling Procedure</w:t>
       </w:r>
+      <w:bookmarkEnd w:id="56"/>
     </w:p>
     <w:p>
       <w:pPr>
@@ -13849,9 +16716,11 @@
       <w:pPr>
         <w:pStyle w:val="Heading2"/>
       </w:pPr>
+      <w:bookmarkStart w:id="57" w:name="_Toc235607394"/>
       <w:r>
         <w:t>13.4 Incident Response and Troubleshooting</w:t>
       </w:r>
+      <w:bookmarkEnd w:id="57"/>
     </w:p>
     <w:tbl>
       <w:tblPr>
@@ -13873,12 +16742,6 @@
         <w:gridCol w:w="2338"/>
       </w:tblGrid>
       <w:tr>
-        <w:tblPrEx>
-          <w:tblCellMar>
-            <w:top w:w="0" w:type="dxa"/>
-            <w:bottom w:w="0" w:type="dxa"/>
-          </w:tblCellMar>
-        </w:tblPrEx>
         <w:trPr>
           <w:tblHeader/>
         </w:trPr>
@@ -13980,12 +16843,6 @@
         </w:tc>
       </w:tr>
       <w:tr>
-        <w:tblPrEx>
-          <w:tblCellMar>
-            <w:top w:w="0" w:type="dxa"/>
-            <w:bottom w:w="0" w:type="dxa"/>
-          </w:tblCellMar>
-        </w:tblPrEx>
         <w:tc>
           <w:tcPr>
             <w:tcW w:w="1250" w:type="pct"/>
@@ -14044,12 +16901,6 @@
         </w:tc>
       </w:tr>
       <w:tr>
-        <w:tblPrEx>
-          <w:tblCellMar>
-            <w:top w:w="0" w:type="dxa"/>
-            <w:bottom w:w="0" w:type="dxa"/>
-          </w:tblCellMar>
-        </w:tblPrEx>
         <w:tc>
           <w:tcPr>
             <w:tcW w:w="1250" w:type="pct"/>
@@ -14108,12 +16959,6 @@
         </w:tc>
       </w:tr>
       <w:tr>
-        <w:tblPrEx>
-          <w:tblCellMar>
-            <w:top w:w="0" w:type="dxa"/>
-            <w:bottom w:w="0" w:type="dxa"/>
-          </w:tblCellMar>
-        </w:tblPrEx>
         <w:tc>
           <w:tcPr>
             <w:tcW w:w="1250" w:type="pct"/>
@@ -14165,9 +17010,11 @@
       <w:pPr>
         <w:pStyle w:val="Heading1"/>
       </w:pPr>
+      <w:bookmarkStart w:id="58" w:name="_Toc235607395"/>
       <w:r>
         <w:t>14. Open Issues and Decisions</w:t>
       </w:r>
+      <w:bookmarkEnd w:id="58"/>
     </w:p>
     <w:p>
       <w:r>
@@ -14197,12 +17044,6 @@
         <w:gridCol w:w="1558"/>
       </w:tblGrid>
       <w:tr>
-        <w:tblPrEx>
-          <w:tblCellMar>
-            <w:top w:w="0" w:type="dxa"/>
-            <w:bottom w:w="0" w:type="dxa"/>
-          </w:tblCellMar>
-        </w:tblPrEx>
         <w:trPr>
           <w:tblHeader/>
         </w:trPr>
@@ -14352,12 +17193,6 @@
         </w:tc>
       </w:tr>
       <w:tr>
-        <w:tblPrEx>
-          <w:tblCellMar>
-            <w:top w:w="0" w:type="dxa"/>
-            <w:bottom w:w="0" w:type="dxa"/>
-          </w:tblCellMar>
-        </w:tblPrEx>
         <w:tc>
           <w:tcPr>
             <w:tcW w:w="833" w:type="pct"/>
@@ -14444,12 +17279,6 @@
         </w:tc>
       </w:tr>
       <w:tr>
-        <w:tblPrEx>
-          <w:tblCellMar>
-            <w:top w:w="0" w:type="dxa"/>
-            <w:bottom w:w="0" w:type="dxa"/>
-          </w:tblCellMar>
-        </w:tblPrEx>
         <w:tc>
           <w:tcPr>
             <w:tcW w:w="833" w:type="pct"/>
@@ -14523,9 +17352,11 @@
       <w:pPr>
         <w:pStyle w:val="Heading1"/>
       </w:pPr>
+      <w:bookmarkStart w:id="59" w:name="_Toc235607396"/>
       <w:r>
         <w:t>Appendix A -- Configuration and Script Reference</w:t>
       </w:r>
+      <w:bookmarkEnd w:id="59"/>
     </w:p>
     <w:p>
       <w:r>
@@ -14549,12 +17380,6 @@
         <w:gridCol w:w="9350"/>
       </w:tblGrid>
       <w:tr>
-        <w:tblPrEx>
-          <w:tblCellMar>
-            <w:top w:w="0" w:type="dxa"/>
-            <w:bottom w:w="0" w:type="dxa"/>
-          </w:tblCellMar>
-        </w:tblPrEx>
         <w:tc>
           <w:tcPr>
             <w:tcW w:w="5000" w:type="pct"/>
@@ -14581,9 +17406,11 @@
       <w:pPr>
         <w:pStyle w:val="Heading1"/>
       </w:pPr>
+      <w:bookmarkStart w:id="60" w:name="_Toc235607397"/>
       <w:r>
         <w:t>Appendix B -- Glossary</w:t>
       </w:r>
+      <w:bookmarkEnd w:id="60"/>
     </w:p>
     <w:tbl>
       <w:tblPr>
@@ -14603,12 +17430,6 @@
         <w:gridCol w:w="4675"/>
       </w:tblGrid>
       <w:tr>
-        <w:tblPrEx>
-          <w:tblCellMar>
-            <w:top w:w="0" w:type="dxa"/>
-            <w:bottom w:w="0" w:type="dxa"/>
-          </w:tblCellMar>
-        </w:tblPrEx>
         <w:trPr>
           <w:tblHeader/>
         </w:trPr>
@@ -14662,12 +17483,6 @@
         </w:tc>
       </w:tr>
       <w:tr>
-        <w:tblPrEx>
-          <w:tblCellMar>
-            <w:top w:w="0" w:type="dxa"/>
-            <w:bottom w:w="0" w:type="dxa"/>
-          </w:tblCellMar>
-        </w:tblPrEx>
         <w:tc>
           <w:tcPr>
             <w:tcW w:w="2500" w:type="pct"/>
@@ -14698,12 +17513,6 @@
         </w:tc>
       </w:tr>
       <w:tr>
-        <w:tblPrEx>
-          <w:tblCellMar>
-            <w:top w:w="0" w:type="dxa"/>
-            <w:bottom w:w="0" w:type="dxa"/>
-          </w:tblCellMar>
-        </w:tblPrEx>
         <w:tc>
           <w:tcPr>
             <w:tcW w:w="2500" w:type="pct"/>
@@ -14734,12 +17543,6 @@
         </w:tc>
       </w:tr>
       <w:tr>
-        <w:tblPrEx>
-          <w:tblCellMar>
-            <w:top w:w="0" w:type="dxa"/>
-            <w:bottom w:w="0" w:type="dxa"/>
-          </w:tblCellMar>
-        </w:tblPrEx>
         <w:tc>
           <w:tcPr>
             <w:tcW w:w="2500" w:type="pct"/>
@@ -14770,12 +17573,6 @@
         </w:tc>
       </w:tr>
       <w:tr>
-        <w:tblPrEx>
-          <w:tblCellMar>
-            <w:top w:w="0" w:type="dxa"/>
-            <w:bottom w:w="0" w:type="dxa"/>
-          </w:tblCellMar>
-        </w:tblPrEx>
         <w:tc>
           <w:tcPr>
             <w:tcW w:w="2500" w:type="pct"/>
@@ -14806,12 +17603,6 @@
         </w:tc>
       </w:tr>
       <w:tr>
-        <w:tblPrEx>
-          <w:tblCellMar>
-            <w:top w:w="0" w:type="dxa"/>
-            <w:bottom w:w="0" w:type="dxa"/>
-          </w:tblCellMar>
-        </w:tblPrEx>
         <w:tc>
           <w:tcPr>
             <w:tcW w:w="2500" w:type="pct"/>
@@ -14842,12 +17633,6 @@
         </w:tc>
       </w:tr>
       <w:tr>
-        <w:tblPrEx>
-          <w:tblCellMar>
-            <w:top w:w="0" w:type="dxa"/>
-            <w:bottom w:w="0" w:type="dxa"/>
-          </w:tblCellMar>
-        </w:tblPrEx>
         <w:tc>
           <w:tcPr>
             <w:tcW w:w="2500" w:type="pct"/>
@@ -14878,12 +17663,6 @@
         </w:tc>
       </w:tr>
       <w:tr>
-        <w:tblPrEx>
-          <w:tblCellMar>
-            <w:top w:w="0" w:type="dxa"/>
-            <w:bottom w:w="0" w:type="dxa"/>
-          </w:tblCellMar>
-        </w:tblPrEx>
         <w:tc>
           <w:tcPr>
             <w:tcW w:w="2500" w:type="pct"/>
@@ -14914,12 +17693,6 @@
         </w:tc>
       </w:tr>
       <w:tr>
-        <w:tblPrEx>
-          <w:tblCellMar>
-            <w:top w:w="0" w:type="dxa"/>
-            <w:bottom w:w="0" w:type="dxa"/>
-          </w:tblCellMar>
-        </w:tblPrEx>
         <w:tc>
           <w:tcPr>
             <w:tcW w:w="2500" w:type="pct"/>
@@ -14951,12 +17724,6 @@
         </w:tc>
       </w:tr>
       <w:tr>
-        <w:tblPrEx>
-          <w:tblCellMar>
-            <w:top w:w="0" w:type="dxa"/>
-            <w:bottom w:w="0" w:type="dxa"/>
-          </w:tblCellMar>
-        </w:tblPrEx>
         <w:tc>
           <w:tcPr>
             <w:tcW w:w="2500" w:type="pct"/>
@@ -14987,12 +17754,6 @@
         </w:tc>
       </w:tr>
       <w:tr>
-        <w:tblPrEx>
-          <w:tblCellMar>
-            <w:top w:w="0" w:type="dxa"/>
-            <w:bottom w:w="0" w:type="dxa"/>
-          </w:tblCellMar>
-        </w:tblPrEx>
         <w:tc>
           <w:tcPr>
             <w:tcW w:w="2500" w:type="pct"/>
@@ -15023,12 +17784,6 @@
         </w:tc>
       </w:tr>
       <w:tr>
-        <w:tblPrEx>
-          <w:tblCellMar>
-            <w:top w:w="0" w:type="dxa"/>
-            <w:bottom w:w="0" w:type="dxa"/>
-          </w:tblCellMar>
-        </w:tblPrEx>
         <w:tc>
           <w:tcPr>
             <w:tcW w:w="2500" w:type="pct"/>
@@ -15059,12 +17814,6 @@
         </w:tc>
       </w:tr>
       <w:tr>
-        <w:tblPrEx>
-          <w:tblCellMar>
-            <w:top w:w="0" w:type="dxa"/>
-            <w:bottom w:w="0" w:type="dxa"/>
-          </w:tblCellMar>
-        </w:tblPrEx>
         <w:tc>
           <w:tcPr>
             <w:tcW w:w="2500" w:type="pct"/>
@@ -15095,12 +17844,6 @@
         </w:tc>
       </w:tr>
       <w:tr>
-        <w:tblPrEx>
-          <w:tblCellMar>
-            <w:top w:w="0" w:type="dxa"/>
-            <w:bottom w:w="0" w:type="dxa"/>
-          </w:tblCellMar>
-        </w:tblPrEx>
         <w:tc>
           <w:tcPr>
             <w:tcW w:w="2500" w:type="pct"/>
@@ -15131,12 +17874,6 @@
         </w:tc>
       </w:tr>
       <w:tr>
-        <w:tblPrEx>
-          <w:tblCellMar>
-            <w:top w:w="0" w:type="dxa"/>
-            <w:bottom w:w="0" w:type="dxa"/>
-          </w:tblCellMar>
-        </w:tblPrEx>
         <w:tc>
           <w:tcPr>
             <w:tcW w:w="2500" w:type="pct"/>
@@ -15167,12 +17904,6 @@
         </w:tc>
       </w:tr>
       <w:tr>
-        <w:tblPrEx>
-          <w:tblCellMar>
-            <w:top w:w="0" w:type="dxa"/>
-            <w:bottom w:w="0" w:type="dxa"/>
-          </w:tblCellMar>
-        </w:tblPrEx>
         <w:tc>
           <w:tcPr>
             <w:tcW w:w="2500" w:type="pct"/>
@@ -15203,12 +17934,6 @@
         </w:tc>
       </w:tr>
       <w:tr>
-        <w:tblPrEx>
-          <w:tblCellMar>
-            <w:top w:w="0" w:type="dxa"/>
-            <w:bottom w:w="0" w:type="dxa"/>
-          </w:tblCellMar>
-        </w:tblPrEx>
         <w:tc>
           <w:tcPr>
             <w:tcW w:w="2500" w:type="pct"/>
@@ -15239,12 +17964,6 @@
         </w:tc>
       </w:tr>
       <w:tr>
-        <w:tblPrEx>
-          <w:tblCellMar>
-            <w:top w:w="0" w:type="dxa"/>
-            <w:bottom w:w="0" w:type="dxa"/>
-          </w:tblCellMar>
-        </w:tblPrEx>
         <w:tc>
           <w:tcPr>
             <w:tcW w:w="2500" w:type="pct"/>
@@ -15275,12 +17994,6 @@
         </w:tc>
       </w:tr>
       <w:tr>
-        <w:tblPrEx>
-          <w:tblCellMar>
-            <w:top w:w="0" w:type="dxa"/>
-            <w:bottom w:w="0" w:type="dxa"/>
-          </w:tblCellMar>
-        </w:tblPrEx>
         <w:tc>
           <w:tcPr>
             <w:tcW w:w="2500" w:type="pct"/>
@@ -15311,12 +18024,6 @@
         </w:tc>
       </w:tr>
       <w:tr>
-        <w:tblPrEx>
-          <w:tblCellMar>
-            <w:top w:w="0" w:type="dxa"/>
-            <w:bottom w:w="0" w:type="dxa"/>
-          </w:tblCellMar>
-        </w:tblPrEx>
         <w:tc>
           <w:tcPr>
             <w:tcW w:w="2500" w:type="pct"/>
@@ -15346,9 +18053,11 @@
       <w:pPr>
         <w:pStyle w:val="Heading1"/>
       </w:pPr>
+      <w:bookmarkStart w:id="61" w:name="_Toc235607398"/>
       <w:r>
         <w:t>Appendix C -- Reference Architecture Links</w:t>
       </w:r>
+      <w:bookmarkEnd w:id="61"/>
     </w:p>
     <w:p>
       <w:pPr>
@@ -16664,6 +19373,31 @@
     <w:uiPriority w:val="99"/>
     <w:rsid w:val="002A59E7"/>
   </w:style>
+  <w:style w:type="paragraph" w:styleId="TOC1">
+    <w:name w:val="toc 1"/>
+    <w:basedOn w:val="Normal"/>
+    <w:next w:val="Normal"/>
+    <w:autoRedefine/>
+    <w:uiPriority w:val="39"/>
+    <w:unhideWhenUsed/>
+    <w:rsid w:val="00843ABC"/>
+    <w:pPr>
+      <w:spacing w:after="100"/>
+    </w:pPr>
+  </w:style>
+  <w:style w:type="paragraph" w:styleId="TOC2">
+    <w:name w:val="toc 2"/>
+    <w:basedOn w:val="Normal"/>
+    <w:next w:val="Normal"/>
+    <w:autoRedefine/>
+    <w:uiPriority w:val="39"/>
+    <w:unhideWhenUsed/>
+    <w:rsid w:val="00843ABC"/>
+    <w:pPr>
+      <w:spacing w:after="100"/>
+      <w:ind w:left="200"/>
+    </w:pPr>
+  </w:style>
 </w:styles>
 </file>
 
